--- a/examples/finanzas-argentinas/sources/10 Plazos Fijos.docx
+++ b/examples/finanzas-argentinas/sources/10 Plazos Fijos.docx
@@ -1,93 +1,69 @@
 
 <file path=word/document.xml><?xml version="1.0" encoding="utf-8"?>
-<w:document xmlns:wpc="http://schemas.microsoft.com/office/word/2010/wordprocessingCanvas" xmlns:mc="http://schemas.openxmlformats.org/markup-compatibility/2006" xmlns:o="urn:schemas-microsoft-com:office:office" xmlns:r="http://schemas.openxmlformats.org/officeDocument/2006/relationships" xmlns:m="http://schemas.openxmlformats.org/officeDocument/2006/math" xmlns:v="urn:schemas-microsoft-com:vml" xmlns:wp14="http://schemas.microsoft.com/office/word/2010/wordprocessingDrawing" xmlns:wp="http://schemas.openxmlformats.org/drawingml/2006/wordprocessingDrawing" xmlns:w10="urn:schemas-microsoft-com:office:word" xmlns:w="http://schemas.openxmlformats.org/wordprocessingml/2006/main" xmlns:w14="http://schemas.microsoft.com/office/word/2010/wordml" xmlns:w15="http://schemas.microsoft.com/office/word/2012/wordml" xmlns:wpg="http://schemas.microsoft.com/office/word/2010/wordprocessingGroup" xmlns:wpi="http://schemas.microsoft.com/office/word/2010/wordprocessingInk" xmlns:wne="http://schemas.microsoft.com/office/word/2006/wordml" xmlns:wps="http://schemas.microsoft.com/office/word/2010/wordprocessingShape" xmlns:cx="http://schemas.microsoft.com/office/drawing/2014/chartex" xmlns:cx1="http://schemas.microsoft.com/office/drawing/2015/9/8/chartex" xmlns:cx2="http://schemas.microsoft.com/office/drawing/2015/10/21/chartex" xmlns:cx3="http://schemas.microsoft.com/office/drawing/2016/5/9/chartex" xmlns:cx4="http://schemas.microsoft.com/office/drawing/2016/5/10/chartex" xmlns:cx5="http://schemas.microsoft.com/office/drawing/2016/5/11/chartex" xmlns:cx6="http://schemas.microsoft.com/office/drawing/2016/5/12/chartex" xmlns:cx7="http://schemas.microsoft.com/office/drawing/2016/5/13/chartex" xmlns:cx8="http://schemas.microsoft.com/office/drawing/2016/5/14/chartex" xmlns:aink="http://schemas.microsoft.com/office/drawing/2016/ink" xmlns:am3d="http://schemas.microsoft.com/office/drawing/2017/model3d" xmlns:w16cex="http://schemas.microsoft.com/office/word/2018/wordml/cex" xmlns:w16cid="http://schemas.microsoft.com/office/word/2016/wordml/cid" xmlns:w16="http://schemas.microsoft.com/office/word/2018/wordml" xmlns:w16sdtdh="http://schemas.microsoft.com/office/word/2020/wordml/sdtdatahash" xmlns:w16se="http://schemas.microsoft.com/office/word/2015/wordml/symex" mc:Ignorable="w14 w15 wp14">
+<w:document xmlns:wpc="http://schemas.microsoft.com/office/word/2010/wordprocessingCanvas" xmlns:cx="http://schemas.microsoft.com/office/drawing/2014/chartex" xmlns:cx1="http://schemas.microsoft.com/office/drawing/2015/9/8/chartex" xmlns:cx2="http://schemas.microsoft.com/office/drawing/2015/10/21/chartex" xmlns:cx3="http://schemas.microsoft.com/office/drawing/2016/5/9/chartex" xmlns:cx4="http://schemas.microsoft.com/office/drawing/2016/5/10/chartex" xmlns:cx5="http://schemas.microsoft.com/office/drawing/2016/5/11/chartex" xmlns:cx6="http://schemas.microsoft.com/office/drawing/2016/5/12/chartex" xmlns:cx7="http://schemas.microsoft.com/office/drawing/2016/5/13/chartex" xmlns:cx8="http://schemas.microsoft.com/office/drawing/2016/5/14/chartex" xmlns:mc="http://schemas.openxmlformats.org/markup-compatibility/2006" xmlns:m="http://schemas.openxmlformats.org/officeDocument/2006/math" xmlns:aink="http://schemas.microsoft.com/office/drawing/2016/ink" xmlns:am3d="http://schemas.microsoft.com/office/drawing/2017/model3d" xmlns:oel="http://schemas.microsoft.com/office/2019/extlst" xmlns:r="http://schemas.openxmlformats.org/officeDocument/2006/relationships" xmlns:wp14="http://schemas.microsoft.com/office/word/2010/wordprocessingDrawing" xmlns:wp="http://schemas.openxmlformats.org/drawingml/2006/wordprocessingDrawing" xmlns:wpg="http://schemas.microsoft.com/office/word/2010/wordprocessingGroup" xmlns:wpi="http://schemas.microsoft.com/office/word/2010/wordprocessingInk" xmlns:wps="http://schemas.microsoft.com/office/word/2010/wordprocessingShape" xmlns:o="urn:schemas-microsoft-com:office:office" xmlns:v="urn:schemas-microsoft-com:vml" xmlns:w10="urn:schemas-microsoft-com:office:word" xmlns:w="http://schemas.openxmlformats.org/wordprocessingml/2006/main" xmlns:w14="http://schemas.microsoft.com/office/word/2010/wordml" xmlns:w15="http://schemas.microsoft.com/office/word/2012/wordml" xmlns:w16cex="http://schemas.microsoft.com/office/word/2018/wordml/cex" xmlns:w16cid="http://schemas.microsoft.com/office/word/2016/wordml/cid" xmlns:w16="http://schemas.microsoft.com/office/word/2018/wordml" xmlns:w16sdtdh="http://schemas.microsoft.com/office/word/2020/wordml/sdtdatahash" xmlns:w16sdtfl="http://schemas.microsoft.com/office/word/2024/wordml/sdtformatlock" xmlns:w16se="http://schemas.microsoft.com/office/word/2015/wordml/symex" xmlns:w16du="http://schemas.microsoft.com/office/word/2023/wordml/word16du" xmlns:wne="http://schemas.microsoft.com/office/word/2006/wordml" mc:Ignorable="w14 w15 w16se w16cid w16 w16cex w16sdtdh w16sdtfl w16du wp14">
   <w:body>
     <w:p>
       <w:pPr>
-        <w:spacing w:after="120" w:before="400"/>
+        <w:spacing w:before="400" w:after="120"/>
         <w:jc w:val="center"/>
       </w:pPr>
       <w:r>
         <w:rPr>
-          <w:rFonts w:ascii="Arial" w:cs="Arial" w:eastAsia="Arial" w:hAnsi="Arial"/>
           <w:b/>
           <w:bCs/>
           <w:color w:val="1F3864"/>
           <w:sz w:val="52"/>
           <w:szCs w:val="52"/>
         </w:rPr>
-        <w:t xml:space="preserve">Plazos Fijos (Tradicional, UVA y en Dólares)</w:t>
-      </w:r>
-    </w:p>
-    <w:p>
-      <w:pPr>
-        <w:spacing w:after="480" w:before="0"/>
+        <w:t>Plazos Fijos (Tradicional, UVA y en Dólares)</w:t>
+      </w:r>
+    </w:p>
+    <w:p>
+      <w:pPr>
+        <w:spacing w:after="480"/>
         <w:jc w:val="center"/>
       </w:pPr>
       <w:r>
         <w:rPr>
-          <w:rFonts w:ascii="Arial" w:cs="Arial" w:eastAsia="Arial" w:hAnsi="Arial"/>
           <w:i/>
           <w:iCs/>
           <w:color w:val="555555"/>
           <w:sz w:val="24"/>
           <w:szCs w:val="24"/>
         </w:rPr>
-        <w:t xml:space="preserve">Wiki de Inversiones · Mercado Argentino</w:t>
+        <w:t>Wiki de Inversiones · Mercado Argentino</w:t>
       </w:r>
     </w:p>
     <w:p>
       <w:pPr>
         <w:pBdr>
-          <w:bottom w:val="single" w:color="2E6CA4" w:sz="6" w:space="1"/>
+          <w:bottom w:val="single" w:sz="6" w:space="1" w:color="2E6CA4"/>
         </w:pBdr>
-        <w:spacing w:after="160" w:before="160"/>
-      </w:pPr>
-      <w:r>
-        <w:t xml:space="preserve"/>
-      </w:r>
+        <w:spacing w:before="160" w:after="160"/>
+      </w:pPr>
     </w:p>
     <w:p>
       <w:pPr>
         <w:pStyle w:val="Heading2"/>
-        <w:spacing w:after="120" w:before="280"/>
-      </w:pPr>
-      <w:r>
-        <w:rPr>
-          <w:rFonts w:ascii="Arial" w:cs="Arial" w:eastAsia="Arial" w:hAnsi="Arial"/>
-          <w:b/>
-          <w:bCs/>
-          <w:color w:val="2E6CA4"/>
-          <w:sz w:val="26"/>
-          <w:szCs w:val="26"/>
-        </w:rPr>
-        <w:t xml:space="preserve">¿Qué es?</w:t>
-      </w:r>
-    </w:p>
-    <w:p>
-      <w:pPr>
-        <w:spacing w:after="60" w:before="60"/>
-      </w:pPr>
-      <w:r>
-        <w:rPr>
-          <w:rFonts w:ascii="Arial" w:cs="Arial" w:eastAsia="Arial" w:hAnsi="Arial"/>
-          <w:sz w:val="22"/>
-          <w:szCs w:val="22"/>
-        </w:rPr>
-        <w:t xml:space="preserve">Los plazos fijos bancarios son contratos en los que el ahorrista entrega liquidez a un banco comercial por un período determinado, a cambio de una retribución porcentual preestablecida. Son la referencia conceptual de "tasa libre de riesgo" en pesos de corto plazo.</w:t>
-      </w:r>
-    </w:p>
-    <w:p>
-      <w:pPr>
-        <w:spacing w:after="60" w:before="60"/>
-      </w:pPr>
-      <w:r>
-        <w:rPr>
-          <w:rFonts w:ascii="Arial" w:cs="Arial" w:eastAsia="Arial" w:hAnsi="Arial"/>
-          <w:sz w:val="22"/>
-          <w:szCs w:val="22"/>
-        </w:rPr>
-        <w:t xml:space="preserve">Existen tres variantes principales:</w:t>
+      </w:pPr>
+      <w:r>
+        <w:t>¿Qué es?</w:t>
+      </w:r>
+    </w:p>
+    <w:p>
+      <w:pPr>
+        <w:spacing w:before="60" w:after="60"/>
+      </w:pPr>
+      <w:r>
+        <w:t>Los plazos fijos bancarios son contratos en los que el ahorrista entrega liquidez a un banco comercial por un período determinado, a cambio de una retribución porcentual preestablecida. Son la referencia conceptual de "tasa libre de riesgo" en pesos de corto plazo.</w:t>
+      </w:r>
+    </w:p>
+    <w:p>
+      <w:pPr>
+        <w:spacing w:before="60" w:after="60"/>
+      </w:pPr>
+      <w:r>
+        <w:t>Existen tres variantes principales:</w:t>
       </w:r>
     </w:p>
     <w:p>
@@ -97,25 +73,17 @@
           <w:ilvl w:val="0"/>
           <w:numId w:val="2"/>
         </w:numPr>
-        <w:spacing w:after="40" w:before="40"/>
+        <w:spacing w:before="40" w:after="40"/>
       </w:pPr>
       <w:r>
         <w:rPr>
-          <w:rFonts w:ascii="Arial" w:cs="Arial" w:eastAsia="Arial" w:hAnsi="Arial"/>
           <w:b/>
           <w:bCs/>
-          <w:sz w:val="22"/>
-          <w:szCs w:val="22"/>
         </w:rPr>
         <w:t xml:space="preserve">Tradicional: </w:t>
       </w:r>
       <w:r>
-        <w:rPr>
-          <w:rFonts w:ascii="Arial" w:cs="Arial" w:eastAsia="Arial" w:hAnsi="Arial"/>
-          <w:sz w:val="22"/>
-          <w:szCs w:val="22"/>
-        </w:rPr>
-        <w:t xml:space="preserve">Tradicional en pesos: tasa de interés fija pactada al inicio. Al vencimiento (mínimo 30 días) cobrás capital + intereses. Riesgo de inflación: la tasa puede no compensar la inflación real.</w:t>
+        <w:t>Tradicional en pesos: tasa de interés fija pactada al inicio. Al vencimiento (mínimo 30 días) cobrás capital + intereses. Riesgo de inflación: la tasa puede no compensar la inflación real.</w:t>
       </w:r>
     </w:p>
     <w:p>
@@ -125,25 +93,17 @@
           <w:ilvl w:val="0"/>
           <w:numId w:val="2"/>
         </w:numPr>
-        <w:spacing w:after="40" w:before="40"/>
+        <w:spacing w:before="40" w:after="40"/>
       </w:pPr>
       <w:r>
         <w:rPr>
-          <w:rFonts w:ascii="Arial" w:cs="Arial" w:eastAsia="Arial" w:hAnsi="Arial"/>
           <w:b/>
           <w:bCs/>
-          <w:sz w:val="22"/>
-          <w:szCs w:val="22"/>
         </w:rPr>
         <w:t xml:space="preserve">UVA: </w:t>
       </w:r>
       <w:r>
-        <w:rPr>
-          <w:rFonts w:ascii="Arial" w:cs="Arial" w:eastAsia="Arial" w:hAnsi="Arial"/>
-          <w:sz w:val="22"/>
-          <w:szCs w:val="22"/>
-        </w:rPr>
-        <w:t xml:space="preserve">UVA: depósito en Unidades de Valor Adquisitivo. El capital se actualiza por inflación (IPC) + una tasa adicional. Plazo mínimo: 180 días. Tiene precancelación desde el día 30 pero con penalización sobre la tasa pactada. Exige una permanencia larga.</w:t>
+        <w:t>UVA: depósito en Unidades de Valor Adquisitivo. El capital se actualiza por inflación (IPC) + una tasa adicional. Plazo mínimo: 180 días. Tiene precancelación desde el día 30 pero con penalización sobre la tasa pactada. Exige una permanencia larga.</w:t>
       </w:r>
     </w:p>
     <w:p>
@@ -153,50 +113,30 @@
           <w:ilvl w:val="0"/>
           <w:numId w:val="2"/>
         </w:numPr>
-        <w:spacing w:after="40" w:before="40"/>
+        <w:spacing w:before="40" w:after="40"/>
       </w:pPr>
       <w:r>
         <w:rPr>
-          <w:rFonts w:ascii="Arial" w:cs="Arial" w:eastAsia="Arial" w:hAnsi="Arial"/>
           <w:b/>
           <w:bCs/>
-          <w:sz w:val="22"/>
-          <w:szCs w:val="22"/>
         </w:rPr>
         <w:t xml:space="preserve">En dólares: </w:t>
       </w:r>
       <w:r>
-        <w:rPr>
-          <w:rFonts w:ascii="Arial" w:cs="Arial" w:eastAsia="Arial" w:hAnsi="Arial"/>
-          <w:sz w:val="22"/>
-          <w:szCs w:val="22"/>
-        </w:rPr>
-        <w:t xml:space="preserve">En dólares: depósito en USD con tasa baja (históricamente casi nula). Resguardo en moneda dura dentro del sistema bancario, pero con liquidez más rígida que una caja de ahorro en USD.</w:t>
-      </w:r>
-    </w:p>
-    <w:p>
-      <w:pPr>
-        <w:spacing w:after="80" w:before="80"/>
-      </w:pPr>
-      <w:r>
-        <w:t xml:space="preserve"/>
-      </w:r>
+        <w:t>En dólares: depósito en USD con tasa baja (históricamente casi nula). Resguardo en moneda dura dentro del sistema bancario, pero con liquidez más rígida que una caja de ahorro en USD.</w:t>
+      </w:r>
+    </w:p>
+    <w:p>
+      <w:pPr>
+        <w:spacing w:before="80" w:after="80"/>
+      </w:pPr>
     </w:p>
     <w:p>
       <w:pPr>
         <w:pStyle w:val="Heading2"/>
-        <w:spacing w:after="120" w:before="280"/>
-      </w:pPr>
-      <w:r>
-        <w:rPr>
-          <w:rFonts w:ascii="Arial" w:cs="Arial" w:eastAsia="Arial" w:hAnsi="Arial"/>
-          <w:b/>
-          <w:bCs/>
-          <w:color w:val="2E6CA4"/>
-          <w:sz w:val="26"/>
-          <w:szCs w:val="26"/>
-        </w:rPr>
-        <w:t xml:space="preserve">¿Cómo funciona el flujo de dinero?</w:t>
+      </w:pPr>
+      <w:r>
+        <w:t>¿Cómo funciona el flujo de dinero?</w:t>
       </w:r>
     </w:p>
     <w:p>
@@ -206,25 +146,17 @@
           <w:ilvl w:val="0"/>
           <w:numId w:val="2"/>
         </w:numPr>
-        <w:spacing w:after="40" w:before="40"/>
+        <w:spacing w:before="40" w:after="40"/>
       </w:pPr>
       <w:r>
         <w:rPr>
-          <w:rFonts w:ascii="Arial" w:cs="Arial" w:eastAsia="Arial" w:hAnsi="Arial"/>
           <w:b/>
           <w:bCs/>
-          <w:sz w:val="22"/>
-          <w:szCs w:val="22"/>
         </w:rPr>
         <w:t xml:space="preserve">Entrada: </w:t>
       </w:r>
       <w:r>
-        <w:rPr>
-          <w:rFonts w:ascii="Arial" w:cs="Arial" w:eastAsia="Arial" w:hAnsi="Arial"/>
-          <w:sz w:val="22"/>
-          <w:szCs w:val="22"/>
-        </w:rPr>
-        <w:t xml:space="preserve">Entrada: depositás el dinero en el banco y suscribís el plazo fijo. No podés retirar antes del vencimiento (o lo hacés con penalización en UVA).</w:t>
+        <w:t>Entrada: depositás el dinero en el banco y suscribís el plazo fijo. No podés retirar antes del vencimiento (o lo hacés con penalización en UVA).</w:t>
       </w:r>
     </w:p>
     <w:p>
@@ -234,25 +166,17 @@
           <w:ilvl w:val="0"/>
           <w:numId w:val="2"/>
         </w:numPr>
-        <w:spacing w:after="40" w:before="40"/>
+        <w:spacing w:before="40" w:after="40"/>
       </w:pPr>
       <w:r>
         <w:rPr>
-          <w:rFonts w:ascii="Arial" w:cs="Arial" w:eastAsia="Arial" w:hAnsi="Arial"/>
           <w:b/>
           <w:bCs/>
-          <w:sz w:val="22"/>
-          <w:szCs w:val="22"/>
         </w:rPr>
         <w:t xml:space="preserve">Rendimiento: </w:t>
       </w:r>
       <w:r>
-        <w:rPr>
-          <w:rFonts w:ascii="Arial" w:cs="Arial" w:eastAsia="Arial" w:hAnsi="Arial"/>
-          <w:sz w:val="22"/>
-          <w:szCs w:val="22"/>
-        </w:rPr>
-        <w:t xml:space="preserve">Rendimiento: al vencimiento cobrás capital + intereses en la moneda correspondiente.</w:t>
+        <w:t>Rendimiento: al vencimiento cobrás capital + intereses en la moneda correspondiente.</w:t>
       </w:r>
     </w:p>
     <w:p>
@@ -262,88 +186,51 @@
           <w:ilvl w:val="0"/>
           <w:numId w:val="2"/>
         </w:numPr>
-        <w:spacing w:after="40" w:before="40"/>
+        <w:spacing w:before="40" w:after="40"/>
       </w:pPr>
       <w:r>
         <w:rPr>
-          <w:rFonts w:ascii="Arial" w:cs="Arial" w:eastAsia="Arial" w:hAnsi="Arial"/>
           <w:b/>
           <w:bCs/>
-          <w:sz w:val="22"/>
-          <w:szCs w:val="22"/>
         </w:rPr>
         <w:t xml:space="preserve">Salida: </w:t>
       </w:r>
       <w:r>
-        <w:rPr>
-          <w:rFonts w:ascii="Arial" w:cs="Arial" w:eastAsia="Arial" w:hAnsi="Arial"/>
-          <w:sz w:val="22"/>
-          <w:szCs w:val="22"/>
-        </w:rPr>
-        <w:t xml:space="preserve">Salida: al vencimiento, el dinero vuelve a tu cuenta corriente/caja de ahorro. Podés renovar o retirar.</w:t>
-      </w:r>
-    </w:p>
-    <w:p>
-      <w:pPr>
-        <w:spacing w:after="80" w:before="80"/>
-      </w:pPr>
-      <w:r>
-        <w:t xml:space="preserve"/>
-      </w:r>
+        <w:t>Salida: al vencimiento, el dinero vuelve a tu cuenta corriente/caja de ahorro. Podés renovar o retirar.</w:t>
+      </w:r>
+    </w:p>
+    <w:p>
+      <w:pPr>
+        <w:spacing w:before="80" w:after="80"/>
+      </w:pPr>
     </w:p>
     <w:p>
       <w:pPr>
         <w:pStyle w:val="Heading2"/>
-        <w:spacing w:after="120" w:before="280"/>
-      </w:pPr>
-      <w:r>
-        <w:rPr>
-          <w:rFonts w:ascii="Arial" w:cs="Arial" w:eastAsia="Arial" w:hAnsi="Arial"/>
-          <w:b/>
-          <w:bCs/>
-          <w:color w:val="2E6CA4"/>
-          <w:sz w:val="26"/>
-          <w:szCs w:val="26"/>
-        </w:rPr>
-        <w:t xml:space="preserve">Moneda de exposición al riesgo</w:t>
-      </w:r>
-    </w:p>
-    <w:p>
-      <w:pPr>
-        <w:spacing w:after="60" w:before="60"/>
-      </w:pPr>
-      <w:r>
-        <w:rPr>
-          <w:rFonts w:ascii="Arial" w:cs="Arial" w:eastAsia="Arial" w:hAnsi="Arial"/>
-          <w:sz w:val="22"/>
-          <w:szCs w:val="22"/>
-        </w:rPr>
-        <w:t xml:space="preserve">Pesos nominales (tradicional): riesgo de inflación. UVA: pesos reales, pero exige permanencia mínima. Dólares: exposición en USD pero con baja tasa y baja liquidez comparada con bonos o cuentas USD.</w:t>
-      </w:r>
-    </w:p>
-    <w:p>
-      <w:pPr>
-        <w:spacing w:after="80" w:before="80"/>
-      </w:pPr>
-      <w:r>
-        <w:t xml:space="preserve"/>
-      </w:r>
+      </w:pPr>
+      <w:r>
+        <w:t>Moneda de exposición al riesgo</w:t>
+      </w:r>
+    </w:p>
+    <w:p>
+      <w:pPr>
+        <w:spacing w:before="60" w:after="60"/>
+      </w:pPr>
+      <w:r>
+        <w:t>Pesos nominales (tradicional): riesgo de inflación. UVA: pesos reales, pero exige permanencia mínima. Dólares: exposición en USD pero con baja tasa y baja liquidez comparada con bonos o cuentas USD.</w:t>
+      </w:r>
+    </w:p>
+    <w:p>
+      <w:pPr>
+        <w:spacing w:before="80" w:after="80"/>
+      </w:pPr>
     </w:p>
     <w:p>
       <w:pPr>
         <w:pStyle w:val="Heading2"/>
-        <w:spacing w:after="120" w:before="280"/>
-      </w:pPr>
-      <w:r>
-        <w:rPr>
-          <w:rFonts w:ascii="Arial" w:cs="Arial" w:eastAsia="Arial" w:hAnsi="Arial"/>
-          <w:b/>
-          <w:bCs/>
-          <w:color w:val="2E6CA4"/>
-          <w:sz w:val="26"/>
-          <w:szCs w:val="26"/>
-        </w:rPr>
-        <w:t xml:space="preserve">Principales riesgos estructurales</w:t>
+      </w:pPr>
+      <w:r>
+        <w:t>Principales riesgos estructurales</w:t>
       </w:r>
     </w:p>
     <w:p>
@@ -353,25 +240,18 @@
           <w:ilvl w:val="0"/>
           <w:numId w:val="2"/>
         </w:numPr>
-        <w:spacing w:after="40" w:before="40"/>
+        <w:spacing w:before="40" w:after="40"/>
       </w:pPr>
       <w:r>
         <w:rPr>
-          <w:rFonts w:ascii="Arial" w:cs="Arial" w:eastAsia="Arial" w:hAnsi="Arial"/>
           <w:b/>
           <w:bCs/>
-          <w:sz w:val="22"/>
-          <w:szCs w:val="22"/>
         </w:rPr>
+        <w:lastRenderedPageBreak/>
         <w:t xml:space="preserve">Inflación: </w:t>
       </w:r>
       <w:r>
-        <w:rPr>
-          <w:rFonts w:ascii="Arial" w:cs="Arial" w:eastAsia="Arial" w:hAnsi="Arial"/>
-          <w:sz w:val="22"/>
-          <w:szCs w:val="22"/>
-        </w:rPr>
-        <w:t xml:space="preserve">Riesgo inflacionario (tradicional): la tasa puede no compensar la inflación, generando pérdida de poder adquisitivo real.</w:t>
+        <w:t>Riesgo inflacionario (tradicional): la tasa puede no compensar la inflación, generando pérdida de poder adquisitivo real.</w:t>
       </w:r>
     </w:p>
     <w:p>
@@ -381,25 +261,17 @@
           <w:ilvl w:val="0"/>
           <w:numId w:val="2"/>
         </w:numPr>
-        <w:spacing w:after="40" w:before="40"/>
+        <w:spacing w:before="40" w:after="40"/>
       </w:pPr>
       <w:r>
         <w:rPr>
-          <w:rFonts w:ascii="Arial" w:cs="Arial" w:eastAsia="Arial" w:hAnsi="Arial"/>
           <w:b/>
           <w:bCs/>
-          <w:sz w:val="22"/>
-          <w:szCs w:val="22"/>
         </w:rPr>
         <w:t xml:space="preserve">Liquidez: </w:t>
       </w:r>
       <w:r>
-        <w:rPr>
-          <w:rFonts w:ascii="Arial" w:cs="Arial" w:eastAsia="Arial" w:hAnsi="Arial"/>
-          <w:sz w:val="22"/>
-          <w:szCs w:val="22"/>
-        </w:rPr>
-        <w:t xml:space="preserve">Riesgo de liquidez: el dinero está inmovilizado hasta el vencimiento (o se pierde tasa por precancelación en UVA).</w:t>
+        <w:t>Riesgo de liquidez: el dinero está inmovilizado hasta el vencimiento (o se pierde tasa por precancelación en UVA).</w:t>
       </w:r>
     </w:p>
     <w:p>
@@ -409,25 +281,17 @@
           <w:ilvl w:val="0"/>
           <w:numId w:val="2"/>
         </w:numPr>
-        <w:spacing w:after="40" w:before="40"/>
+        <w:spacing w:before="40" w:after="40"/>
       </w:pPr>
       <w:r>
         <w:rPr>
-          <w:rFonts w:ascii="Arial" w:cs="Arial" w:eastAsia="Arial" w:hAnsi="Arial"/>
           <w:b/>
           <w:bCs/>
-          <w:sz w:val="22"/>
-          <w:szCs w:val="22"/>
         </w:rPr>
         <w:t xml:space="preserve">Crédito: </w:t>
       </w:r>
       <w:r>
-        <w:rPr>
-          <w:rFonts w:ascii="Arial" w:cs="Arial" w:eastAsia="Arial" w:hAnsi="Arial"/>
-          <w:sz w:val="22"/>
-          <w:szCs w:val="22"/>
-        </w:rPr>
-        <w:t xml:space="preserve">Riesgo de crédito bancario: mitigado por regulaciones y garantía SEDESA, pero no nulo.</w:t>
+        <w:t>Riesgo de crédito bancario: mitigado por regulaciones y garantía SEDESA, pero no nulo.</w:t>
       </w:r>
     </w:p>
     <w:p>
@@ -437,25 +301,17 @@
           <w:ilvl w:val="0"/>
           <w:numId w:val="2"/>
         </w:numPr>
-        <w:spacing w:after="40" w:before="40"/>
+        <w:spacing w:before="40" w:after="40"/>
       </w:pPr>
       <w:r>
         <w:rPr>
-          <w:rFonts w:ascii="Arial" w:cs="Arial" w:eastAsia="Arial" w:hAnsi="Arial"/>
           <w:b/>
           <w:bCs/>
-          <w:sz w:val="22"/>
-          <w:szCs w:val="22"/>
         </w:rPr>
         <w:t xml:space="preserve">Costo de oportunidad: </w:t>
       </w:r>
       <w:r>
-        <w:rPr>
-          <w:rFonts w:ascii="Arial" w:cs="Arial" w:eastAsia="Arial" w:hAnsi="Arial"/>
-          <w:sz w:val="22"/>
-          <w:szCs w:val="22"/>
-        </w:rPr>
-        <w:t xml:space="preserve">Costo de oportunidad: los instrumentos bursátiles líquidos (FCI, bonos, letras) no tienen plazos coercitivos y suelen ofrecer mayor flexibilidad y rendimiento.</w:t>
+        <w:t>Costo de oportunidad: los instrumentos bursátiles líquidos (FCI, bonos, letras) no tienen plazos coercitivos y suelen ofrecer mayor flexibilidad y rendimiento.</w:t>
       </w:r>
     </w:p>
     <w:p>
@@ -465,126 +321,72 @@
           <w:ilvl w:val="0"/>
           <w:numId w:val="2"/>
         </w:numPr>
-        <w:spacing w:after="40" w:before="40"/>
+        <w:spacing w:before="40" w:after="40"/>
       </w:pPr>
       <w:r>
         <w:rPr>
-          <w:rFonts w:ascii="Arial" w:cs="Arial" w:eastAsia="Arial" w:hAnsi="Arial"/>
           <w:b/>
           <w:bCs/>
-          <w:sz w:val="22"/>
-          <w:szCs w:val="22"/>
         </w:rPr>
         <w:t xml:space="preserve">UVA – iliquidez: </w:t>
       </w:r>
       <w:r>
-        <w:rPr>
-          <w:rFonts w:ascii="Arial" w:cs="Arial" w:eastAsia="Arial" w:hAnsi="Arial"/>
-          <w:sz w:val="22"/>
-          <w:szCs w:val="22"/>
-        </w:rPr>
-        <w:t xml:space="preserve">UVA específico: la debilidad intrínseca de la precancelación con penalización desvirtúa el propósito de resguardo en contextos de urgencia.</w:t>
-      </w:r>
-    </w:p>
-    <w:p>
-      <w:pPr>
-        <w:spacing w:after="80" w:before="80"/>
-      </w:pPr>
-      <w:r>
-        <w:t xml:space="preserve"/>
-      </w:r>
+        <w:t>UVA específico: la debilidad intrínseca de la precancelación con penalización desvirtúa el propósito de resguardo en contextos de urgencia.</w:t>
+      </w:r>
+    </w:p>
+    <w:p>
+      <w:pPr>
+        <w:spacing w:before="80" w:after="80"/>
+      </w:pPr>
     </w:p>
     <w:p>
       <w:pPr>
         <w:pStyle w:val="Heading2"/>
-        <w:spacing w:after="120" w:before="280"/>
-      </w:pPr>
-      <w:r>
-        <w:rPr>
-          <w:rFonts w:ascii="Arial" w:cs="Arial" w:eastAsia="Arial" w:hAnsi="Arial"/>
-          <w:b/>
-          <w:bCs/>
-          <w:color w:val="2E6CA4"/>
-          <w:sz w:val="26"/>
-          <w:szCs w:val="26"/>
-        </w:rPr>
-        <w:t xml:space="preserve">Horizonte recomendado</w:t>
-      </w:r>
-    </w:p>
-    <w:p>
-      <w:pPr>
-        <w:spacing w:after="60" w:before="60"/>
-      </w:pPr>
-      <w:r>
-        <w:rPr>
-          <w:rFonts w:ascii="Arial" w:cs="Arial" w:eastAsia="Arial" w:hAnsi="Arial"/>
-          <w:sz w:val="22"/>
-          <w:szCs w:val="22"/>
-        </w:rPr>
-        <w:t xml:space="preserve">Corto plazo para el tradicional (30-60 días). Mediano plazo obligatorio para el UVA (mínimo 180 días). Para dólares, como resguardo sin perspectiva de rendimiento significativo.</w:t>
-      </w:r>
-    </w:p>
-    <w:p>
-      <w:pPr>
-        <w:spacing w:after="80" w:before="80"/>
-      </w:pPr>
-      <w:r>
-        <w:t xml:space="preserve"/>
-      </w:r>
+      </w:pPr>
+      <w:r>
+        <w:t>Horizonte recomendado</w:t>
+      </w:r>
+    </w:p>
+    <w:p>
+      <w:pPr>
+        <w:spacing w:before="60" w:after="60"/>
+      </w:pPr>
+      <w:r>
+        <w:t>Corto plazo para el tradicional (30-60 días). Mediano plazo obligatorio para el UVA (mínimo 180 días). Para dólares, como resguardo sin perspectiva de rendimiento significativo.</w:t>
+      </w:r>
+    </w:p>
+    <w:p>
+      <w:pPr>
+        <w:spacing w:before="80" w:after="80"/>
+      </w:pPr>
     </w:p>
     <w:p>
       <w:pPr>
         <w:pStyle w:val="Heading2"/>
-        <w:spacing w:after="120" w:before="280"/>
-      </w:pPr>
-      <w:r>
-        <w:rPr>
-          <w:rFonts w:ascii="Arial" w:cs="Arial" w:eastAsia="Arial" w:hAnsi="Arial"/>
-          <w:b/>
-          <w:bCs/>
-          <w:color w:val="2E6CA4"/>
-          <w:sz w:val="26"/>
-          <w:szCs w:val="26"/>
-        </w:rPr>
-        <w:t xml:space="preserve">Ticket mínimo y accesibilidad</w:t>
-      </w:r>
-    </w:p>
-    <w:p>
-      <w:pPr>
-        <w:spacing w:after="60" w:before="60"/>
-      </w:pPr>
-      <w:r>
-        <w:rPr>
-          <w:rFonts w:ascii="Arial" w:cs="Arial" w:eastAsia="Arial" w:hAnsi="Arial"/>
-          <w:sz w:val="22"/>
-          <w:szCs w:val="22"/>
-        </w:rPr>
-        <w:t xml:space="preserve">Mínimos bajos, generalmente desde $1.000 pesos o el equivalente en USD. Operable desde homebanking de cualquier banco sin necesidad de cuenta comitente.</w:t>
-      </w:r>
-    </w:p>
-    <w:p>
-      <w:pPr>
-        <w:spacing w:after="80" w:before="80"/>
-      </w:pPr>
-      <w:r>
-        <w:t xml:space="preserve"/>
-      </w:r>
+      </w:pPr>
+      <w:r>
+        <w:t>Ticket mínimo y accesibilidad</w:t>
+      </w:r>
+    </w:p>
+    <w:p>
+      <w:pPr>
+        <w:spacing w:before="60" w:after="60"/>
+      </w:pPr>
+      <w:r>
+        <w:t>Mínimos bajos, generalmente desde $1.000 pesos o el equivalente en USD. Operable desde homebanking de cualquier banco sin necesidad de cuenta comitente.</w:t>
+      </w:r>
+    </w:p>
+    <w:p>
+      <w:pPr>
+        <w:spacing w:before="80" w:after="80"/>
+      </w:pPr>
     </w:p>
     <w:p>
       <w:pPr>
         <w:pStyle w:val="Heading2"/>
-        <w:spacing w:after="120" w:before="280"/>
-      </w:pPr>
-      <w:r>
-        <w:rPr>
-          <w:rFonts w:ascii="Arial" w:cs="Arial" w:eastAsia="Arial" w:hAnsi="Arial"/>
-          <w:b/>
-          <w:bCs/>
-          <w:color w:val="2E6CA4"/>
-          <w:sz w:val="26"/>
-          <w:szCs w:val="26"/>
-        </w:rPr>
-        <w:t xml:space="preserve">¿Cuándo tiene sentido usarlos?</w:t>
+      </w:pPr>
+      <w:r>
+        <w:t>¿Cuándo tiene sentido usarlos?</w:t>
       </w:r>
     </w:p>
     <w:p>
@@ -594,15 +396,10 @@
           <w:ilvl w:val="0"/>
           <w:numId w:val="2"/>
         </w:numPr>
-        <w:spacing w:after="40" w:before="40"/>
-      </w:pPr>
-      <w:r>
-        <w:rPr>
-          <w:rFonts w:ascii="Arial" w:cs="Arial" w:eastAsia="Arial" w:hAnsi="Arial"/>
-          <w:sz w:val="22"/>
-          <w:szCs w:val="22"/>
-        </w:rPr>
-        <w:t xml:space="preserve">Como referencia de tasa para comparar otras alternativas (el plazo fijo es el "benchmark" de rendimiento mínimo en pesos).</w:t>
+        <w:spacing w:before="40" w:after="40"/>
+      </w:pPr>
+      <w:r>
+        <w:t>Como referencia de tasa para comparar otras alternativas (el plazo fijo es el "benchmark" de rendimiento mínimo en pesos).</w:t>
       </w:r>
     </w:p>
     <w:p>
@@ -612,15 +409,10 @@
           <w:ilvl w:val="0"/>
           <w:numId w:val="2"/>
         </w:numPr>
-        <w:spacing w:after="40" w:before="40"/>
-      </w:pPr>
-      <w:r>
-        <w:rPr>
-          <w:rFonts w:ascii="Arial" w:cs="Arial" w:eastAsia="Arial" w:hAnsi="Arial"/>
-          <w:sz w:val="22"/>
-          <w:szCs w:val="22"/>
-        </w:rPr>
-        <w:t xml:space="preserve">Para personas que no tienen cuenta comitente y quieren una alternativa simple al efectivo.</w:t>
+        <w:spacing w:before="40" w:after="40"/>
+      </w:pPr>
+      <w:r>
+        <w:t>Para personas que no tienen cuenta comitente y quieren una alternativa simple al efectivo.</w:t>
       </w:r>
     </w:p>
     <w:p>
@@ -630,53 +422,31 @@
           <w:ilvl w:val="0"/>
           <w:numId w:val="2"/>
         </w:numPr>
-        <w:spacing w:after="40" w:before="40"/>
-      </w:pPr>
-      <w:r>
-        <w:rPr>
-          <w:rFonts w:ascii="Arial" w:cs="Arial" w:eastAsia="Arial" w:hAnsi="Arial"/>
-          <w:sz w:val="22"/>
-          <w:szCs w:val="22"/>
-        </w:rPr>
-        <w:t xml:space="preserve">Plazo Fijo UVA: cuando el objetivo es proteger poder adquisitivo en pesos y se tiene certeza de no necesitar el dinero por 180+ días.</w:t>
-      </w:r>
-    </w:p>
-    <w:p>
-      <w:pPr>
-        <w:spacing w:after="60" w:before="60"/>
-      </w:pPr>
-      <w:r>
-        <w:rPr>
-          <w:rFonts w:ascii="Arial" w:cs="Arial" w:eastAsia="Arial" w:hAnsi="Arial"/>
-          <w:sz w:val="22"/>
-          <w:szCs w:val="22"/>
-        </w:rPr>
-        <w:t xml:space="preserve">En general, los instrumentos bursátiles líquidos (FCI Money Market, letras, bonos) suelen ser superiores en flexibilidad y rendimiento para inversores con cuenta comitente.</w:t>
-      </w:r>
-    </w:p>
-    <w:p>
-      <w:pPr>
-        <w:spacing w:after="80" w:before="80"/>
-      </w:pPr>
-      <w:r>
-        <w:t xml:space="preserve"/>
-      </w:r>
+        <w:spacing w:before="40" w:after="40"/>
+      </w:pPr>
+      <w:r>
+        <w:t>Plazo Fijo UVA: cuando el objetivo es proteger poder adquisitivo en pesos y se tiene certeza de no necesitar el dinero por 180+ días.</w:t>
+      </w:r>
+    </w:p>
+    <w:p>
+      <w:pPr>
+        <w:spacing w:before="60" w:after="60"/>
+      </w:pPr>
+      <w:r>
+        <w:t>En general, los instrumentos bursátiles líquidos (FCI Money Market, letras, bonos) suelen ser superiores en flexibilidad y rendimiento para inversores con cuenta comitente.</w:t>
+      </w:r>
+    </w:p>
+    <w:p>
+      <w:pPr>
+        <w:spacing w:before="80" w:after="80"/>
+      </w:pPr>
     </w:p>
     <w:p>
       <w:pPr>
         <w:pStyle w:val="Heading2"/>
-        <w:spacing w:after="120" w:before="280"/>
-      </w:pPr>
-      <w:r>
-        <w:rPr>
-          <w:rFonts w:ascii="Arial" w:cs="Arial" w:eastAsia="Arial" w:hAnsi="Arial"/>
-          <w:b/>
-          <w:bCs/>
-          <w:color w:val="2E6CA4"/>
-          <w:sz w:val="26"/>
-          <w:szCs w:val="26"/>
-        </w:rPr>
-        <w:t xml:space="preserve">Dónde ver información actualizada</w:t>
+      </w:pPr>
+      <w:r>
+        <w:t>Dónde ver información actualizada</w:t>
       </w:r>
     </w:p>
     <w:p>
@@ -686,25 +456,17 @@
           <w:ilvl w:val="0"/>
           <w:numId w:val="2"/>
         </w:numPr>
-        <w:spacing w:after="40" w:before="40"/>
+        <w:spacing w:before="40" w:after="40"/>
       </w:pPr>
       <w:r>
         <w:rPr>
-          <w:rFonts w:ascii="Arial" w:cs="Arial" w:eastAsia="Arial" w:hAnsi="Arial"/>
           <w:b/>
           <w:bCs/>
-          <w:sz w:val="22"/>
-          <w:szCs w:val="22"/>
         </w:rPr>
         <w:t xml:space="preserve">Bancos: </w:t>
       </w:r>
       <w:r>
-        <w:rPr>
-          <w:rFonts w:ascii="Arial" w:cs="Arial" w:eastAsia="Arial" w:hAnsi="Arial"/>
-          <w:sz w:val="22"/>
-          <w:szCs w:val="22"/>
-        </w:rPr>
-        <w:t xml:space="preserve">Sitios de bancos: tablas de tasas de plazos fijos (TNA/TEA), plazos mínimos y máximos.</w:t>
+        <w:t>Sitios de bancos: tablas de tasas de plazos fijos (TNA/TEA), plazos mínimos y máximos.</w:t>
       </w:r>
     </w:p>
     <w:p>
@@ -714,25 +476,17 @@
           <w:ilvl w:val="0"/>
           <w:numId w:val="2"/>
         </w:numPr>
-        <w:spacing w:after="40" w:before="40"/>
+        <w:spacing w:before="40" w:after="40"/>
       </w:pPr>
       <w:r>
         <w:rPr>
-          <w:rFonts w:ascii="Arial" w:cs="Arial" w:eastAsia="Arial" w:hAnsi="Arial"/>
           <w:b/>
           <w:bCs/>
-          <w:sz w:val="22"/>
-          <w:szCs w:val="22"/>
         </w:rPr>
         <w:t xml:space="preserve">BCRA: </w:t>
       </w:r>
       <w:r>
-        <w:rPr>
-          <w:rFonts w:ascii="Arial" w:cs="Arial" w:eastAsia="Arial" w:hAnsi="Arial"/>
-          <w:sz w:val="22"/>
-          <w:szCs w:val="22"/>
-        </w:rPr>
-        <w:t xml:space="preserve">BCRA (bcra.gob.ar): fija tasas mínimas de referencia para plazos fijos tradicionales (hasta cierto monto). Publica comunicaciones con tasas vigentes.</w:t>
+        <w:t>BCRA (bcra.gob.ar): fija tasas mínimas de referencia para plazos fijos tradicionales (hasta cierto monto). Publica comunicaciones con tasas vigentes.</w:t>
       </w:r>
     </w:p>
     <w:p>
@@ -742,25 +496,17 @@
           <w:ilvl w:val="0"/>
           <w:numId w:val="2"/>
         </w:numPr>
-        <w:spacing w:after="40" w:before="40"/>
+        <w:spacing w:before="40" w:after="40"/>
       </w:pPr>
       <w:r>
         <w:rPr>
-          <w:rFonts w:ascii="Arial" w:cs="Arial" w:eastAsia="Arial" w:hAnsi="Arial"/>
           <w:b/>
           <w:bCs/>
-          <w:sz w:val="22"/>
-          <w:szCs w:val="22"/>
         </w:rPr>
         <w:t xml:space="preserve">UVA – BCRA: </w:t>
       </w:r>
       <w:r>
-        <w:rPr>
-          <w:rFonts w:ascii="Arial" w:cs="Arial" w:eastAsia="Arial" w:hAnsi="Arial"/>
-          <w:sz w:val="22"/>
-          <w:szCs w:val="22"/>
-        </w:rPr>
-        <w:t xml:space="preserve">BCRA (bcra.gob.ar/estadisticas-indicadores/): valor diario de la UVA para calcular el rendimiento actualizado del plazo fijo UVA.</w:t>
+        <w:t>BCRA (bcra.gob.ar/estadisticas-indicadores/): valor diario de la UVA para calcular el rendimiento actualizado del plazo fijo UVA.</w:t>
       </w:r>
     </w:p>
     <w:p>
@@ -770,827 +516,854 @@
           <w:ilvl w:val="0"/>
           <w:numId w:val="2"/>
         </w:numPr>
-        <w:spacing w:after="40" w:before="40"/>
+        <w:spacing w:before="40" w:after="40"/>
       </w:pPr>
       <w:r>
         <w:rPr>
-          <w:rFonts w:ascii="Arial" w:cs="Arial" w:eastAsia="Arial" w:hAnsi="Arial"/>
           <w:b/>
           <w:bCs/>
-          <w:sz w:val="22"/>
-          <w:szCs w:val="22"/>
         </w:rPr>
         <w:t xml:space="preserve">Comparadores: </w:t>
       </w:r>
       <w:r>
-        <w:rPr>
-          <w:rFonts w:ascii="Arial" w:cs="Arial" w:eastAsia="Arial" w:hAnsi="Arial"/>
-          <w:sz w:val="22"/>
-          <w:szCs w:val="22"/>
-        </w:rPr>
-        <w:t xml:space="preserve">Comparadores de bancos online: varios sitios terceros consolidan tasas de todos los bancos.</w:t>
-      </w:r>
-    </w:p>
-    <w:p>
-      <w:pPr>
-        <w:spacing w:after="80" w:before="80"/>
-      </w:pPr>
-      <w:r>
-        <w:t xml:space="preserve"/>
-      </w:r>
+        <w:t>Comparadores de bancos online: varios sitios terceros consolidan tasas de todos los bancos.</w:t>
+      </w:r>
+    </w:p>
+    <w:p>
+      <w:pPr>
+        <w:spacing w:before="80" w:after="80"/>
+      </w:pPr>
     </w:p>
     <w:p>
       <w:pPr>
         <w:pBdr>
-          <w:bottom w:val="single" w:color="2E6CA4" w:sz="6" w:space="1"/>
+          <w:bottom w:val="single" w:sz="6" w:space="1" w:color="2E6CA4"/>
         </w:pBdr>
-        <w:spacing w:after="160" w:before="160"/>
-      </w:pPr>
-      <w:r>
-        <w:t xml:space="preserve"/>
-      </w:r>
+        <w:spacing w:before="160" w:after="160"/>
+      </w:pPr>
     </w:p>
     <w:p>
       <w:pPr>
         <w:pStyle w:val="Heading2"/>
-        <w:spacing w:after="120" w:before="280"/>
-      </w:pPr>
-      <w:r>
-        <w:rPr>
-          <w:rFonts w:ascii="Arial" w:cs="Arial" w:eastAsia="Arial" w:hAnsi="Arial"/>
-          <w:b/>
-          <w:bCs/>
-          <w:color w:val="2E6CA4"/>
-          <w:sz w:val="26"/>
-          <w:szCs w:val="26"/>
-        </w:rPr>
-        <w:t xml:space="preserve">📊 Tabla resumen de atributos</w:t>
-      </w:r>
-    </w:p>
-    <w:p>
-      <w:pPr>
-        <w:spacing w:after="80" w:before="80"/>
-      </w:pPr>
-      <w:r>
-        <w:t xml:space="preserve"/>
-      </w:r>
+      </w:pPr>
+      <w:r>
+        <w:t>📊 Tabla resumen de atributos</w:t>
+      </w:r>
+    </w:p>
+    <w:p>
+      <w:pPr>
+        <w:spacing w:before="80" w:after="80"/>
+      </w:pPr>
     </w:p>
     <w:tbl>
       <w:tblPr>
-        <w:tblW w:type="dxa" w:w="9360"/>
+        <w:tblW w:w="9360" w:type="dxa"/>
         <w:tblBorders>
-          <w:top w:val="single" w:color="auto" w:sz="4"/>
-          <w:left w:val="single" w:color="auto" w:sz="4"/>
-          <w:bottom w:val="single" w:color="auto" w:sz="4"/>
-          <w:right w:val="single" w:color="auto" w:sz="4"/>
-          <w:insideH w:val="single" w:color="auto" w:sz="4"/>
-          <w:insideV w:val="single" w:color="auto" w:sz="4"/>
+          <w:top w:val="single" w:sz="4" w:space="0" w:color="auto"/>
+          <w:left w:val="single" w:sz="4" w:space="0" w:color="auto"/>
+          <w:bottom w:val="single" w:sz="4" w:space="0" w:color="auto"/>
+          <w:right w:val="single" w:sz="4" w:space="0" w:color="auto"/>
+          <w:insideH w:val="single" w:sz="4" w:space="0" w:color="auto"/>
+          <w:insideV w:val="single" w:sz="4" w:space="0" w:color="auto"/>
         </w:tblBorders>
+        <w:tblCellMar>
+          <w:left w:w="10" w:type="dxa"/>
+          <w:right w:w="10" w:type="dxa"/>
+        </w:tblCellMar>
+        <w:tblLook w:val="0000" w:firstRow="0" w:lastRow="0" w:firstColumn="0" w:lastColumn="0" w:noHBand="0" w:noVBand="0"/>
       </w:tblPr>
       <w:tblGrid>
         <w:gridCol w:w="3600"/>
         <w:gridCol w:w="5760"/>
       </w:tblGrid>
       <w:tr>
+        <w:tblPrEx>
+          <w:tblCellMar>
+            <w:top w:w="0" w:type="dxa"/>
+            <w:bottom w:w="0" w:type="dxa"/>
+          </w:tblCellMar>
+        </w:tblPrEx>
         <w:tc>
           <w:tcPr>
-            <w:tcW w:type="dxa" w:w="3600"/>
+            <w:tcW w:w="3600" w:type="dxa"/>
             <w:tcBorders>
-              <w:top w:val="single" w:color="CCCCCC" w:sz="1"/>
-              <w:left w:val="single" w:color="CCCCCC" w:sz="1"/>
-              <w:bottom w:val="single" w:color="CCCCCC" w:sz="1"/>
-              <w:right w:val="single" w:color="CCCCCC" w:sz="1"/>
+              <w:top w:val="single" w:sz="1" w:space="0" w:color="CCCCCC"/>
+              <w:left w:val="single" w:sz="1" w:space="0" w:color="CCCCCC"/>
+              <w:bottom w:val="single" w:sz="1" w:space="0" w:color="CCCCCC"/>
+              <w:right w:val="single" w:sz="1" w:space="0" w:color="CCCCCC"/>
             </w:tcBorders>
-            <w:shd w:fill="1F3864" w:val="clear"/>
+            <w:shd w:val="clear" w:color="auto" w:fill="1F3864"/>
             <w:tcMar>
-              <w:top w:type="dxa" w:w="80"/>
-              <w:left w:type="dxa" w:w="120"/>
-              <w:bottom w:type="dxa" w:w="80"/>
-              <w:right w:type="dxa" w:w="120"/>
+              <w:top w:w="80" w:type="dxa"/>
+              <w:left w:w="120" w:type="dxa"/>
+              <w:bottom w:w="80" w:type="dxa"/>
+              <w:right w:w="120" w:type="dxa"/>
             </w:tcMar>
           </w:tcPr>
           <w:p>
             <w:r>
               <w:rPr>
-                <w:rFonts w:ascii="Arial" w:cs="Arial" w:eastAsia="Arial" w:hAnsi="Arial"/>
                 <w:b/>
                 <w:bCs/>
                 <w:color w:val="FFFFFF"/>
                 <w:sz w:val="20"/>
                 <w:szCs w:val="20"/>
               </w:rPr>
-              <w:t xml:space="preserve">Atributo</w:t>
+              <w:t>Atributo</w:t>
             </w:r>
           </w:p>
         </w:tc>
         <w:tc>
           <w:tcPr>
-            <w:tcW w:type="dxa" w:w="5760"/>
+            <w:tcW w:w="5760" w:type="dxa"/>
             <w:tcBorders>
-              <w:top w:val="single" w:color="CCCCCC" w:sz="1"/>
-              <w:left w:val="single" w:color="CCCCCC" w:sz="1"/>
-              <w:bottom w:val="single" w:color="CCCCCC" w:sz="1"/>
-              <w:right w:val="single" w:color="CCCCCC" w:sz="1"/>
+              <w:top w:val="single" w:sz="1" w:space="0" w:color="CCCCCC"/>
+              <w:left w:val="single" w:sz="1" w:space="0" w:color="CCCCCC"/>
+              <w:bottom w:val="single" w:sz="1" w:space="0" w:color="CCCCCC"/>
+              <w:right w:val="single" w:sz="1" w:space="0" w:color="CCCCCC"/>
             </w:tcBorders>
-            <w:shd w:fill="2E6CA4" w:val="clear"/>
+            <w:shd w:val="clear" w:color="auto" w:fill="2E6CA4"/>
             <w:tcMar>
-              <w:top w:type="dxa" w:w="80"/>
-              <w:left w:type="dxa" w:w="120"/>
-              <w:bottom w:type="dxa" w:w="80"/>
-              <w:right w:type="dxa" w:w="120"/>
+              <w:top w:w="80" w:type="dxa"/>
+              <w:left w:w="120" w:type="dxa"/>
+              <w:bottom w:w="80" w:type="dxa"/>
+              <w:right w:w="120" w:type="dxa"/>
             </w:tcMar>
           </w:tcPr>
           <w:p>
             <w:r>
               <w:rPr>
-                <w:rFonts w:ascii="Arial" w:cs="Arial" w:eastAsia="Arial" w:hAnsi="Arial"/>
                 <w:color w:val="FFFFFF"/>
                 <w:sz w:val="20"/>
                 <w:szCs w:val="20"/>
               </w:rPr>
-              <w:t xml:space="preserve">Valor</w:t>
+              <w:t>Valor</w:t>
             </w:r>
           </w:p>
         </w:tc>
       </w:tr>
       <w:tr>
+        <w:tblPrEx>
+          <w:tblCellMar>
+            <w:top w:w="0" w:type="dxa"/>
+            <w:bottom w:w="0" w:type="dxa"/>
+          </w:tblCellMar>
+        </w:tblPrEx>
         <w:tc>
           <w:tcPr>
-            <w:tcW w:type="dxa" w:w="3600"/>
+            <w:tcW w:w="3600" w:type="dxa"/>
             <w:tcBorders>
-              <w:top w:val="single" w:color="CCCCCC" w:sz="1"/>
-              <w:left w:val="single" w:color="CCCCCC" w:sz="1"/>
-              <w:bottom w:val="single" w:color="CCCCCC" w:sz="1"/>
-              <w:right w:val="single" w:color="CCCCCC" w:sz="1"/>
+              <w:top w:val="single" w:sz="1" w:space="0" w:color="CCCCCC"/>
+              <w:left w:val="single" w:sz="1" w:space="0" w:color="CCCCCC"/>
+              <w:bottom w:val="single" w:sz="1" w:space="0" w:color="CCCCCC"/>
+              <w:right w:val="single" w:sz="1" w:space="0" w:color="CCCCCC"/>
             </w:tcBorders>
-            <w:shd w:fill="D5E8F0" w:val="clear"/>
+            <w:shd w:val="clear" w:color="auto" w:fill="D5E8F0"/>
             <w:tcMar>
-              <w:top w:type="dxa" w:w="80"/>
-              <w:left w:type="dxa" w:w="120"/>
-              <w:bottom w:type="dxa" w:w="80"/>
-              <w:right w:type="dxa" w:w="120"/>
+              <w:top w:w="80" w:type="dxa"/>
+              <w:left w:w="120" w:type="dxa"/>
+              <w:bottom w:w="80" w:type="dxa"/>
+              <w:right w:w="120" w:type="dxa"/>
             </w:tcMar>
           </w:tcPr>
           <w:p>
             <w:r>
               <w:rPr>
-                <w:rFonts w:ascii="Arial" w:cs="Arial" w:eastAsia="Arial" w:hAnsi="Arial"/>
                 <w:b/>
                 <w:bCs/>
                 <w:color w:val="1F3864"/>
                 <w:sz w:val="20"/>
                 <w:szCs w:val="20"/>
               </w:rPr>
-              <w:t xml:space="preserve">Tipo de instrumento</w:t>
+              <w:t>Tipo de instrumento</w:t>
             </w:r>
           </w:p>
         </w:tc>
         <w:tc>
           <w:tcPr>
-            <w:tcW w:type="dxa" w:w="5760"/>
+            <w:tcW w:w="5760" w:type="dxa"/>
             <w:tcBorders>
-              <w:top w:val="single" w:color="CCCCCC" w:sz="1"/>
-              <w:left w:val="single" w:color="CCCCCC" w:sz="1"/>
-              <w:bottom w:val="single" w:color="CCCCCC" w:sz="1"/>
-              <w:right w:val="single" w:color="CCCCCC" w:sz="1"/>
+              <w:top w:val="single" w:sz="1" w:space="0" w:color="CCCCCC"/>
+              <w:left w:val="single" w:sz="1" w:space="0" w:color="CCCCCC"/>
+              <w:bottom w:val="single" w:sz="1" w:space="0" w:color="CCCCCC"/>
+              <w:right w:val="single" w:sz="1" w:space="0" w:color="CCCCCC"/>
             </w:tcBorders>
-            <w:shd w:fill="FFFFFF" w:val="clear"/>
+            <w:shd w:val="clear" w:color="auto" w:fill="FFFFFF"/>
             <w:tcMar>
-              <w:top w:type="dxa" w:w="80"/>
-              <w:left w:type="dxa" w:w="120"/>
-              <w:bottom w:type="dxa" w:w="80"/>
-              <w:right w:type="dxa" w:w="120"/>
+              <w:top w:w="80" w:type="dxa"/>
+              <w:left w:w="120" w:type="dxa"/>
+              <w:bottom w:w="80" w:type="dxa"/>
+              <w:right w:w="120" w:type="dxa"/>
             </w:tcMar>
           </w:tcPr>
           <w:p>
             <w:r>
               <w:rPr>
-                <w:rFonts w:ascii="Arial" w:cs="Arial" w:eastAsia="Arial" w:hAnsi="Arial"/>
                 <w:color w:val="333333"/>
                 <w:sz w:val="20"/>
                 <w:szCs w:val="20"/>
               </w:rPr>
-              <w:t xml:space="preserve">Depósito bancario a plazo fijo</w:t>
+              <w:t>Depósito bancario a plazo fijo</w:t>
             </w:r>
           </w:p>
         </w:tc>
       </w:tr>
       <w:tr>
+        <w:tblPrEx>
+          <w:tblCellMar>
+            <w:top w:w="0" w:type="dxa"/>
+            <w:bottom w:w="0" w:type="dxa"/>
+          </w:tblCellMar>
+        </w:tblPrEx>
         <w:tc>
           <w:tcPr>
-            <w:tcW w:type="dxa" w:w="3600"/>
+            <w:tcW w:w="3600" w:type="dxa"/>
             <w:tcBorders>
-              <w:top w:val="single" w:color="CCCCCC" w:sz="1"/>
-              <w:left w:val="single" w:color="CCCCCC" w:sz="1"/>
-              <w:bottom w:val="single" w:color="CCCCCC" w:sz="1"/>
-              <w:right w:val="single" w:color="CCCCCC" w:sz="1"/>
+              <w:top w:val="single" w:sz="1" w:space="0" w:color="CCCCCC"/>
+              <w:left w:val="single" w:sz="1" w:space="0" w:color="CCCCCC"/>
+              <w:bottom w:val="single" w:sz="1" w:space="0" w:color="CCCCCC"/>
+              <w:right w:val="single" w:sz="1" w:space="0" w:color="CCCCCC"/>
             </w:tcBorders>
-            <w:shd w:fill="D5E8F0" w:val="clear"/>
+            <w:shd w:val="clear" w:color="auto" w:fill="D5E8F0"/>
             <w:tcMar>
-              <w:top w:type="dxa" w:w="80"/>
-              <w:left w:type="dxa" w:w="120"/>
-              <w:bottom w:type="dxa" w:w="80"/>
-              <w:right w:type="dxa" w:w="120"/>
+              <w:top w:w="80" w:type="dxa"/>
+              <w:left w:w="120" w:type="dxa"/>
+              <w:bottom w:w="80" w:type="dxa"/>
+              <w:right w:w="120" w:type="dxa"/>
             </w:tcMar>
           </w:tcPr>
           <w:p>
             <w:r>
               <w:rPr>
-                <w:rFonts w:ascii="Arial" w:cs="Arial" w:eastAsia="Arial" w:hAnsi="Arial"/>
                 <w:b/>
                 <w:bCs/>
                 <w:color w:val="1F3864"/>
                 <w:sz w:val="20"/>
                 <w:szCs w:val="20"/>
               </w:rPr>
-              <w:t xml:space="preserve">Variantes</w:t>
+              <w:t>Variantes</w:t>
             </w:r>
           </w:p>
         </w:tc>
         <w:tc>
           <w:tcPr>
-            <w:tcW w:type="dxa" w:w="5760"/>
+            <w:tcW w:w="5760" w:type="dxa"/>
             <w:tcBorders>
-              <w:top w:val="single" w:color="CCCCCC" w:sz="1"/>
-              <w:left w:val="single" w:color="CCCCCC" w:sz="1"/>
-              <w:bottom w:val="single" w:color="CCCCCC" w:sz="1"/>
-              <w:right w:val="single" w:color="CCCCCC" w:sz="1"/>
+              <w:top w:val="single" w:sz="1" w:space="0" w:color="CCCCCC"/>
+              <w:left w:val="single" w:sz="1" w:space="0" w:color="CCCCCC"/>
+              <w:bottom w:val="single" w:sz="1" w:space="0" w:color="CCCCCC"/>
+              <w:right w:val="single" w:sz="1" w:space="0" w:color="CCCCCC"/>
             </w:tcBorders>
-            <w:shd w:fill="FFFFFF" w:val="clear"/>
+            <w:shd w:val="clear" w:color="auto" w:fill="FFFFFF"/>
             <w:tcMar>
-              <w:top w:type="dxa" w:w="80"/>
-              <w:left w:type="dxa" w:w="120"/>
-              <w:bottom w:type="dxa" w:w="80"/>
-              <w:right w:type="dxa" w:w="120"/>
+              <w:top w:w="80" w:type="dxa"/>
+              <w:left w:w="120" w:type="dxa"/>
+              <w:bottom w:w="80" w:type="dxa"/>
+              <w:right w:w="120" w:type="dxa"/>
             </w:tcMar>
           </w:tcPr>
           <w:p>
             <w:r>
               <w:rPr>
-                <w:rFonts w:ascii="Arial" w:cs="Arial" w:eastAsia="Arial" w:hAnsi="Arial"/>
                 <w:color w:val="333333"/>
                 <w:sz w:val="20"/>
                 <w:szCs w:val="20"/>
               </w:rPr>
-              <w:t xml:space="preserve">Tradicional (pesos) / UVA (indexado) / Dólares</w:t>
+              <w:t>Tradicional (pesos) / UVA (indexado) / Dólares</w:t>
             </w:r>
           </w:p>
         </w:tc>
       </w:tr>
       <w:tr>
+        <w:tblPrEx>
+          <w:tblCellMar>
+            <w:top w:w="0" w:type="dxa"/>
+            <w:bottom w:w="0" w:type="dxa"/>
+          </w:tblCellMar>
+        </w:tblPrEx>
         <w:tc>
           <w:tcPr>
-            <w:tcW w:type="dxa" w:w="3600"/>
+            <w:tcW w:w="3600" w:type="dxa"/>
             <w:tcBorders>
-              <w:top w:val="single" w:color="CCCCCC" w:sz="1"/>
-              <w:left w:val="single" w:color="CCCCCC" w:sz="1"/>
-              <w:bottom w:val="single" w:color="CCCCCC" w:sz="1"/>
-              <w:right w:val="single" w:color="CCCCCC" w:sz="1"/>
+              <w:top w:val="single" w:sz="1" w:space="0" w:color="CCCCCC"/>
+              <w:left w:val="single" w:sz="1" w:space="0" w:color="CCCCCC"/>
+              <w:bottom w:val="single" w:sz="1" w:space="0" w:color="CCCCCC"/>
+              <w:right w:val="single" w:sz="1" w:space="0" w:color="CCCCCC"/>
             </w:tcBorders>
-            <w:shd w:fill="D5E8F0" w:val="clear"/>
+            <w:shd w:val="clear" w:color="auto" w:fill="D5E8F0"/>
             <w:tcMar>
-              <w:top w:type="dxa" w:w="80"/>
-              <w:left w:type="dxa" w:w="120"/>
-              <w:bottom w:type="dxa" w:w="80"/>
-              <w:right w:type="dxa" w:w="120"/>
+              <w:top w:w="80" w:type="dxa"/>
+              <w:left w:w="120" w:type="dxa"/>
+              <w:bottom w:w="80" w:type="dxa"/>
+              <w:right w:w="120" w:type="dxa"/>
             </w:tcMar>
           </w:tcPr>
           <w:p>
             <w:r>
               <w:rPr>
-                <w:rFonts w:ascii="Arial" w:cs="Arial" w:eastAsia="Arial" w:hAnsi="Arial"/>
                 <w:b/>
                 <w:bCs/>
                 <w:color w:val="1F3864"/>
                 <w:sz w:val="20"/>
                 <w:szCs w:val="20"/>
               </w:rPr>
-              <w:t xml:space="preserve">Moneda</w:t>
+              <w:t>Moneda</w:t>
             </w:r>
           </w:p>
         </w:tc>
         <w:tc>
           <w:tcPr>
-            <w:tcW w:type="dxa" w:w="5760"/>
+            <w:tcW w:w="5760" w:type="dxa"/>
             <w:tcBorders>
-              <w:top w:val="single" w:color="CCCCCC" w:sz="1"/>
-              <w:left w:val="single" w:color="CCCCCC" w:sz="1"/>
-              <w:bottom w:val="single" w:color="CCCCCC" w:sz="1"/>
-              <w:right w:val="single" w:color="CCCCCC" w:sz="1"/>
+              <w:top w:val="single" w:sz="1" w:space="0" w:color="CCCCCC"/>
+              <w:left w:val="single" w:sz="1" w:space="0" w:color="CCCCCC"/>
+              <w:bottom w:val="single" w:sz="1" w:space="0" w:color="CCCCCC"/>
+              <w:right w:val="single" w:sz="1" w:space="0" w:color="CCCCCC"/>
             </w:tcBorders>
-            <w:shd w:fill="FFFFFF" w:val="clear"/>
+            <w:shd w:val="clear" w:color="auto" w:fill="FFFFFF"/>
             <w:tcMar>
-              <w:top w:type="dxa" w:w="80"/>
-              <w:left w:type="dxa" w:w="120"/>
-              <w:bottom w:type="dxa" w:w="80"/>
-              <w:right w:type="dxa" w:w="120"/>
+              <w:top w:w="80" w:type="dxa"/>
+              <w:left w:w="120" w:type="dxa"/>
+              <w:bottom w:w="80" w:type="dxa"/>
+              <w:right w:w="120" w:type="dxa"/>
             </w:tcMar>
           </w:tcPr>
           <w:p>
             <w:r>
               <w:rPr>
-                <w:rFonts w:ascii="Arial" w:cs="Arial" w:eastAsia="Arial" w:hAnsi="Arial"/>
                 <w:color w:val="333333"/>
                 <w:sz w:val="20"/>
                 <w:szCs w:val="20"/>
               </w:rPr>
-              <w:t xml:space="preserve">Pesos (tradicional y UVA) / Dólares</w:t>
+              <w:t>Pesos (tradicional y UVA) / Dólares</w:t>
             </w:r>
           </w:p>
         </w:tc>
       </w:tr>
       <w:tr>
+        <w:tblPrEx>
+          <w:tblCellMar>
+            <w:top w:w="0" w:type="dxa"/>
+            <w:bottom w:w="0" w:type="dxa"/>
+          </w:tblCellMar>
+        </w:tblPrEx>
         <w:tc>
           <w:tcPr>
-            <w:tcW w:type="dxa" w:w="3600"/>
+            <w:tcW w:w="3600" w:type="dxa"/>
             <w:tcBorders>
-              <w:top w:val="single" w:color="CCCCCC" w:sz="1"/>
-              <w:left w:val="single" w:color="CCCCCC" w:sz="1"/>
-              <w:bottom w:val="single" w:color="CCCCCC" w:sz="1"/>
-              <w:right w:val="single" w:color="CCCCCC" w:sz="1"/>
+              <w:top w:val="single" w:sz="1" w:space="0" w:color="CCCCCC"/>
+              <w:left w:val="single" w:sz="1" w:space="0" w:color="CCCCCC"/>
+              <w:bottom w:val="single" w:sz="1" w:space="0" w:color="CCCCCC"/>
+              <w:right w:val="single" w:sz="1" w:space="0" w:color="CCCCCC"/>
             </w:tcBorders>
-            <w:shd w:fill="D5E8F0" w:val="clear"/>
+            <w:shd w:val="clear" w:color="auto" w:fill="D5E8F0"/>
             <w:tcMar>
-              <w:top w:type="dxa" w:w="80"/>
-              <w:left w:type="dxa" w:w="120"/>
-              <w:bottom w:type="dxa" w:w="80"/>
-              <w:right w:type="dxa" w:w="120"/>
+              <w:top w:w="80" w:type="dxa"/>
+              <w:left w:w="120" w:type="dxa"/>
+              <w:bottom w:w="80" w:type="dxa"/>
+              <w:right w:w="120" w:type="dxa"/>
             </w:tcMar>
           </w:tcPr>
           <w:p>
             <w:r>
               <w:rPr>
-                <w:rFonts w:ascii="Arial" w:cs="Arial" w:eastAsia="Arial" w:hAnsi="Arial"/>
                 <w:b/>
                 <w:bCs/>
                 <w:color w:val="1F3864"/>
                 <w:sz w:val="20"/>
                 <w:szCs w:val="20"/>
               </w:rPr>
-              <w:t xml:space="preserve">Genera renta periódica</w:t>
+              <w:t>Genera renta periódica</w:t>
             </w:r>
           </w:p>
         </w:tc>
         <w:tc>
           <w:tcPr>
-            <w:tcW w:type="dxa" w:w="5760"/>
+            <w:tcW w:w="5760" w:type="dxa"/>
             <w:tcBorders>
-              <w:top w:val="single" w:color="CCCCCC" w:sz="1"/>
-              <w:left w:val="single" w:color="CCCCCC" w:sz="1"/>
-              <w:bottom w:val="single" w:color="CCCCCC" w:sz="1"/>
-              <w:right w:val="single" w:color="CCCCCC" w:sz="1"/>
+              <w:top w:val="single" w:sz="1" w:space="0" w:color="CCCCCC"/>
+              <w:left w:val="single" w:sz="1" w:space="0" w:color="CCCCCC"/>
+              <w:bottom w:val="single" w:sz="1" w:space="0" w:color="CCCCCC"/>
+              <w:right w:val="single" w:sz="1" w:space="0" w:color="CCCCCC"/>
             </w:tcBorders>
-            <w:shd w:fill="FFFFFF" w:val="clear"/>
+            <w:shd w:val="clear" w:color="auto" w:fill="FFFFFF"/>
             <w:tcMar>
-              <w:top w:type="dxa" w:w="80"/>
-              <w:left w:type="dxa" w:w="120"/>
-              <w:bottom w:type="dxa" w:w="80"/>
-              <w:right w:type="dxa" w:w="120"/>
+              <w:top w:w="80" w:type="dxa"/>
+              <w:left w:w="120" w:type="dxa"/>
+              <w:bottom w:w="80" w:type="dxa"/>
+              <w:right w:w="120" w:type="dxa"/>
             </w:tcMar>
           </w:tcPr>
           <w:p>
             <w:r>
               <w:rPr>
-                <w:rFonts w:ascii="Arial" w:cs="Arial" w:eastAsia="Arial" w:hAnsi="Arial"/>
                 <w:color w:val="333333"/>
                 <w:sz w:val="20"/>
                 <w:szCs w:val="20"/>
               </w:rPr>
-              <w:t xml:space="preserve">No (cobro al vencimiento)</w:t>
+              <w:t>No (cobro al vencimiento)</w:t>
             </w:r>
           </w:p>
         </w:tc>
       </w:tr>
       <w:tr>
+        <w:tblPrEx>
+          <w:tblCellMar>
+            <w:top w:w="0" w:type="dxa"/>
+            <w:bottom w:w="0" w:type="dxa"/>
+          </w:tblCellMar>
+        </w:tblPrEx>
         <w:tc>
           <w:tcPr>
-            <w:tcW w:type="dxa" w:w="3600"/>
+            <w:tcW w:w="3600" w:type="dxa"/>
             <w:tcBorders>
-              <w:top w:val="single" w:color="CCCCCC" w:sz="1"/>
-              <w:left w:val="single" w:color="CCCCCC" w:sz="1"/>
-              <w:bottom w:val="single" w:color="CCCCCC" w:sz="1"/>
-              <w:right w:val="single" w:color="CCCCCC" w:sz="1"/>
+              <w:top w:val="single" w:sz="1" w:space="0" w:color="CCCCCC"/>
+              <w:left w:val="single" w:sz="1" w:space="0" w:color="CCCCCC"/>
+              <w:bottom w:val="single" w:sz="1" w:space="0" w:color="CCCCCC"/>
+              <w:right w:val="single" w:sz="1" w:space="0" w:color="CCCCCC"/>
             </w:tcBorders>
-            <w:shd w:fill="D5E8F0" w:val="clear"/>
+            <w:shd w:val="clear" w:color="auto" w:fill="D5E8F0"/>
             <w:tcMar>
-              <w:top w:type="dxa" w:w="80"/>
-              <w:left w:type="dxa" w:w="120"/>
-              <w:bottom w:type="dxa" w:w="80"/>
-              <w:right w:type="dxa" w:w="120"/>
+              <w:top w:w="80" w:type="dxa"/>
+              <w:left w:w="120" w:type="dxa"/>
+              <w:bottom w:w="80" w:type="dxa"/>
+              <w:right w:w="120" w:type="dxa"/>
             </w:tcMar>
           </w:tcPr>
           <w:p>
             <w:r>
               <w:rPr>
-                <w:rFonts w:ascii="Arial" w:cs="Arial" w:eastAsia="Arial" w:hAnsi="Arial"/>
                 <w:b/>
                 <w:bCs/>
                 <w:color w:val="1F3864"/>
                 <w:sz w:val="20"/>
                 <w:szCs w:val="20"/>
               </w:rPr>
-              <w:t xml:space="preserve">Cobertura inflación</w:t>
+              <w:t>Cobertura inflación</w:t>
             </w:r>
           </w:p>
         </w:tc>
         <w:tc>
           <w:tcPr>
-            <w:tcW w:type="dxa" w:w="5760"/>
+            <w:tcW w:w="5760" w:type="dxa"/>
             <w:tcBorders>
-              <w:top w:val="single" w:color="CCCCCC" w:sz="1"/>
-              <w:left w:val="single" w:color="CCCCCC" w:sz="1"/>
-              <w:bottom w:val="single" w:color="CCCCCC" w:sz="1"/>
-              <w:right w:val="single" w:color="CCCCCC" w:sz="1"/>
+              <w:top w:val="single" w:sz="1" w:space="0" w:color="CCCCCC"/>
+              <w:left w:val="single" w:sz="1" w:space="0" w:color="CCCCCC"/>
+              <w:bottom w:val="single" w:sz="1" w:space="0" w:color="CCCCCC"/>
+              <w:right w:val="single" w:sz="1" w:space="0" w:color="CCCCCC"/>
             </w:tcBorders>
-            <w:shd w:fill="FFFFFF" w:val="clear"/>
+            <w:shd w:val="clear" w:color="auto" w:fill="FFFFFF"/>
             <w:tcMar>
-              <w:top w:type="dxa" w:w="80"/>
-              <w:left w:type="dxa" w:w="120"/>
-              <w:bottom w:type="dxa" w:w="80"/>
-              <w:right w:type="dxa" w:w="120"/>
+              <w:top w:w="80" w:type="dxa"/>
+              <w:left w:w="120" w:type="dxa"/>
+              <w:bottom w:w="80" w:type="dxa"/>
+              <w:right w:w="120" w:type="dxa"/>
             </w:tcMar>
           </w:tcPr>
           <w:p>
             <w:r>
               <w:rPr>
-                <w:rFonts w:ascii="Arial" w:cs="Arial" w:eastAsia="Arial" w:hAnsi="Arial"/>
                 <w:color w:val="333333"/>
                 <w:sz w:val="20"/>
                 <w:szCs w:val="20"/>
               </w:rPr>
-              <w:t xml:space="preserve">No (tradicional) / Sí (UVA) / No directa (en USD)</w:t>
+              <w:t>No (tradicional) / Sí (UVA) / No directa (en USD)</w:t>
             </w:r>
           </w:p>
         </w:tc>
       </w:tr>
       <w:tr>
+        <w:tblPrEx>
+          <w:tblCellMar>
+            <w:top w:w="0" w:type="dxa"/>
+            <w:bottom w:w="0" w:type="dxa"/>
+          </w:tblCellMar>
+        </w:tblPrEx>
         <w:tc>
           <w:tcPr>
-            <w:tcW w:type="dxa" w:w="3600"/>
+            <w:tcW w:w="3600" w:type="dxa"/>
             <w:tcBorders>
-              <w:top w:val="single" w:color="CCCCCC" w:sz="1"/>
-              <w:left w:val="single" w:color="CCCCCC" w:sz="1"/>
-              <w:bottom w:val="single" w:color="CCCCCC" w:sz="1"/>
-              <w:right w:val="single" w:color="CCCCCC" w:sz="1"/>
+              <w:top w:val="single" w:sz="1" w:space="0" w:color="CCCCCC"/>
+              <w:left w:val="single" w:sz="1" w:space="0" w:color="CCCCCC"/>
+              <w:bottom w:val="single" w:sz="1" w:space="0" w:color="CCCCCC"/>
+              <w:right w:val="single" w:sz="1" w:space="0" w:color="CCCCCC"/>
             </w:tcBorders>
-            <w:shd w:fill="D5E8F0" w:val="clear"/>
+            <w:shd w:val="clear" w:color="auto" w:fill="D5E8F0"/>
             <w:tcMar>
-              <w:top w:type="dxa" w:w="80"/>
-              <w:left w:type="dxa" w:w="120"/>
-              <w:bottom w:type="dxa" w:w="80"/>
-              <w:right w:type="dxa" w:w="120"/>
+              <w:top w:w="80" w:type="dxa"/>
+              <w:left w:w="120" w:type="dxa"/>
+              <w:bottom w:w="80" w:type="dxa"/>
+              <w:right w:w="120" w:type="dxa"/>
             </w:tcMar>
           </w:tcPr>
           <w:p>
             <w:r>
               <w:rPr>
-                <w:rFonts w:ascii="Arial" w:cs="Arial" w:eastAsia="Arial" w:hAnsi="Arial"/>
                 <w:b/>
                 <w:bCs/>
                 <w:color w:val="1F3864"/>
                 <w:sz w:val="20"/>
                 <w:szCs w:val="20"/>
               </w:rPr>
-              <w:t xml:space="preserve">Cobertura dólar</w:t>
+              <w:t>Cobertura dólar</w:t>
             </w:r>
           </w:p>
         </w:tc>
         <w:tc>
           <w:tcPr>
-            <w:tcW w:type="dxa" w:w="5760"/>
+            <w:tcW w:w="5760" w:type="dxa"/>
             <w:tcBorders>
-              <w:top w:val="single" w:color="CCCCCC" w:sz="1"/>
-              <w:left w:val="single" w:color="CCCCCC" w:sz="1"/>
-              <w:bottom w:val="single" w:color="CCCCCC" w:sz="1"/>
-              <w:right w:val="single" w:color="CCCCCC" w:sz="1"/>
+              <w:top w:val="single" w:sz="1" w:space="0" w:color="CCCCCC"/>
+              <w:left w:val="single" w:sz="1" w:space="0" w:color="CCCCCC"/>
+              <w:bottom w:val="single" w:sz="1" w:space="0" w:color="CCCCCC"/>
+              <w:right w:val="single" w:sz="1" w:space="0" w:color="CCCCCC"/>
             </w:tcBorders>
-            <w:shd w:fill="FFFFFF" w:val="clear"/>
+            <w:shd w:val="clear" w:color="auto" w:fill="FFFFFF"/>
             <w:tcMar>
-              <w:top w:type="dxa" w:w="80"/>
-              <w:left w:type="dxa" w:w="120"/>
-              <w:bottom w:type="dxa" w:w="80"/>
-              <w:right w:type="dxa" w:w="120"/>
+              <w:top w:w="80" w:type="dxa"/>
+              <w:left w:w="120" w:type="dxa"/>
+              <w:bottom w:w="80" w:type="dxa"/>
+              <w:right w:w="120" w:type="dxa"/>
             </w:tcMar>
           </w:tcPr>
           <w:p>
             <w:r>
               <w:rPr>
-                <w:rFonts w:ascii="Arial" w:cs="Arial" w:eastAsia="Arial" w:hAnsi="Arial"/>
                 <w:color w:val="333333"/>
                 <w:sz w:val="20"/>
                 <w:szCs w:val="20"/>
               </w:rPr>
-              <w:t xml:space="preserve">No (pesos) / Sí (en dólares)</w:t>
+              <w:t>No (pesos) / Sí (en dólares)</w:t>
             </w:r>
           </w:p>
         </w:tc>
       </w:tr>
       <w:tr>
+        <w:tblPrEx>
+          <w:tblCellMar>
+            <w:top w:w="0" w:type="dxa"/>
+            <w:bottom w:w="0" w:type="dxa"/>
+          </w:tblCellMar>
+        </w:tblPrEx>
         <w:tc>
           <w:tcPr>
-            <w:tcW w:type="dxa" w:w="3600"/>
+            <w:tcW w:w="3600" w:type="dxa"/>
             <w:tcBorders>
-              <w:top w:val="single" w:color="CCCCCC" w:sz="1"/>
-              <w:left w:val="single" w:color="CCCCCC" w:sz="1"/>
-              <w:bottom w:val="single" w:color="CCCCCC" w:sz="1"/>
-              <w:right w:val="single" w:color="CCCCCC" w:sz="1"/>
+              <w:top w:val="single" w:sz="1" w:space="0" w:color="CCCCCC"/>
+              <w:left w:val="single" w:sz="1" w:space="0" w:color="CCCCCC"/>
+              <w:bottom w:val="single" w:sz="1" w:space="0" w:color="CCCCCC"/>
+              <w:right w:val="single" w:sz="1" w:space="0" w:color="CCCCCC"/>
             </w:tcBorders>
-            <w:shd w:fill="D5E8F0" w:val="clear"/>
+            <w:shd w:val="clear" w:color="auto" w:fill="D5E8F0"/>
             <w:tcMar>
-              <w:top w:type="dxa" w:w="80"/>
-              <w:left w:type="dxa" w:w="120"/>
-              <w:bottom w:type="dxa" w:w="80"/>
-              <w:right w:type="dxa" w:w="120"/>
+              <w:top w:w="80" w:type="dxa"/>
+              <w:left w:w="120" w:type="dxa"/>
+              <w:bottom w:w="80" w:type="dxa"/>
+              <w:right w:w="120" w:type="dxa"/>
             </w:tcMar>
           </w:tcPr>
           <w:p>
             <w:r>
               <w:rPr>
-                <w:rFonts w:ascii="Arial" w:cs="Arial" w:eastAsia="Arial" w:hAnsi="Arial"/>
                 <w:b/>
                 <w:bCs/>
                 <w:color w:val="1F3864"/>
                 <w:sz w:val="20"/>
                 <w:szCs w:val="20"/>
               </w:rPr>
-              <w:t xml:space="preserve">Horizonte</w:t>
+              <w:t>Horizonte</w:t>
             </w:r>
           </w:p>
         </w:tc>
         <w:tc>
           <w:tcPr>
-            <w:tcW w:type="dxa" w:w="5760"/>
+            <w:tcW w:w="5760" w:type="dxa"/>
             <w:tcBorders>
-              <w:top w:val="single" w:color="CCCCCC" w:sz="1"/>
-              <w:left w:val="single" w:color="CCCCCC" w:sz="1"/>
-              <w:bottom w:val="single" w:color="CCCCCC" w:sz="1"/>
-              <w:right w:val="single" w:color="CCCCCC" w:sz="1"/>
+              <w:top w:val="single" w:sz="1" w:space="0" w:color="CCCCCC"/>
+              <w:left w:val="single" w:sz="1" w:space="0" w:color="CCCCCC"/>
+              <w:bottom w:val="single" w:sz="1" w:space="0" w:color="CCCCCC"/>
+              <w:right w:val="single" w:sz="1" w:space="0" w:color="CCCCCC"/>
             </w:tcBorders>
-            <w:shd w:fill="FFFFFF" w:val="clear"/>
+            <w:shd w:val="clear" w:color="auto" w:fill="FFFFFF"/>
             <w:tcMar>
-              <w:top w:type="dxa" w:w="80"/>
-              <w:left w:type="dxa" w:w="120"/>
-              <w:bottom w:type="dxa" w:w="80"/>
-              <w:right w:type="dxa" w:w="120"/>
+              <w:top w:w="80" w:type="dxa"/>
+              <w:left w:w="120" w:type="dxa"/>
+              <w:bottom w:w="80" w:type="dxa"/>
+              <w:right w:w="120" w:type="dxa"/>
             </w:tcMar>
           </w:tcPr>
           <w:p>
             <w:r>
               <w:rPr>
-                <w:rFonts w:ascii="Arial" w:cs="Arial" w:eastAsia="Arial" w:hAnsi="Arial"/>
                 <w:color w:val="333333"/>
                 <w:sz w:val="20"/>
                 <w:szCs w:val="20"/>
               </w:rPr>
-              <w:t xml:space="preserve">Corto plazo: 30-60 días (tradicional) / 180+ días (UVA)</w:t>
+              <w:t>Corto plazo: 30-60 días (tradicional) / 180+ días (UVA)</w:t>
             </w:r>
           </w:p>
         </w:tc>
       </w:tr>
       <w:tr>
+        <w:tblPrEx>
+          <w:tblCellMar>
+            <w:top w:w="0" w:type="dxa"/>
+            <w:bottom w:w="0" w:type="dxa"/>
+          </w:tblCellMar>
+        </w:tblPrEx>
         <w:tc>
           <w:tcPr>
-            <w:tcW w:type="dxa" w:w="3600"/>
+            <w:tcW w:w="3600" w:type="dxa"/>
             <w:tcBorders>
-              <w:top w:val="single" w:color="CCCCCC" w:sz="1"/>
-              <w:left w:val="single" w:color="CCCCCC" w:sz="1"/>
-              <w:bottom w:val="single" w:color="CCCCCC" w:sz="1"/>
-              <w:right w:val="single" w:color="CCCCCC" w:sz="1"/>
+              <w:top w:val="single" w:sz="1" w:space="0" w:color="CCCCCC"/>
+              <w:left w:val="single" w:sz="1" w:space="0" w:color="CCCCCC"/>
+              <w:bottom w:val="single" w:sz="1" w:space="0" w:color="CCCCCC"/>
+              <w:right w:val="single" w:sz="1" w:space="0" w:color="CCCCCC"/>
             </w:tcBorders>
-            <w:shd w:fill="D5E8F0" w:val="clear"/>
+            <w:shd w:val="clear" w:color="auto" w:fill="D5E8F0"/>
             <w:tcMar>
-              <w:top w:type="dxa" w:w="80"/>
-              <w:left w:type="dxa" w:w="120"/>
-              <w:bottom w:type="dxa" w:w="80"/>
-              <w:right w:type="dxa" w:w="120"/>
+              <w:top w:w="80" w:type="dxa"/>
+              <w:left w:w="120" w:type="dxa"/>
+              <w:bottom w:w="80" w:type="dxa"/>
+              <w:right w:w="120" w:type="dxa"/>
             </w:tcMar>
           </w:tcPr>
           <w:p>
             <w:r>
               <w:rPr>
-                <w:rFonts w:ascii="Arial" w:cs="Arial" w:eastAsia="Arial" w:hAnsi="Arial"/>
                 <w:b/>
                 <w:bCs/>
                 <w:color w:val="1F3864"/>
                 <w:sz w:val="20"/>
                 <w:szCs w:val="20"/>
               </w:rPr>
-              <w:t xml:space="preserve">Plazo mínimo UVA</w:t>
+              <w:t>Plazo mínimo UVA</w:t>
             </w:r>
           </w:p>
         </w:tc>
         <w:tc>
           <w:tcPr>
-            <w:tcW w:type="dxa" w:w="5760"/>
+            <w:tcW w:w="5760" w:type="dxa"/>
             <w:tcBorders>
-              <w:top w:val="single" w:color="CCCCCC" w:sz="1"/>
-              <w:left w:val="single" w:color="CCCCCC" w:sz="1"/>
-              <w:bottom w:val="single" w:color="CCCCCC" w:sz="1"/>
-              <w:right w:val="single" w:color="CCCCCC" w:sz="1"/>
+              <w:top w:val="single" w:sz="1" w:space="0" w:color="CCCCCC"/>
+              <w:left w:val="single" w:sz="1" w:space="0" w:color="CCCCCC"/>
+              <w:bottom w:val="single" w:sz="1" w:space="0" w:color="CCCCCC"/>
+              <w:right w:val="single" w:sz="1" w:space="0" w:color="CCCCCC"/>
             </w:tcBorders>
-            <w:shd w:fill="FFFFFF" w:val="clear"/>
+            <w:shd w:val="clear" w:color="auto" w:fill="FFFFFF"/>
             <w:tcMar>
-              <w:top w:type="dxa" w:w="80"/>
-              <w:left w:type="dxa" w:w="120"/>
-              <w:bottom w:type="dxa" w:w="80"/>
-              <w:right w:type="dxa" w:w="120"/>
+              <w:top w:w="80" w:type="dxa"/>
+              <w:left w:w="120" w:type="dxa"/>
+              <w:bottom w:w="80" w:type="dxa"/>
+              <w:right w:w="120" w:type="dxa"/>
             </w:tcMar>
           </w:tcPr>
           <w:p>
             <w:r>
               <w:rPr>
-                <w:rFonts w:ascii="Arial" w:cs="Arial" w:eastAsia="Arial" w:hAnsi="Arial"/>
                 <w:color w:val="333333"/>
                 <w:sz w:val="20"/>
                 <w:szCs w:val="20"/>
               </w:rPr>
-              <w:t xml:space="preserve">180 días (con precancelación desde el día 30 con penalización)</w:t>
+              <w:t>180 días (con precancelación desde el día 30 con penalización)</w:t>
             </w:r>
           </w:p>
         </w:tc>
       </w:tr>
       <w:tr>
+        <w:tblPrEx>
+          <w:tblCellMar>
+            <w:top w:w="0" w:type="dxa"/>
+            <w:bottom w:w="0" w:type="dxa"/>
+          </w:tblCellMar>
+        </w:tblPrEx>
         <w:tc>
           <w:tcPr>
-            <w:tcW w:type="dxa" w:w="3600"/>
+            <w:tcW w:w="3600" w:type="dxa"/>
             <w:tcBorders>
-              <w:top w:val="single" w:color="CCCCCC" w:sz="1"/>
-              <w:left w:val="single" w:color="CCCCCC" w:sz="1"/>
-              <w:bottom w:val="single" w:color="CCCCCC" w:sz="1"/>
-              <w:right w:val="single" w:color="CCCCCC" w:sz="1"/>
+              <w:top w:val="single" w:sz="1" w:space="0" w:color="CCCCCC"/>
+              <w:left w:val="single" w:sz="1" w:space="0" w:color="CCCCCC"/>
+              <w:bottom w:val="single" w:sz="1" w:space="0" w:color="CCCCCC"/>
+              <w:right w:val="single" w:sz="1" w:space="0" w:color="CCCCCC"/>
             </w:tcBorders>
-            <w:shd w:fill="D5E8F0" w:val="clear"/>
+            <w:shd w:val="clear" w:color="auto" w:fill="D5E8F0"/>
             <w:tcMar>
-              <w:top w:type="dxa" w:w="80"/>
-              <w:left w:type="dxa" w:w="120"/>
-              <w:bottom w:type="dxa" w:w="80"/>
-              <w:right w:type="dxa" w:w="120"/>
+              <w:top w:w="80" w:type="dxa"/>
+              <w:left w:w="120" w:type="dxa"/>
+              <w:bottom w:w="80" w:type="dxa"/>
+              <w:right w:w="120" w:type="dxa"/>
             </w:tcMar>
           </w:tcPr>
           <w:p>
             <w:r>
               <w:rPr>
-                <w:rFonts w:ascii="Arial" w:cs="Arial" w:eastAsia="Arial" w:hAnsi="Arial"/>
                 <w:b/>
                 <w:bCs/>
                 <w:color w:val="1F3864"/>
                 <w:sz w:val="20"/>
                 <w:szCs w:val="20"/>
               </w:rPr>
-              <w:t xml:space="preserve">Garantía</w:t>
+              <w:t>Garantía</w:t>
             </w:r>
           </w:p>
         </w:tc>
         <w:tc>
           <w:tcPr>
-            <w:tcW w:type="dxa" w:w="5760"/>
+            <w:tcW w:w="5760" w:type="dxa"/>
             <w:tcBorders>
-              <w:top w:val="single" w:color="CCCCCC" w:sz="1"/>
-              <w:left w:val="single" w:color="CCCCCC" w:sz="1"/>
-              <w:bottom w:val="single" w:color="CCCCCC" w:sz="1"/>
-              <w:right w:val="single" w:color="CCCCCC" w:sz="1"/>
+              <w:top w:val="single" w:sz="1" w:space="0" w:color="CCCCCC"/>
+              <w:left w:val="single" w:sz="1" w:space="0" w:color="CCCCCC"/>
+              <w:bottom w:val="single" w:sz="1" w:space="0" w:color="CCCCCC"/>
+              <w:right w:val="single" w:sz="1" w:space="0" w:color="CCCCCC"/>
             </w:tcBorders>
-            <w:shd w:fill="FFFFFF" w:val="clear"/>
+            <w:shd w:val="clear" w:color="auto" w:fill="FFFFFF"/>
             <w:tcMar>
-              <w:top w:type="dxa" w:w="80"/>
-              <w:left w:type="dxa" w:w="120"/>
-              <w:bottom w:type="dxa" w:w="80"/>
-              <w:right w:type="dxa" w:w="120"/>
+              <w:top w:w="80" w:type="dxa"/>
+              <w:left w:w="120" w:type="dxa"/>
+              <w:bottom w:w="80" w:type="dxa"/>
+              <w:right w:w="120" w:type="dxa"/>
             </w:tcMar>
           </w:tcPr>
           <w:p>
             <w:r>
               <w:rPr>
-                <w:rFonts w:ascii="Arial" w:cs="Arial" w:eastAsia="Arial" w:hAnsi="Arial"/>
                 <w:color w:val="333333"/>
                 <w:sz w:val="20"/>
                 <w:szCs w:val="20"/>
               </w:rPr>
-              <w:t xml:space="preserve">SEDESA hasta monto máximo garantizado por el BCRA</w:t>
+              <w:t>SEDESA hasta monto máximo garantizado por el BCRA</w:t>
             </w:r>
           </w:p>
         </w:tc>
       </w:tr>
       <w:tr>
+        <w:tblPrEx>
+          <w:tblCellMar>
+            <w:top w:w="0" w:type="dxa"/>
+            <w:bottom w:w="0" w:type="dxa"/>
+          </w:tblCellMar>
+        </w:tblPrEx>
         <w:tc>
           <w:tcPr>
-            <w:tcW w:type="dxa" w:w="3600"/>
+            <w:tcW w:w="3600" w:type="dxa"/>
             <w:tcBorders>
-              <w:top w:val="single" w:color="CCCCCC" w:sz="1"/>
-              <w:left w:val="single" w:color="CCCCCC" w:sz="1"/>
-              <w:bottom w:val="single" w:color="CCCCCC" w:sz="1"/>
-              <w:right w:val="single" w:color="CCCCCC" w:sz="1"/>
+              <w:top w:val="single" w:sz="1" w:space="0" w:color="CCCCCC"/>
+              <w:left w:val="single" w:sz="1" w:space="0" w:color="CCCCCC"/>
+              <w:bottom w:val="single" w:sz="1" w:space="0" w:color="CCCCCC"/>
+              <w:right w:val="single" w:sz="1" w:space="0" w:color="CCCCCC"/>
             </w:tcBorders>
-            <w:shd w:fill="D5E8F0" w:val="clear"/>
+            <w:shd w:val="clear" w:color="auto" w:fill="D5E8F0"/>
             <w:tcMar>
-              <w:top w:type="dxa" w:w="80"/>
-              <w:left w:type="dxa" w:w="120"/>
-              <w:bottom w:type="dxa" w:w="80"/>
-              <w:right w:type="dxa" w:w="120"/>
+              <w:top w:w="80" w:type="dxa"/>
+              <w:left w:w="120" w:type="dxa"/>
+              <w:bottom w:w="80" w:type="dxa"/>
+              <w:right w:w="120" w:type="dxa"/>
             </w:tcMar>
           </w:tcPr>
           <w:p>
             <w:r>
               <w:rPr>
-                <w:rFonts w:ascii="Arial" w:cs="Arial" w:eastAsia="Arial" w:hAnsi="Arial"/>
                 <w:b/>
                 <w:bCs/>
                 <w:color w:val="1F3864"/>
                 <w:sz w:val="20"/>
                 <w:szCs w:val="20"/>
               </w:rPr>
-              <w:t xml:space="preserve">Tasa</w:t>
+              <w:t>Tasa</w:t>
             </w:r>
           </w:p>
         </w:tc>
         <w:tc>
           <w:tcPr>
-            <w:tcW w:type="dxa" w:w="5760"/>
+            <w:tcW w:w="5760" w:type="dxa"/>
             <w:tcBorders>
-              <w:top w:val="single" w:color="CCCCCC" w:sz="1"/>
-              <w:left w:val="single" w:color="CCCCCC" w:sz="1"/>
-              <w:bottom w:val="single" w:color="CCCCCC" w:sz="1"/>
-              <w:right w:val="single" w:color="CCCCCC" w:sz="1"/>
+              <w:top w:val="single" w:sz="1" w:space="0" w:color="CCCCCC"/>
+              <w:left w:val="single" w:sz="1" w:space="0" w:color="CCCCCC"/>
+              <w:bottom w:val="single" w:sz="1" w:space="0" w:color="CCCCCC"/>
+              <w:right w:val="single" w:sz="1" w:space="0" w:color="CCCCCC"/>
             </w:tcBorders>
-            <w:shd w:fill="FFFFFF" w:val="clear"/>
+            <w:shd w:val="clear" w:color="auto" w:fill="FFFFFF"/>
             <w:tcMar>
-              <w:top w:type="dxa" w:w="80"/>
-              <w:left w:type="dxa" w:w="120"/>
-              <w:bottom w:type="dxa" w:w="80"/>
-              <w:right w:type="dxa" w:w="120"/>
+              <w:top w:w="80" w:type="dxa"/>
+              <w:left w:w="120" w:type="dxa"/>
+              <w:bottom w:w="80" w:type="dxa"/>
+              <w:right w:w="120" w:type="dxa"/>
             </w:tcMar>
           </w:tcPr>
           <w:p>
             <w:r>
               <w:rPr>
-                <w:rFonts w:ascii="Arial" w:cs="Arial" w:eastAsia="Arial" w:hAnsi="Arial"/>
                 <w:color w:val="333333"/>
                 <w:sz w:val="20"/>
                 <w:szCs w:val="20"/>
               </w:rPr>
-              <w:t xml:space="preserve">Fijada al inicio / actualizada por UVA (IPC)</w:t>
+              <w:t>Fijada al inicio / actualizada por UVA (IPC)</w:t>
             </w:r>
           </w:p>
         </w:tc>
       </w:tr>
       <w:tr>
+        <w:tblPrEx>
+          <w:tblCellMar>
+            <w:top w:w="0" w:type="dxa"/>
+            <w:bottom w:w="0" w:type="dxa"/>
+          </w:tblCellMar>
+        </w:tblPrEx>
         <w:tc>
           <w:tcPr>
-            <w:tcW w:type="dxa" w:w="3600"/>
+            <w:tcW w:w="3600" w:type="dxa"/>
             <w:tcBorders>
-              <w:top w:val="single" w:color="CCCCCC" w:sz="1"/>
-              <w:left w:val="single" w:color="CCCCCC" w:sz="1"/>
-              <w:bottom w:val="single" w:color="CCCCCC" w:sz="1"/>
-              <w:right w:val="single" w:color="CCCCCC" w:sz="1"/>
+              <w:top w:val="single" w:sz="1" w:space="0" w:color="CCCCCC"/>
+              <w:left w:val="single" w:sz="1" w:space="0" w:color="CCCCCC"/>
+              <w:bottom w:val="single" w:sz="1" w:space="0" w:color="CCCCCC"/>
+              <w:right w:val="single" w:sz="1" w:space="0" w:color="CCCCCC"/>
             </w:tcBorders>
-            <w:shd w:fill="D5E8F0" w:val="clear"/>
+            <w:shd w:val="clear" w:color="auto" w:fill="D5E8F0"/>
             <w:tcMar>
-              <w:top w:type="dxa" w:w="80"/>
-              <w:left w:type="dxa" w:w="120"/>
-              <w:bottom w:type="dxa" w:w="80"/>
-              <w:right w:type="dxa" w:w="120"/>
+              <w:top w:w="80" w:type="dxa"/>
+              <w:left w:w="120" w:type="dxa"/>
+              <w:bottom w:w="80" w:type="dxa"/>
+              <w:right w:w="120" w:type="dxa"/>
             </w:tcMar>
           </w:tcPr>
           <w:p>
             <w:r>
               <w:rPr>
-                <w:rFonts w:ascii="Arial" w:cs="Arial" w:eastAsia="Arial" w:hAnsi="Arial"/>
                 <w:b/>
                 <w:bCs/>
                 <w:color w:val="1F3864"/>
                 <w:sz w:val="20"/>
                 <w:szCs w:val="20"/>
               </w:rPr>
-              <w:t xml:space="preserve">Regulador</w:t>
+              <w:t>Regulador</w:t>
             </w:r>
           </w:p>
         </w:tc>
         <w:tc>
           <w:tcPr>
-            <w:tcW w:type="dxa" w:w="5760"/>
+            <w:tcW w:w="5760" w:type="dxa"/>
             <w:tcBorders>
-              <w:top w:val="single" w:color="CCCCCC" w:sz="1"/>
-              <w:left w:val="single" w:color="CCCCCC" w:sz="1"/>
-              <w:bottom w:val="single" w:color="CCCCCC" w:sz="1"/>
-              <w:right w:val="single" w:color="CCCCCC" w:sz="1"/>
+              <w:top w:val="single" w:sz="1" w:space="0" w:color="CCCCCC"/>
+              <w:left w:val="single" w:sz="1" w:space="0" w:color="CCCCCC"/>
+              <w:bottom w:val="single" w:sz="1" w:space="0" w:color="CCCCCC"/>
+              <w:right w:val="single" w:sz="1" w:space="0" w:color="CCCCCC"/>
             </w:tcBorders>
-            <w:shd w:fill="FFFFFF" w:val="clear"/>
+            <w:shd w:val="clear" w:color="auto" w:fill="FFFFFF"/>
             <w:tcMar>
-              <w:top w:type="dxa" w:w="80"/>
-              <w:left w:type="dxa" w:w="120"/>
-              <w:bottom w:type="dxa" w:w="80"/>
-              <w:right w:type="dxa" w:w="120"/>
+              <w:top w:w="80" w:type="dxa"/>
+              <w:left w:w="120" w:type="dxa"/>
+              <w:bottom w:w="80" w:type="dxa"/>
+              <w:right w:w="120" w:type="dxa"/>
             </w:tcMar>
           </w:tcPr>
           <w:p>
             <w:r>
               <w:rPr>
-                <w:rFonts w:ascii="Arial" w:cs="Arial" w:eastAsia="Arial" w:hAnsi="Arial"/>
                 <w:color w:val="333333"/>
                 <w:sz w:val="20"/>
                 <w:szCs w:val="20"/>
               </w:rPr>
-              <w:t xml:space="preserve">BCRA</w:t>
+              <w:t>BCRA</w:t>
             </w:r>
           </w:p>
         </w:tc>
@@ -1598,135 +1371,32 @@
     </w:tbl>
     <w:p>
       <w:pPr>
-        <w:spacing w:after="80" w:before="80"/>
-      </w:pPr>
-      <w:r>
-        <w:t xml:space="preserve"/>
-      </w:r>
+        <w:spacing w:before="80" w:after="80"/>
+      </w:pPr>
     </w:p>
     <w:p>
       <w:pPr>
         <w:pBdr>
-          <w:bottom w:val="single" w:color="2E6CA4" w:sz="6" w:space="1"/>
+          <w:bottom w:val="single" w:sz="6" w:space="1" w:color="2E6CA4"/>
         </w:pBdr>
-        <w:spacing w:after="160" w:before="160"/>
-      </w:pPr>
-      <w:r>
-        <w:t xml:space="preserve"/>
-      </w:r>
-    </w:p>
-    <w:p>
-      <w:pPr>
-        <w:pStyle w:val="Heading2"/>
-        <w:spacing w:after="120" w:before="280"/>
-      </w:pPr>
-      <w:r>
-        <w:rPr>
-          <w:rFonts w:ascii="Arial" w:cs="Arial" w:eastAsia="Arial" w:hAnsi="Arial"/>
-          <w:b/>
-          <w:bCs/>
-          <w:color w:val="2E6CA4"/>
-          <w:sz w:val="26"/>
-          <w:szCs w:val="26"/>
-        </w:rPr>
-        <w:t xml:space="preserve">🤖 Nota de mantenimiento para LLM</w:t>
-      </w:r>
-    </w:p>
-    <w:p>
-      <w:pPr>
-        <w:spacing w:after="80" w:before="80"/>
-      </w:pPr>
-      <w:r>
-        <w:t xml:space="preserve"/>
-      </w:r>
-    </w:p>
-    <w:tbl>
-      <w:tblPr>
-        <w:tblW w:type="dxa" w:w="9360"/>
-        <w:tblBorders>
-          <w:top w:val="single" w:color="auto" w:sz="4"/>
-          <w:left w:val="single" w:color="auto" w:sz="4"/>
-          <w:bottom w:val="single" w:color="auto" w:sz="4"/>
-          <w:right w:val="single" w:color="auto" w:sz="4"/>
-          <w:insideH w:val="single" w:color="auto" w:sz="4"/>
-          <w:insideV w:val="single" w:color="auto" w:sz="4"/>
-        </w:tblBorders>
-      </w:tblPr>
-      <w:tblGrid>
-        <w:gridCol w:w="9360"/>
-      </w:tblGrid>
-      <w:tr>
-        <w:tc>
-          <w:tcPr>
-            <w:tcW w:type="dxa" w:w="9360"/>
-            <w:tcBorders>
-              <w:top w:val="single" w:color="AAAAAA" w:sz="4"/>
-              <w:left w:val="single" w:color="AAAAAA" w:sz="4"/>
-              <w:bottom w:val="single" w:color="AAAAAA" w:sz="4"/>
-              <w:right w:val="single" w:color="AAAAAA" w:sz="4"/>
-            </w:tcBorders>
-            <w:shd w:fill="F0F4FB" w:val="clear"/>
-            <w:tcMar>
-              <w:top w:type="dxa" w:w="120"/>
-              <w:left w:type="dxa" w:w="180"/>
-              <w:bottom w:type="dxa" w:w="120"/>
-              <w:right w:type="dxa" w:w="180"/>
-            </w:tcMar>
-          </w:tcPr>
-          <w:p>
-            <w:r>
-              <w:rPr>
-                <w:rFonts w:ascii="Arial" w:cs="Arial" w:eastAsia="Arial" w:hAnsi="Arial"/>
-                <w:i/>
-                <w:iCs/>
-                <w:color w:val="333333"/>
-                <w:sz w:val="20"/>
-                <w:szCs w:val="20"/>
-              </w:rPr>
-              <w:t xml:space="preserve">Esta página de la wiki es mantenida por un LLM. Para actualizar, pasá este documento junto con datos de mercado recientes al modelo y usá el siguiente prompt:
-"Actualizá la sección 'Dónde ver información actualizada' de este instrumento con tasas, rendimientos o condiciones vigentes al [FECHA]. Mantené la estructura existente. Si algún dato estructural cambió (nueva regulación, cambio de régimen), actualizá también las secciones correspondientes y anotá la fecha de cambio."
-Modelo recomendado: claude-haiku-4-5-20251001 para actualizaciones rutinarias · claude-sonnet-4-6 para revisiones profundas.</w:t>
-            </w:r>
-          </w:p>
-        </w:tc>
-      </w:tr>
-    </w:tbl>
-    <w:p>
-      <w:pPr>
-        <w:spacing w:after="80" w:before="80"/>
-      </w:pPr>
-      <w:r>
-        <w:t xml:space="preserve"/>
-      </w:r>
+        <w:spacing w:before="160" w:after="160"/>
+      </w:pPr>
     </w:p>
     <w:sectPr>
       <w:footerReference w:type="default" r:id="rId7"/>
-      <w:pgSz w:w="12240" w:h="15840" w:orient="portrait"/>
+      <w:pgSz w:w="12240" w:h="15840"/>
       <w:pgMar w:top="1440" w:right="1440" w:bottom="1440" w:left="1440" w:header="708" w:footer="708" w:gutter="0"/>
-      <w:pgNumType/>
+      <w:cols w:space="720"/>
       <w:docGrid w:linePitch="360"/>
     </w:sectPr>
   </w:body>
 </w:document>
 </file>
 
-<file path=word/comments.xml><?xml version="1.0" encoding="utf-8"?>
-<w:comments xmlns:cx="http://schemas.microsoft.com/office/drawing/2014/chartex" xmlns:cx1="http://schemas.microsoft.com/office/drawing/2015/9/8/chartex" xmlns:cx2="http://schemas.microsoft.com/office/drawing/2015/10/21/chartex" xmlns:cx3="http://schemas.microsoft.com/office/drawing/2016/5/9/chartex" xmlns:cx4="http://schemas.microsoft.com/office/drawing/2016/5/10/chartex" xmlns:cx5="http://schemas.microsoft.com/office/drawing/2016/5/11/chartex" xmlns:cx6="http://schemas.microsoft.com/office/drawing/2016/5/12/chartex" xmlns:cx7="http://schemas.microsoft.com/office/drawing/2016/5/13/chartex" xmlns:cx8="http://schemas.microsoft.com/office/drawing/2016/5/14/chartex" xmlns:mc="http://schemas.openxmlformats.org/markup-compatibility/2006" xmlns:aink="http://schemas.microsoft.com/office/drawing/2016/ink" xmlns:am3d="http://schemas.microsoft.com/office/drawing/2017/model3d" xmlns:o="urn:schemas-microsoft-com:office:office" xmlns:r="http://schemas.openxmlformats.org/officeDocument/2006/relationships" xmlns:m="http://schemas.openxmlformats.org/officeDocument/2006/math" xmlns:v="urn:schemas-microsoft-com:vml" xmlns:wp14="http://schemas.microsoft.com/office/word/2010/wordprocessingDrawing" xmlns:wp="http://schemas.openxmlformats.org/drawingml/2006/wordprocessingDrawing" xmlns:w10="urn:schemas-microsoft-com:office:word" xmlns:w="http://schemas.openxmlformats.org/wordprocessingml/2006/main" xmlns:w14="http://schemas.microsoft.com/office/word/2010/wordml" xmlns:w15="http://schemas.microsoft.com/office/word/2012/wordml" xmlns:w16cex="http://schemas.microsoft.com/office/word/2018/wordml/cex" xmlns:w16cid="http://schemas.microsoft.com/office/word/2016/wordml/cid" xmlns:w16="http://schemas.microsoft.com/office/word/2018/wordml" xmlns:w16sdtdh="http://schemas.microsoft.com/office/word/2020/wordml/sdtdatahash" xmlns:w16se="http://schemas.microsoft.com/office/word/2015/wordml/symex" xmlns:wpg="http://schemas.microsoft.com/office/word/2010/wordprocessingGroup" xmlns:wpi="http://schemas.microsoft.com/office/word/2010/wordprocessingInk" xmlns:wne="http://schemas.microsoft.com/office/word/2006/wordml" xmlns:wps="http://schemas.microsoft.com/office/word/2010/wordprocessingShape"/>
-</file>
-
 <file path=word/endnotes.xml><?xml version="1.0" encoding="utf-8"?>
-<w:endnotes xmlns:wpc="http://schemas.microsoft.com/office/word/2010/wordprocessingCanvas" xmlns:mc="http://schemas.openxmlformats.org/markup-compatibility/2006" xmlns:o="urn:schemas-microsoft-com:office:office" xmlns:r="http://schemas.openxmlformats.org/officeDocument/2006/relationships" xmlns:m="http://schemas.openxmlformats.org/officeDocument/2006/math" xmlns:v="urn:schemas-microsoft-com:vml" xmlns:wp14="http://schemas.microsoft.com/office/word/2010/wordprocessingDrawing" xmlns:wp="http://schemas.openxmlformats.org/drawingml/2006/wordprocessingDrawing" xmlns:w10="urn:schemas-microsoft-com:office:word" xmlns:w="http://schemas.openxmlformats.org/wordprocessingml/2006/main" xmlns:w14="http://schemas.microsoft.com/office/word/2010/wordml" xmlns:w15="http://schemas.microsoft.com/office/word/2012/wordml" xmlns:wpg="http://schemas.microsoft.com/office/word/2010/wordprocessingGroup" xmlns:wpi="http://schemas.microsoft.com/office/word/2010/wordprocessingInk" xmlns:wne="http://schemas.microsoft.com/office/word/2006/wordml" xmlns:wps="http://schemas.microsoft.com/office/word/2010/wordprocessingShape" mc:Ignorable="w14 w15 wp14">
+<w:endnotes xmlns:wpc="http://schemas.microsoft.com/office/word/2010/wordprocessingCanvas" xmlns:cx="http://schemas.microsoft.com/office/drawing/2014/chartex" xmlns:cx1="http://schemas.microsoft.com/office/drawing/2015/9/8/chartex" xmlns:cx2="http://schemas.microsoft.com/office/drawing/2015/10/21/chartex" xmlns:cx3="http://schemas.microsoft.com/office/drawing/2016/5/9/chartex" xmlns:cx4="http://schemas.microsoft.com/office/drawing/2016/5/10/chartex" xmlns:cx5="http://schemas.microsoft.com/office/drawing/2016/5/11/chartex" xmlns:cx6="http://schemas.microsoft.com/office/drawing/2016/5/12/chartex" xmlns:cx7="http://schemas.microsoft.com/office/drawing/2016/5/13/chartex" xmlns:cx8="http://schemas.microsoft.com/office/drawing/2016/5/14/chartex" xmlns:mc="http://schemas.openxmlformats.org/markup-compatibility/2006" xmlns:m="http://schemas.openxmlformats.org/officeDocument/2006/math" xmlns:aink="http://schemas.microsoft.com/office/drawing/2016/ink" xmlns:am3d="http://schemas.microsoft.com/office/drawing/2017/model3d" xmlns:oel="http://schemas.microsoft.com/office/2019/extlst" xmlns:r="http://schemas.openxmlformats.org/officeDocument/2006/relationships" xmlns:wp14="http://schemas.microsoft.com/office/word/2010/wordprocessingDrawing" xmlns:wp="http://schemas.openxmlformats.org/drawingml/2006/wordprocessingDrawing" xmlns:wpg="http://schemas.microsoft.com/office/word/2010/wordprocessingGroup" xmlns:wpi="http://schemas.microsoft.com/office/word/2010/wordprocessingInk" xmlns:wps="http://schemas.microsoft.com/office/word/2010/wordprocessingShape" xmlns:o="urn:schemas-microsoft-com:office:office" xmlns:v="urn:schemas-microsoft-com:vml" xmlns:w10="urn:schemas-microsoft-com:office:word" xmlns:w="http://schemas.openxmlformats.org/wordprocessingml/2006/main" xmlns:w14="http://schemas.microsoft.com/office/word/2010/wordml" xmlns:w15="http://schemas.microsoft.com/office/word/2012/wordml" xmlns:w16cex="http://schemas.microsoft.com/office/word/2018/wordml/cex" xmlns:w16cid="http://schemas.microsoft.com/office/word/2016/wordml/cid" xmlns:w16="http://schemas.microsoft.com/office/word/2018/wordml" xmlns:w16sdtdh="http://schemas.microsoft.com/office/word/2020/wordml/sdtdatahash" xmlns:w16sdtfl="http://schemas.microsoft.com/office/word/2024/wordml/sdtformatlock" xmlns:w16se="http://schemas.microsoft.com/office/word/2015/wordml/symex" xmlns:w16du="http://schemas.microsoft.com/office/word/2023/wordml/word16du" xmlns:wne="http://schemas.microsoft.com/office/word/2006/wordml" mc:Ignorable="w14 w15 w16se w16cid w16 w16cex w16sdtdh w16sdtfl w16du wp14">
   <w:endnote w:type="separator" w:id="-1">
     <w:p>
-      <w:pPr>
-        <w:spacing w:after="0" w:line="240" w:lineRule="auto"/>
-      </w:pPr>
-      <w:r>
-        <w:rPr>
-          <w:rStyle w:val="EndnoteReference"/>
-        </w:rPr>
-        <w:endnoteRef/>
-      </w:r>
       <w:r>
         <w:separator/>
       </w:r>
@@ -1734,15 +1404,6 @@
   </w:endnote>
   <w:endnote w:type="continuationSeparator" w:id="0">
     <w:p>
-      <w:pPr>
-        <w:spacing w:after="0" w:line="240" w:lineRule="auto"/>
-      </w:pPr>
-      <w:r>
-        <w:rPr>
-          <w:rStyle w:val="EndnoteReference"/>
-        </w:rPr>
-        <w:endnoteRef/>
-      </w:r>
       <w:r>
         <w:continuationSeparator/>
       </w:r>
@@ -1752,14 +1413,13 @@
 </file>
 
 <file path=word/footer1.xml><?xml version="1.0" encoding="utf-8"?>
-<w:ftr xmlns:wpc="http://schemas.microsoft.com/office/word/2010/wordprocessingCanvas" xmlns:mc="http://schemas.openxmlformats.org/markup-compatibility/2006" xmlns:o="urn:schemas-microsoft-com:office:office" xmlns:r="http://schemas.openxmlformats.org/officeDocument/2006/relationships" xmlns:m="http://schemas.openxmlformats.org/officeDocument/2006/math" xmlns:v="urn:schemas-microsoft-com:vml" xmlns:wp14="http://schemas.microsoft.com/office/word/2010/wordprocessingDrawing" xmlns:wp="http://schemas.openxmlformats.org/drawingml/2006/wordprocessingDrawing" xmlns:w10="urn:schemas-microsoft-com:office:word" xmlns:w="http://schemas.openxmlformats.org/wordprocessingml/2006/main" xmlns:w14="http://schemas.microsoft.com/office/word/2010/wordml" xmlns:w15="http://schemas.microsoft.com/office/word/2012/wordml" xmlns:wpg="http://schemas.microsoft.com/office/word/2010/wordprocessingGroup" xmlns:wpi="http://schemas.microsoft.com/office/word/2010/wordprocessingInk" xmlns:wne="http://schemas.microsoft.com/office/word/2006/wordml" xmlns:wps="http://schemas.microsoft.com/office/word/2010/wordprocessingShape">
+<w:ftr xmlns:wpc="http://schemas.microsoft.com/office/word/2010/wordprocessingCanvas" xmlns:cx="http://schemas.microsoft.com/office/drawing/2014/chartex" xmlns:cx1="http://schemas.microsoft.com/office/drawing/2015/9/8/chartex" xmlns:cx2="http://schemas.microsoft.com/office/drawing/2015/10/21/chartex" xmlns:cx3="http://schemas.microsoft.com/office/drawing/2016/5/9/chartex" xmlns:cx4="http://schemas.microsoft.com/office/drawing/2016/5/10/chartex" xmlns:cx5="http://schemas.microsoft.com/office/drawing/2016/5/11/chartex" xmlns:cx6="http://schemas.microsoft.com/office/drawing/2016/5/12/chartex" xmlns:cx7="http://schemas.microsoft.com/office/drawing/2016/5/13/chartex" xmlns:cx8="http://schemas.microsoft.com/office/drawing/2016/5/14/chartex" xmlns:mc="http://schemas.openxmlformats.org/markup-compatibility/2006" xmlns:m="http://schemas.openxmlformats.org/officeDocument/2006/math" xmlns:aink="http://schemas.microsoft.com/office/drawing/2016/ink" xmlns:am3d="http://schemas.microsoft.com/office/drawing/2017/model3d" xmlns:oel="http://schemas.microsoft.com/office/2019/extlst" xmlns:r="http://schemas.openxmlformats.org/officeDocument/2006/relationships" xmlns:wp14="http://schemas.microsoft.com/office/word/2010/wordprocessingDrawing" xmlns:wp="http://schemas.openxmlformats.org/drawingml/2006/wordprocessingDrawing" xmlns:wpg="http://schemas.microsoft.com/office/word/2010/wordprocessingGroup" xmlns:wpi="http://schemas.microsoft.com/office/word/2010/wordprocessingInk" xmlns:wps="http://schemas.microsoft.com/office/word/2010/wordprocessingShape" xmlns:o="urn:schemas-microsoft-com:office:office" xmlns:v="urn:schemas-microsoft-com:vml" xmlns:w10="urn:schemas-microsoft-com:office:word" xmlns:w="http://schemas.openxmlformats.org/wordprocessingml/2006/main" xmlns:w14="http://schemas.microsoft.com/office/word/2010/wordml" xmlns:w15="http://schemas.microsoft.com/office/word/2012/wordml" xmlns:w16cex="http://schemas.microsoft.com/office/word/2018/wordml/cex" xmlns:w16cid="http://schemas.microsoft.com/office/word/2016/wordml/cid" xmlns:w16="http://schemas.microsoft.com/office/word/2018/wordml" xmlns:w16sdtdh="http://schemas.microsoft.com/office/word/2020/wordml/sdtdatahash" xmlns:w16sdtfl="http://schemas.microsoft.com/office/word/2024/wordml/sdtformatlock" xmlns:w16se="http://schemas.microsoft.com/office/word/2015/wordml/symex" xmlns:w16du="http://schemas.microsoft.com/office/word/2023/wordml/word16du" xmlns:wne="http://schemas.microsoft.com/office/word/2006/wordml" mc:Ignorable="w14 w15 w16se w16cid w16 w16cex w16sdtdh w16sdtfl w16du wp14">
   <w:p>
     <w:pPr>
       <w:jc w:val="right"/>
     </w:pPr>
     <w:r>
       <w:rPr>
-        <w:rFonts w:ascii="Arial" w:cs="Arial" w:eastAsia="Arial" w:hAnsi="Arial"/>
         <w:color w:val="888888"/>
         <w:sz w:val="18"/>
         <w:szCs w:val="18"/>
@@ -1768,14 +1428,43 @@
     </w:r>
     <w:r>
       <w:rPr>
-        <w:rFonts w:ascii="Arial" w:cs="Arial" w:eastAsia="Arial" w:hAnsi="Arial"/>
         <w:color w:val="888888"/>
         <w:sz w:val="18"/>
         <w:szCs w:val="18"/>
       </w:rPr>
       <w:fldChar w:fldCharType="begin"/>
-      <w:instrText xml:space="preserve">PAGE</w:instrText>
+    </w:r>
+    <w:r>
+      <w:rPr>
+        <w:color w:val="888888"/>
+        <w:sz w:val="18"/>
+        <w:szCs w:val="18"/>
+      </w:rPr>
+      <w:instrText>PAGE</w:instrText>
+    </w:r>
+    <w:r>
+      <w:rPr>
+        <w:color w:val="888888"/>
+        <w:sz w:val="18"/>
+        <w:szCs w:val="18"/>
+      </w:rPr>
       <w:fldChar w:fldCharType="separate"/>
+    </w:r>
+    <w:r>
+      <w:rPr>
+        <w:noProof/>
+        <w:color w:val="888888"/>
+        <w:sz w:val="18"/>
+        <w:szCs w:val="18"/>
+      </w:rPr>
+      <w:t>1</w:t>
+    </w:r>
+    <w:r>
+      <w:rPr>
+        <w:color w:val="888888"/>
+        <w:sz w:val="18"/>
+        <w:szCs w:val="18"/>
+      </w:rPr>
       <w:fldChar w:fldCharType="end"/>
     </w:r>
   </w:p>
@@ -1783,18 +1472,9 @@
 </file>
 
 <file path=word/footnotes.xml><?xml version="1.0" encoding="utf-8"?>
-<w:footnotes xmlns:wpc="http://schemas.microsoft.com/office/word/2010/wordprocessingCanvas" xmlns:mc="http://schemas.openxmlformats.org/markup-compatibility/2006" xmlns:o="urn:schemas-microsoft-com:office:office" xmlns:r="http://schemas.openxmlformats.org/officeDocument/2006/relationships" xmlns:m="http://schemas.openxmlformats.org/officeDocument/2006/math" xmlns:v="urn:schemas-microsoft-com:vml" xmlns:wp14="http://schemas.microsoft.com/office/word/2010/wordprocessingDrawing" xmlns:wp="http://schemas.openxmlformats.org/drawingml/2006/wordprocessingDrawing" xmlns:w10="urn:schemas-microsoft-com:office:word" xmlns:w="http://schemas.openxmlformats.org/wordprocessingml/2006/main" xmlns:w14="http://schemas.microsoft.com/office/word/2010/wordml" xmlns:w15="http://schemas.microsoft.com/office/word/2012/wordml" xmlns:wpg="http://schemas.microsoft.com/office/word/2010/wordprocessingGroup" xmlns:wpi="http://schemas.microsoft.com/office/word/2010/wordprocessingInk" xmlns:wne="http://schemas.microsoft.com/office/word/2006/wordml" xmlns:wps="http://schemas.microsoft.com/office/word/2010/wordprocessingShape" mc:Ignorable="w14 w15 wp14">
+<w:footnotes xmlns:wpc="http://schemas.microsoft.com/office/word/2010/wordprocessingCanvas" xmlns:cx="http://schemas.microsoft.com/office/drawing/2014/chartex" xmlns:cx1="http://schemas.microsoft.com/office/drawing/2015/9/8/chartex" xmlns:cx2="http://schemas.microsoft.com/office/drawing/2015/10/21/chartex" xmlns:cx3="http://schemas.microsoft.com/office/drawing/2016/5/9/chartex" xmlns:cx4="http://schemas.microsoft.com/office/drawing/2016/5/10/chartex" xmlns:cx5="http://schemas.microsoft.com/office/drawing/2016/5/11/chartex" xmlns:cx6="http://schemas.microsoft.com/office/drawing/2016/5/12/chartex" xmlns:cx7="http://schemas.microsoft.com/office/drawing/2016/5/13/chartex" xmlns:cx8="http://schemas.microsoft.com/office/drawing/2016/5/14/chartex" xmlns:mc="http://schemas.openxmlformats.org/markup-compatibility/2006" xmlns:m="http://schemas.openxmlformats.org/officeDocument/2006/math" xmlns:aink="http://schemas.microsoft.com/office/drawing/2016/ink" xmlns:am3d="http://schemas.microsoft.com/office/drawing/2017/model3d" xmlns:oel="http://schemas.microsoft.com/office/2019/extlst" xmlns:r="http://schemas.openxmlformats.org/officeDocument/2006/relationships" xmlns:wp14="http://schemas.microsoft.com/office/word/2010/wordprocessingDrawing" xmlns:wp="http://schemas.openxmlformats.org/drawingml/2006/wordprocessingDrawing" xmlns:wpg="http://schemas.microsoft.com/office/word/2010/wordprocessingGroup" xmlns:wpi="http://schemas.microsoft.com/office/word/2010/wordprocessingInk" xmlns:wps="http://schemas.microsoft.com/office/word/2010/wordprocessingShape" xmlns:o="urn:schemas-microsoft-com:office:office" xmlns:v="urn:schemas-microsoft-com:vml" xmlns:w10="urn:schemas-microsoft-com:office:word" xmlns:w="http://schemas.openxmlformats.org/wordprocessingml/2006/main" xmlns:w14="http://schemas.microsoft.com/office/word/2010/wordml" xmlns:w15="http://schemas.microsoft.com/office/word/2012/wordml" xmlns:w16cex="http://schemas.microsoft.com/office/word/2018/wordml/cex" xmlns:w16cid="http://schemas.microsoft.com/office/word/2016/wordml/cid" xmlns:w16="http://schemas.microsoft.com/office/word/2018/wordml" xmlns:w16sdtdh="http://schemas.microsoft.com/office/word/2020/wordml/sdtdatahash" xmlns:w16sdtfl="http://schemas.microsoft.com/office/word/2024/wordml/sdtformatlock" xmlns:w16se="http://schemas.microsoft.com/office/word/2015/wordml/symex" xmlns:w16du="http://schemas.microsoft.com/office/word/2023/wordml/word16du" xmlns:wne="http://schemas.microsoft.com/office/word/2006/wordml" mc:Ignorable="w14 w15 w16se w16cid w16 w16cex w16sdtdh w16sdtfl w16du wp14">
   <w:footnote w:type="separator" w:id="-1">
     <w:p>
-      <w:pPr>
-        <w:spacing w:after="0" w:line="240" w:lineRule="auto"/>
-      </w:pPr>
-      <w:r>
-        <w:rPr>
-          <w:rStyle w:val="FootnoteReference"/>
-        </w:rPr>
-        <w:footnoteRef/>
-      </w:r>
       <w:r>
         <w:separator/>
       </w:r>
@@ -1802,15 +1482,6 @@
   </w:footnote>
   <w:footnote w:type="continuationSeparator" w:id="0">
     <w:p>
-      <w:pPr>
-        <w:spacing w:after="0" w:line="240" w:lineRule="auto"/>
-      </w:pPr>
-      <w:r>
-        <w:rPr>
-          <w:rStyle w:val="FootnoteReference"/>
-        </w:rPr>
-        <w:footnoteRef/>
-      </w:r>
       <w:r>
         <w:continuationSeparator/>
       </w:r>
@@ -1820,10 +1491,12 @@
 </file>
 
 <file path=word/numbering.xml><?xml version="1.0" encoding="utf-8"?>
-<w:numbering xmlns:wpc="http://schemas.microsoft.com/office/word/2010/wordprocessingCanvas" xmlns:mc="http://schemas.openxmlformats.org/markup-compatibility/2006" xmlns:o="urn:schemas-microsoft-com:office:office" xmlns:r="http://schemas.openxmlformats.org/officeDocument/2006/relationships" xmlns:m="http://schemas.openxmlformats.org/officeDocument/2006/math" xmlns:v="urn:schemas-microsoft-com:vml" xmlns:wp14="http://schemas.microsoft.com/office/word/2010/wordprocessingDrawing" xmlns:wp="http://schemas.openxmlformats.org/drawingml/2006/wordprocessingDrawing" xmlns:w10="urn:schemas-microsoft-com:office:word" xmlns:w="http://schemas.openxmlformats.org/wordprocessingml/2006/main" xmlns:w14="http://schemas.microsoft.com/office/word/2010/wordml" xmlns:w15="http://schemas.microsoft.com/office/word/2012/wordml" xmlns:wpg="http://schemas.microsoft.com/office/word/2010/wordprocessingGroup" xmlns:wpi="http://schemas.microsoft.com/office/word/2010/wordprocessingInk" xmlns:wne="http://schemas.microsoft.com/office/word/2006/wordml" xmlns:wps="http://schemas.microsoft.com/office/word/2010/wordprocessingShape" mc:Ignorable="w14 w15 wp14">
-  <w:abstractNum w:abstractNumId="1" w15:restartNumberingAfterBreak="0">
+<w:numbering xmlns:wpc="http://schemas.microsoft.com/office/word/2010/wordprocessingCanvas" xmlns:cx="http://schemas.microsoft.com/office/drawing/2014/chartex" xmlns:cx1="http://schemas.microsoft.com/office/drawing/2015/9/8/chartex" xmlns:cx2="http://schemas.microsoft.com/office/drawing/2015/10/21/chartex" xmlns:cx3="http://schemas.microsoft.com/office/drawing/2016/5/9/chartex" xmlns:cx4="http://schemas.microsoft.com/office/drawing/2016/5/10/chartex" xmlns:cx5="http://schemas.microsoft.com/office/drawing/2016/5/11/chartex" xmlns:cx6="http://schemas.microsoft.com/office/drawing/2016/5/12/chartex" xmlns:cx7="http://schemas.microsoft.com/office/drawing/2016/5/13/chartex" xmlns:cx8="http://schemas.microsoft.com/office/drawing/2016/5/14/chartex" xmlns:mc="http://schemas.openxmlformats.org/markup-compatibility/2006" xmlns:m="http://schemas.openxmlformats.org/officeDocument/2006/math" xmlns:aink="http://schemas.microsoft.com/office/drawing/2016/ink" xmlns:am3d="http://schemas.microsoft.com/office/drawing/2017/model3d" xmlns:oel="http://schemas.microsoft.com/office/2019/extlst" xmlns:r="http://schemas.openxmlformats.org/officeDocument/2006/relationships" xmlns:wp14="http://schemas.microsoft.com/office/word/2010/wordprocessingDrawing" xmlns:wp="http://schemas.openxmlformats.org/drawingml/2006/wordprocessingDrawing" xmlns:wpg="http://schemas.microsoft.com/office/word/2010/wordprocessingGroup" xmlns:wpi="http://schemas.microsoft.com/office/word/2010/wordprocessingInk" xmlns:wps="http://schemas.microsoft.com/office/word/2010/wordprocessingShape" xmlns:o="urn:schemas-microsoft-com:office:office" xmlns:v="urn:schemas-microsoft-com:vml" xmlns:w10="urn:schemas-microsoft-com:office:word" xmlns:w="http://schemas.openxmlformats.org/wordprocessingml/2006/main" xmlns:w14="http://schemas.microsoft.com/office/word/2010/wordml" xmlns:w15="http://schemas.microsoft.com/office/word/2012/wordml" xmlns:w16cex="http://schemas.microsoft.com/office/word/2018/wordml/cex" xmlns:w16cid="http://schemas.microsoft.com/office/word/2016/wordml/cid" xmlns:w16="http://schemas.microsoft.com/office/word/2018/wordml" xmlns:w16sdtdh="http://schemas.microsoft.com/office/word/2020/wordml/sdtdatahash" xmlns:w16sdtfl="http://schemas.microsoft.com/office/word/2024/wordml/sdtformatlock" xmlns:w16se="http://schemas.microsoft.com/office/word/2015/wordml/symex" xmlns:w16du="http://schemas.microsoft.com/office/word/2023/wordml/word16du" xmlns:wne="http://schemas.microsoft.com/office/word/2006/wordml" mc:Ignorable="w14 w15 w16se w16cid w16 w16cex w16sdtdh w16sdtfl w16du wp14">
+  <w:abstractNum w:abstractNumId="0" w15:restartNumberingAfterBreak="0">
+    <w:nsid w:val="5C754E9D"/>
     <w:multiLevelType w:val="hybridMultilevel"/>
-    <w:lvl w:ilvl="0" w15:tentative="1">
+    <w:tmpl w:val="5EA8E9CA"/>
+    <w:lvl w:ilvl="0" w:tplc="8CDC464E">
       <w:start w:val="1"/>
       <w:numFmt w:val="bullet"/>
       <w:lvlText w:val="●"/>
@@ -1832,7 +1505,7 @@
         <w:ind w:left="720" w:hanging="360"/>
       </w:pPr>
     </w:lvl>
-    <w:lvl w:ilvl="1" w15:tentative="1">
+    <w:lvl w:ilvl="1" w:tplc="A126CD06">
       <w:start w:val="1"/>
       <w:numFmt w:val="bullet"/>
       <w:lvlText w:val="○"/>
@@ -1841,7 +1514,7 @@
         <w:ind w:left="1440" w:hanging="360"/>
       </w:pPr>
     </w:lvl>
-    <w:lvl w:ilvl="2" w15:tentative="1">
+    <w:lvl w:ilvl="2" w:tplc="0FD82F2A">
       <w:start w:val="1"/>
       <w:numFmt w:val="bullet"/>
       <w:lvlText w:val="■"/>
@@ -1850,7 +1523,7 @@
         <w:ind w:left="2160" w:hanging="360"/>
       </w:pPr>
     </w:lvl>
-    <w:lvl w:ilvl="3" w15:tentative="1">
+    <w:lvl w:ilvl="3" w:tplc="DBE6A8C2">
       <w:start w:val="1"/>
       <w:numFmt w:val="bullet"/>
       <w:lvlText w:val="●"/>
@@ -1859,7 +1532,7 @@
         <w:ind w:left="2880" w:hanging="360"/>
       </w:pPr>
     </w:lvl>
-    <w:lvl w:ilvl="4" w15:tentative="1">
+    <w:lvl w:ilvl="4" w:tplc="CC9C372A">
       <w:start w:val="1"/>
       <w:numFmt w:val="bullet"/>
       <w:lvlText w:val="○"/>
@@ -1868,7 +1541,7 @@
         <w:ind w:left="3600" w:hanging="360"/>
       </w:pPr>
     </w:lvl>
-    <w:lvl w:ilvl="5" w15:tentative="1">
+    <w:lvl w:ilvl="5" w:tplc="B49674F8">
       <w:start w:val="1"/>
       <w:numFmt w:val="bullet"/>
       <w:lvlText w:val="■"/>
@@ -1877,7 +1550,7 @@
         <w:ind w:left="4320" w:hanging="360"/>
       </w:pPr>
     </w:lvl>
-    <w:lvl w:ilvl="6" w15:tentative="1">
+    <w:lvl w:ilvl="6" w:tplc="E0C0AAAC">
       <w:start w:val="1"/>
       <w:numFmt w:val="bullet"/>
       <w:lvlText w:val="●"/>
@@ -1886,7 +1559,7 @@
         <w:ind w:left="5040" w:hanging="360"/>
       </w:pPr>
     </w:lvl>
-    <w:lvl w:ilvl="7" w15:tentative="1">
+    <w:lvl w:ilvl="7" w:tplc="2F9A8D46">
       <w:start w:val="1"/>
       <w:numFmt w:val="bullet"/>
       <w:lvlText w:val="●"/>
@@ -1895,7 +1568,7 @@
         <w:ind w:left="5760" w:hanging="360"/>
       </w:pPr>
     </w:lvl>
-    <w:lvl w:ilvl="8" w15:tentative="1">
+    <w:lvl w:ilvl="8" w:tplc="61E06698">
       <w:start w:val="1"/>
       <w:numFmt w:val="bullet"/>
       <w:lvlText w:val="●"/>
@@ -1905,9 +1578,11 @@
       </w:pPr>
     </w:lvl>
   </w:abstractNum>
-  <w:abstractNum w:abstractNumId="2" w15:restartNumberingAfterBreak="0">
+  <w:abstractNum w:abstractNumId="1" w15:restartNumberingAfterBreak="0">
+    <w:nsid w:val="6C677825"/>
     <w:multiLevelType w:val="hybridMultilevel"/>
-    <w:lvl w:ilvl="0" w15:tentative="1">
+    <w:tmpl w:val="DA8E07F2"/>
+    <w:lvl w:ilvl="0" w:tplc="357C4222">
       <w:start w:val="1"/>
       <w:numFmt w:val="bullet"/>
       <w:lvlText w:val="•"/>
@@ -1916,15 +1591,55 @@
         <w:ind w:left="720" w:hanging="360"/>
       </w:pPr>
     </w:lvl>
+    <w:lvl w:ilvl="1" w:tplc="7472B24C">
+      <w:numFmt w:val="decimal"/>
+      <w:lvlText w:val=""/>
+      <w:lvlJc w:val="left"/>
+    </w:lvl>
+    <w:lvl w:ilvl="2" w:tplc="92CC0422">
+      <w:numFmt w:val="decimal"/>
+      <w:lvlText w:val=""/>
+      <w:lvlJc w:val="left"/>
+    </w:lvl>
+    <w:lvl w:ilvl="3" w:tplc="0E588926">
+      <w:numFmt w:val="decimal"/>
+      <w:lvlText w:val=""/>
+      <w:lvlJc w:val="left"/>
+    </w:lvl>
+    <w:lvl w:ilvl="4" w:tplc="1FFC8370">
+      <w:numFmt w:val="decimal"/>
+      <w:lvlText w:val=""/>
+      <w:lvlJc w:val="left"/>
+    </w:lvl>
+    <w:lvl w:ilvl="5" w:tplc="C5BAE356">
+      <w:numFmt w:val="decimal"/>
+      <w:lvlText w:val=""/>
+      <w:lvlJc w:val="left"/>
+    </w:lvl>
+    <w:lvl w:ilvl="6" w:tplc="10249BD6">
+      <w:numFmt w:val="decimal"/>
+      <w:lvlText w:val=""/>
+      <w:lvlJc w:val="left"/>
+    </w:lvl>
+    <w:lvl w:ilvl="7" w:tplc="0EAAE5F8">
+      <w:numFmt w:val="decimal"/>
+      <w:lvlText w:val=""/>
+      <w:lvlJc w:val="left"/>
+    </w:lvl>
+    <w:lvl w:ilvl="8" w:tplc="D82ED9CA">
+      <w:numFmt w:val="decimal"/>
+      <w:lvlText w:val=""/>
+      <w:lvlJc w:val="left"/>
+    </w:lvl>
   </w:abstractNum>
-  <w:num w:numId="1">
-    <w:abstractNumId w:val="1"/>
+  <w:num w:numId="1" w16cid:durableId="84766026">
+    <w:abstractNumId w:val="0"/>
     <w:lvlOverride w:ilvl="0">
       <w:startOverride w:val="1"/>
     </w:lvlOverride>
   </w:num>
-  <w:num w:numId="2">
-    <w:abstractNumId w:val="2"/>
+  <w:num w:numId="2" w16cid:durableId="909921563">
+    <w:abstractNumId w:val="1"/>
     <w:lvlOverride w:ilvl="0">
       <w:startOverride w:val="1"/>
     </w:lvlOverride>
@@ -1933,54 +1648,442 @@
 </file>
 
 <file path=word/styles.xml><?xml version="1.0" encoding="utf-8"?>
-<w:styles xmlns:mc="http://schemas.openxmlformats.org/markup-compatibility/2006" xmlns:r="http://schemas.openxmlformats.org/officeDocument/2006/relationships" xmlns:w="http://schemas.openxmlformats.org/wordprocessingml/2006/main" xmlns:w14="http://schemas.microsoft.com/office/word/2010/wordml" xmlns:w15="http://schemas.microsoft.com/office/word/2012/wordml" mc:Ignorable="w14 w15">
+<w:styles xmlns:mc="http://schemas.openxmlformats.org/markup-compatibility/2006" xmlns:r="http://schemas.openxmlformats.org/officeDocument/2006/relationships" xmlns:w="http://schemas.openxmlformats.org/wordprocessingml/2006/main" xmlns:w14="http://schemas.microsoft.com/office/word/2010/wordml" xmlns:w15="http://schemas.microsoft.com/office/word/2012/wordml" xmlns:w16cex="http://schemas.microsoft.com/office/word/2018/wordml/cex" xmlns:w16cid="http://schemas.microsoft.com/office/word/2016/wordml/cid" xmlns:w16="http://schemas.microsoft.com/office/word/2018/wordml" xmlns:w16sdtdh="http://schemas.microsoft.com/office/word/2020/wordml/sdtdatahash" xmlns:w16sdtfl="http://schemas.microsoft.com/office/word/2024/wordml/sdtformatlock" xmlns:w16se="http://schemas.microsoft.com/office/word/2015/wordml/symex" xmlns:w16du="http://schemas.microsoft.com/office/word/2023/wordml/word16du" mc:Ignorable="w14 w15 w16se w16cid w16 w16cex w16sdtdh w16sdtfl w16du">
   <w:docDefaults>
     <w:rPrDefault>
       <w:rPr>
-        <w:rFonts w:ascii="Arial" w:cs="Arial" w:eastAsia="Arial" w:hAnsi="Arial"/>
+        <w:rFonts w:ascii="Arial" w:eastAsia="Arial" w:hAnsi="Arial" w:cs="Arial"/>
         <w:sz w:val="22"/>
         <w:szCs w:val="22"/>
+        <w:lang w:val="en-AR" w:eastAsia="en-US" w:bidi="ar-SA"/>
       </w:rPr>
     </w:rPrDefault>
     <w:pPrDefault/>
   </w:docDefaults>
-  <w:style w:type="paragraph" w:styleId="Title">
-    <w:name w:val="Title"/>
-    <w:basedOn w:val="Normal"/>
-    <w:next w:val="Normal"/>
+  <w:latentStyles w:defLockedState="0" w:defUIPriority="99" w:defSemiHidden="0" w:defUnhideWhenUsed="0" w:defQFormat="0" w:count="376">
+    <w:lsdException w:name="Normal" w:uiPriority="0" w:qFormat="1"/>
+    <w:lsdException w:name="heading 1" w:uiPriority="9" w:qFormat="1"/>
+    <w:lsdException w:name="heading 2" w:semiHidden="1" w:uiPriority="9" w:unhideWhenUsed="1" w:qFormat="1"/>
+    <w:lsdException w:name="heading 3" w:semiHidden="1" w:uiPriority="9" w:unhideWhenUsed="1" w:qFormat="1"/>
+    <w:lsdException w:name="heading 4" w:semiHidden="1" w:uiPriority="9" w:unhideWhenUsed="1" w:qFormat="1"/>
+    <w:lsdException w:name="heading 5" w:semiHidden="1" w:uiPriority="9" w:unhideWhenUsed="1" w:qFormat="1"/>
+    <w:lsdException w:name="heading 6" w:semiHidden="1" w:uiPriority="9" w:unhideWhenUsed="1" w:qFormat="1"/>
+    <w:lsdException w:name="heading 7" w:semiHidden="1" w:uiPriority="9" w:unhideWhenUsed="1" w:qFormat="1"/>
+    <w:lsdException w:name="heading 8" w:semiHidden="1" w:uiPriority="9" w:unhideWhenUsed="1" w:qFormat="1"/>
+    <w:lsdException w:name="heading 9" w:semiHidden="1" w:uiPriority="9" w:unhideWhenUsed="1" w:qFormat="1"/>
+    <w:lsdException w:name="index 1" w:semiHidden="1" w:unhideWhenUsed="1"/>
+    <w:lsdException w:name="index 2" w:semiHidden="1" w:unhideWhenUsed="1"/>
+    <w:lsdException w:name="index 3" w:semiHidden="1" w:unhideWhenUsed="1"/>
+    <w:lsdException w:name="index 4" w:semiHidden="1" w:unhideWhenUsed="1"/>
+    <w:lsdException w:name="index 5" w:semiHidden="1" w:unhideWhenUsed="1"/>
+    <w:lsdException w:name="index 6" w:semiHidden="1" w:unhideWhenUsed="1"/>
+    <w:lsdException w:name="index 7" w:semiHidden="1" w:unhideWhenUsed="1"/>
+    <w:lsdException w:name="index 8" w:semiHidden="1" w:unhideWhenUsed="1"/>
+    <w:lsdException w:name="index 9" w:semiHidden="1" w:unhideWhenUsed="1"/>
+    <w:lsdException w:name="toc 1" w:semiHidden="1" w:uiPriority="39" w:unhideWhenUsed="1"/>
+    <w:lsdException w:name="toc 2" w:semiHidden="1" w:uiPriority="39" w:unhideWhenUsed="1"/>
+    <w:lsdException w:name="toc 3" w:semiHidden="1" w:uiPriority="39" w:unhideWhenUsed="1"/>
+    <w:lsdException w:name="toc 4" w:semiHidden="1" w:uiPriority="39" w:unhideWhenUsed="1"/>
+    <w:lsdException w:name="toc 5" w:semiHidden="1" w:uiPriority="39" w:unhideWhenUsed="1"/>
+    <w:lsdException w:name="toc 6" w:semiHidden="1" w:uiPriority="39" w:unhideWhenUsed="1"/>
+    <w:lsdException w:name="toc 7" w:semiHidden="1" w:uiPriority="39" w:unhideWhenUsed="1"/>
+    <w:lsdException w:name="toc 8" w:semiHidden="1" w:uiPriority="39" w:unhideWhenUsed="1"/>
+    <w:lsdException w:name="toc 9" w:semiHidden="1" w:uiPriority="39" w:unhideWhenUsed="1"/>
+    <w:lsdException w:name="Normal Indent" w:semiHidden="1" w:unhideWhenUsed="1"/>
+    <w:lsdException w:name="footnote text" w:semiHidden="1" w:unhideWhenUsed="1"/>
+    <w:lsdException w:name="annotation text" w:semiHidden="1" w:unhideWhenUsed="1"/>
+    <w:lsdException w:name="header" w:semiHidden="1" w:unhideWhenUsed="1"/>
+    <w:lsdException w:name="footer" w:semiHidden="1" w:unhideWhenUsed="1"/>
+    <w:lsdException w:name="index heading" w:semiHidden="1" w:unhideWhenUsed="1"/>
+    <w:lsdException w:name="caption" w:semiHidden="1" w:uiPriority="35" w:unhideWhenUsed="1" w:qFormat="1"/>
+    <w:lsdException w:name="table of figures" w:semiHidden="1" w:unhideWhenUsed="1"/>
+    <w:lsdException w:name="envelope address" w:semiHidden="1" w:unhideWhenUsed="1"/>
+    <w:lsdException w:name="envelope return" w:semiHidden="1" w:unhideWhenUsed="1"/>
+    <w:lsdException w:name="footnote reference" w:semiHidden="1" w:unhideWhenUsed="1"/>
+    <w:lsdException w:name="annotation reference" w:semiHidden="1" w:unhideWhenUsed="1"/>
+    <w:lsdException w:name="line number" w:semiHidden="1" w:unhideWhenUsed="1"/>
+    <w:lsdException w:name="page number" w:semiHidden="1" w:unhideWhenUsed="1"/>
+    <w:lsdException w:name="endnote reference" w:semiHidden="1" w:unhideWhenUsed="1"/>
+    <w:lsdException w:name="endnote text" w:semiHidden="1" w:unhideWhenUsed="1"/>
+    <w:lsdException w:name="table of authorities" w:semiHidden="1" w:unhideWhenUsed="1"/>
+    <w:lsdException w:name="macro" w:semiHidden="1" w:unhideWhenUsed="1"/>
+    <w:lsdException w:name="toa heading" w:semiHidden="1" w:unhideWhenUsed="1"/>
+    <w:lsdException w:name="List" w:semiHidden="1" w:unhideWhenUsed="1"/>
+    <w:lsdException w:name="List Bullet" w:semiHidden="1" w:unhideWhenUsed="1"/>
+    <w:lsdException w:name="List Number" w:semiHidden="1" w:unhideWhenUsed="1"/>
+    <w:lsdException w:name="List 2" w:semiHidden="1" w:unhideWhenUsed="1"/>
+    <w:lsdException w:name="List 3" w:semiHidden="1" w:unhideWhenUsed="1"/>
+    <w:lsdException w:name="List 4" w:semiHidden="1" w:unhideWhenUsed="1"/>
+    <w:lsdException w:name="List 5" w:semiHidden="1" w:unhideWhenUsed="1"/>
+    <w:lsdException w:name="List Bullet 2" w:semiHidden="1" w:unhideWhenUsed="1"/>
+    <w:lsdException w:name="List Bullet 3" w:semiHidden="1" w:unhideWhenUsed="1"/>
+    <w:lsdException w:name="List Bullet 4" w:semiHidden="1" w:unhideWhenUsed="1"/>
+    <w:lsdException w:name="List Bullet 5" w:semiHidden="1" w:unhideWhenUsed="1"/>
+    <w:lsdException w:name="List Number 2" w:semiHidden="1" w:unhideWhenUsed="1"/>
+    <w:lsdException w:name="List Number 3" w:semiHidden="1" w:unhideWhenUsed="1"/>
+    <w:lsdException w:name="List Number 4" w:semiHidden="1" w:unhideWhenUsed="1"/>
+    <w:lsdException w:name="List Number 5" w:semiHidden="1" w:unhideWhenUsed="1"/>
+    <w:lsdException w:name="Title" w:uiPriority="10" w:qFormat="1"/>
+    <w:lsdException w:name="Closing" w:semiHidden="1" w:unhideWhenUsed="1"/>
+    <w:lsdException w:name="Signature" w:semiHidden="1" w:unhideWhenUsed="1"/>
+    <w:lsdException w:name="Default Paragraph Font" w:semiHidden="1" w:uiPriority="1" w:unhideWhenUsed="1"/>
+    <w:lsdException w:name="Body Text" w:semiHidden="1" w:unhideWhenUsed="1"/>
+    <w:lsdException w:name="Body Text Indent" w:semiHidden="1" w:unhideWhenUsed="1"/>
+    <w:lsdException w:name="List Continue" w:semiHidden="1" w:unhideWhenUsed="1"/>
+    <w:lsdException w:name="List Continue 2" w:semiHidden="1" w:unhideWhenUsed="1"/>
+    <w:lsdException w:name="List Continue 3" w:semiHidden="1" w:unhideWhenUsed="1"/>
+    <w:lsdException w:name="List Continue 4" w:semiHidden="1" w:unhideWhenUsed="1"/>
+    <w:lsdException w:name="List Continue 5" w:semiHidden="1" w:unhideWhenUsed="1"/>
+    <w:lsdException w:name="Message Header" w:semiHidden="1" w:unhideWhenUsed="1"/>
+    <w:lsdException w:name="Subtitle" w:uiPriority="11" w:qFormat="1"/>
+    <w:lsdException w:name="Salutation" w:semiHidden="1" w:unhideWhenUsed="1"/>
+    <w:lsdException w:name="Date" w:semiHidden="1" w:unhideWhenUsed="1"/>
+    <w:lsdException w:name="Body Text First Indent" w:semiHidden="1" w:unhideWhenUsed="1"/>
+    <w:lsdException w:name="Body Text First Indent 2" w:semiHidden="1" w:unhideWhenUsed="1"/>
+    <w:lsdException w:name="Note Heading" w:semiHidden="1" w:unhideWhenUsed="1"/>
+    <w:lsdException w:name="Body Text 2" w:semiHidden="1" w:unhideWhenUsed="1"/>
+    <w:lsdException w:name="Body Text 3" w:semiHidden="1" w:unhideWhenUsed="1"/>
+    <w:lsdException w:name="Body Text Indent 2" w:semiHidden="1" w:unhideWhenUsed="1"/>
+    <w:lsdException w:name="Body Text Indent 3" w:semiHidden="1" w:unhideWhenUsed="1"/>
+    <w:lsdException w:name="Block Text" w:semiHidden="1" w:unhideWhenUsed="1"/>
+    <w:lsdException w:name="Hyperlink" w:semiHidden="1" w:unhideWhenUsed="1"/>
+    <w:lsdException w:name="FollowedHyperlink" w:semiHidden="1" w:unhideWhenUsed="1"/>
+    <w:lsdException w:name="Strong" w:uiPriority="22" w:qFormat="1"/>
+    <w:lsdException w:name="Emphasis" w:uiPriority="20" w:qFormat="1"/>
+    <w:lsdException w:name="Document Map" w:semiHidden="1" w:unhideWhenUsed="1"/>
+    <w:lsdException w:name="Plain Text" w:semiHidden="1" w:unhideWhenUsed="1"/>
+    <w:lsdException w:name="E-mail Signature" w:semiHidden="1" w:unhideWhenUsed="1"/>
+    <w:lsdException w:name="HTML Top of Form" w:semiHidden="1" w:unhideWhenUsed="1"/>
+    <w:lsdException w:name="HTML Bottom of Form" w:semiHidden="1" w:unhideWhenUsed="1"/>
+    <w:lsdException w:name="Normal (Web)" w:semiHidden="1" w:unhideWhenUsed="1"/>
+    <w:lsdException w:name="HTML Acronym" w:semiHidden="1" w:unhideWhenUsed="1"/>
+    <w:lsdException w:name="HTML Address" w:semiHidden="1" w:unhideWhenUsed="1"/>
+    <w:lsdException w:name="HTML Cite" w:semiHidden="1" w:unhideWhenUsed="1"/>
+    <w:lsdException w:name="HTML Code" w:semiHidden="1" w:unhideWhenUsed="1"/>
+    <w:lsdException w:name="HTML Definition" w:semiHidden="1" w:unhideWhenUsed="1"/>
+    <w:lsdException w:name="HTML Keyboard" w:semiHidden="1" w:unhideWhenUsed="1"/>
+    <w:lsdException w:name="HTML Preformatted" w:semiHidden="1" w:unhideWhenUsed="1"/>
+    <w:lsdException w:name="HTML Sample" w:semiHidden="1" w:unhideWhenUsed="1"/>
+    <w:lsdException w:name="HTML Typewriter" w:semiHidden="1" w:unhideWhenUsed="1"/>
+    <w:lsdException w:name="HTML Variable" w:semiHidden="1" w:unhideWhenUsed="1"/>
+    <w:lsdException w:name="Normal Table" w:semiHidden="1" w:unhideWhenUsed="1"/>
+    <w:lsdException w:name="annotation subject" w:semiHidden="1" w:unhideWhenUsed="1"/>
+    <w:lsdException w:name="No List" w:semiHidden="1" w:unhideWhenUsed="1"/>
+    <w:lsdException w:name="Outline List 1" w:semiHidden="1" w:unhideWhenUsed="1"/>
+    <w:lsdException w:name="Outline List 2" w:semiHidden="1" w:unhideWhenUsed="1"/>
+    <w:lsdException w:name="Outline List 3" w:semiHidden="1" w:unhideWhenUsed="1"/>
+    <w:lsdException w:name="Table Simple 1" w:semiHidden="1" w:unhideWhenUsed="1"/>
+    <w:lsdException w:name="Table Simple 2" w:semiHidden="1" w:unhideWhenUsed="1"/>
+    <w:lsdException w:name="Table Simple 3" w:semiHidden="1" w:unhideWhenUsed="1"/>
+    <w:lsdException w:name="Table Classic 1" w:semiHidden="1" w:unhideWhenUsed="1"/>
+    <w:lsdException w:name="Table Classic 2" w:semiHidden="1" w:unhideWhenUsed="1"/>
+    <w:lsdException w:name="Table Classic 3" w:semiHidden="1" w:unhideWhenUsed="1"/>
+    <w:lsdException w:name="Table Classic 4" w:semiHidden="1" w:unhideWhenUsed="1"/>
+    <w:lsdException w:name="Table Colorful 1" w:semiHidden="1" w:unhideWhenUsed="1"/>
+    <w:lsdException w:name="Table Colorful 2" w:semiHidden="1" w:unhideWhenUsed="1"/>
+    <w:lsdException w:name="Table Colorful 3" w:semiHidden="1" w:unhideWhenUsed="1"/>
+    <w:lsdException w:name="Table Columns 1" w:semiHidden="1" w:unhideWhenUsed="1"/>
+    <w:lsdException w:name="Table Columns 2" w:semiHidden="1" w:unhideWhenUsed="1"/>
+    <w:lsdException w:name="Table Columns 3" w:semiHidden="1" w:unhideWhenUsed="1"/>
+    <w:lsdException w:name="Table Columns 4" w:semiHidden="1" w:unhideWhenUsed="1"/>
+    <w:lsdException w:name="Table Columns 5" w:semiHidden="1" w:unhideWhenUsed="1"/>
+    <w:lsdException w:name="Table Grid 1" w:semiHidden="1" w:unhideWhenUsed="1"/>
+    <w:lsdException w:name="Table Grid 2" w:semiHidden="1" w:unhideWhenUsed="1"/>
+    <w:lsdException w:name="Table Grid 3" w:semiHidden="1" w:unhideWhenUsed="1"/>
+    <w:lsdException w:name="Table Grid 4" w:semiHidden="1" w:unhideWhenUsed="1"/>
+    <w:lsdException w:name="Table Grid 5" w:semiHidden="1" w:unhideWhenUsed="1"/>
+    <w:lsdException w:name="Table Grid 6" w:semiHidden="1" w:unhideWhenUsed="1"/>
+    <w:lsdException w:name="Table Grid 7" w:semiHidden="1" w:unhideWhenUsed="1"/>
+    <w:lsdException w:name="Table Grid 8" w:semiHidden="1" w:unhideWhenUsed="1"/>
+    <w:lsdException w:name="Table List 1" w:semiHidden="1" w:unhideWhenUsed="1"/>
+    <w:lsdException w:name="Table List 2" w:semiHidden="1" w:unhideWhenUsed="1"/>
+    <w:lsdException w:name="Table List 3" w:semiHidden="1" w:unhideWhenUsed="1"/>
+    <w:lsdException w:name="Table List 4" w:semiHidden="1" w:unhideWhenUsed="1"/>
+    <w:lsdException w:name="Table List 5" w:semiHidden="1" w:unhideWhenUsed="1"/>
+    <w:lsdException w:name="Table List 6" w:semiHidden="1" w:unhideWhenUsed="1"/>
+    <w:lsdException w:name="Table List 7" w:semiHidden="1" w:unhideWhenUsed="1"/>
+    <w:lsdException w:name="Table List 8" w:semiHidden="1" w:unhideWhenUsed="1"/>
+    <w:lsdException w:name="Table 3D effects 1" w:semiHidden="1" w:unhideWhenUsed="1"/>
+    <w:lsdException w:name="Table 3D effects 2" w:semiHidden="1" w:unhideWhenUsed="1"/>
+    <w:lsdException w:name="Table 3D effects 3" w:semiHidden="1" w:unhideWhenUsed="1"/>
+    <w:lsdException w:name="Table Contemporary" w:semiHidden="1" w:unhideWhenUsed="1"/>
+    <w:lsdException w:name="Table Elegant" w:semiHidden="1" w:unhideWhenUsed="1"/>
+    <w:lsdException w:name="Table Professional" w:semiHidden="1" w:unhideWhenUsed="1"/>
+    <w:lsdException w:name="Table Subtle 1" w:semiHidden="1" w:unhideWhenUsed="1"/>
+    <w:lsdException w:name="Table Subtle 2" w:semiHidden="1" w:unhideWhenUsed="1"/>
+    <w:lsdException w:name="Table Web 1" w:semiHidden="1" w:unhideWhenUsed="1"/>
+    <w:lsdException w:name="Table Web 2" w:semiHidden="1" w:unhideWhenUsed="1"/>
+    <w:lsdException w:name="Table Web 3" w:semiHidden="1" w:unhideWhenUsed="1"/>
+    <w:lsdException w:name="Balloon Text" w:semiHidden="1" w:unhideWhenUsed="1"/>
+    <w:lsdException w:name="Table Grid" w:uiPriority="39"/>
+    <w:lsdException w:name="Table Theme" w:semiHidden="1" w:unhideWhenUsed="1"/>
+    <w:lsdException w:name="Placeholder Text" w:semiHidden="1"/>
+    <w:lsdException w:name="No Spacing" w:uiPriority="1" w:qFormat="1"/>
+    <w:lsdException w:name="Light Shading" w:uiPriority="60"/>
+    <w:lsdException w:name="Light List" w:uiPriority="61"/>
+    <w:lsdException w:name="Light Grid" w:uiPriority="62"/>
+    <w:lsdException w:name="Medium Shading 1" w:uiPriority="63"/>
+    <w:lsdException w:name="Medium Shading 2" w:uiPriority="64"/>
+    <w:lsdException w:name="Medium List 1" w:uiPriority="65"/>
+    <w:lsdException w:name="Medium List 2" w:uiPriority="66"/>
+    <w:lsdException w:name="Medium Grid 1" w:uiPriority="67"/>
+    <w:lsdException w:name="Medium Grid 2" w:uiPriority="68"/>
+    <w:lsdException w:name="Medium Grid 3" w:uiPriority="69"/>
+    <w:lsdException w:name="Dark List" w:uiPriority="70"/>
+    <w:lsdException w:name="Colorful Shading" w:uiPriority="71"/>
+    <w:lsdException w:name="Colorful List" w:uiPriority="72"/>
+    <w:lsdException w:name="Colorful Grid" w:uiPriority="73"/>
+    <w:lsdException w:name="Light Shading Accent 1" w:uiPriority="60"/>
+    <w:lsdException w:name="Light List Accent 1" w:uiPriority="61"/>
+    <w:lsdException w:name="Light Grid Accent 1" w:uiPriority="62"/>
+    <w:lsdException w:name="Medium Shading 1 Accent 1" w:uiPriority="63"/>
+    <w:lsdException w:name="Medium Shading 2 Accent 1" w:uiPriority="64"/>
+    <w:lsdException w:name="Medium List 1 Accent 1" w:uiPriority="65"/>
+    <w:lsdException w:name="Revision" w:semiHidden="1"/>
+    <w:lsdException w:name="List Paragraph" w:uiPriority="34" w:qFormat="1"/>
+    <w:lsdException w:name="Quote" w:uiPriority="29" w:qFormat="1"/>
+    <w:lsdException w:name="Intense Quote" w:uiPriority="30" w:qFormat="1"/>
+    <w:lsdException w:name="Medium List 2 Accent 1" w:uiPriority="66"/>
+    <w:lsdException w:name="Medium Grid 1 Accent 1" w:uiPriority="67"/>
+    <w:lsdException w:name="Medium Grid 2 Accent 1" w:uiPriority="68"/>
+    <w:lsdException w:name="Medium Grid 3 Accent 1" w:uiPriority="69"/>
+    <w:lsdException w:name="Dark List Accent 1" w:uiPriority="70"/>
+    <w:lsdException w:name="Colorful Shading Accent 1" w:uiPriority="71"/>
+    <w:lsdException w:name="Colorful List Accent 1" w:uiPriority="72"/>
+    <w:lsdException w:name="Colorful Grid Accent 1" w:uiPriority="73"/>
+    <w:lsdException w:name="Light Shading Accent 2" w:uiPriority="60"/>
+    <w:lsdException w:name="Light List Accent 2" w:uiPriority="61"/>
+    <w:lsdException w:name="Light Grid Accent 2" w:uiPriority="62"/>
+    <w:lsdException w:name="Medium Shading 1 Accent 2" w:uiPriority="63"/>
+    <w:lsdException w:name="Medium Shading 2 Accent 2" w:uiPriority="64"/>
+    <w:lsdException w:name="Medium List 1 Accent 2" w:uiPriority="65"/>
+    <w:lsdException w:name="Medium List 2 Accent 2" w:uiPriority="66"/>
+    <w:lsdException w:name="Medium Grid 1 Accent 2" w:uiPriority="67"/>
+    <w:lsdException w:name="Medium Grid 2 Accent 2" w:uiPriority="68"/>
+    <w:lsdException w:name="Medium Grid 3 Accent 2" w:uiPriority="69"/>
+    <w:lsdException w:name="Dark List Accent 2" w:uiPriority="70"/>
+    <w:lsdException w:name="Colorful Shading Accent 2" w:uiPriority="71"/>
+    <w:lsdException w:name="Colorful List Accent 2" w:uiPriority="72"/>
+    <w:lsdException w:name="Colorful Grid Accent 2" w:uiPriority="73"/>
+    <w:lsdException w:name="Light Shading Accent 3" w:uiPriority="60"/>
+    <w:lsdException w:name="Light List Accent 3" w:uiPriority="61"/>
+    <w:lsdException w:name="Light Grid Accent 3" w:uiPriority="62"/>
+    <w:lsdException w:name="Medium Shading 1 Accent 3" w:uiPriority="63"/>
+    <w:lsdException w:name="Medium Shading 2 Accent 3" w:uiPriority="64"/>
+    <w:lsdException w:name="Medium List 1 Accent 3" w:uiPriority="65"/>
+    <w:lsdException w:name="Medium List 2 Accent 3" w:uiPriority="66"/>
+    <w:lsdException w:name="Medium Grid 1 Accent 3" w:uiPriority="67"/>
+    <w:lsdException w:name="Medium Grid 2 Accent 3" w:uiPriority="68"/>
+    <w:lsdException w:name="Medium Grid 3 Accent 3" w:uiPriority="69"/>
+    <w:lsdException w:name="Dark List Accent 3" w:uiPriority="70"/>
+    <w:lsdException w:name="Colorful Shading Accent 3" w:uiPriority="71"/>
+    <w:lsdException w:name="Colorful List Accent 3" w:uiPriority="72"/>
+    <w:lsdException w:name="Colorful Grid Accent 3" w:uiPriority="73"/>
+    <w:lsdException w:name="Light Shading Accent 4" w:uiPriority="60"/>
+    <w:lsdException w:name="Light List Accent 4" w:uiPriority="61"/>
+    <w:lsdException w:name="Light Grid Accent 4" w:uiPriority="62"/>
+    <w:lsdException w:name="Medium Shading 1 Accent 4" w:uiPriority="63"/>
+    <w:lsdException w:name="Medium Shading 2 Accent 4" w:uiPriority="64"/>
+    <w:lsdException w:name="Medium List 1 Accent 4" w:uiPriority="65"/>
+    <w:lsdException w:name="Medium List 2 Accent 4" w:uiPriority="66"/>
+    <w:lsdException w:name="Medium Grid 1 Accent 4" w:uiPriority="67"/>
+    <w:lsdException w:name="Medium Grid 2 Accent 4" w:uiPriority="68"/>
+    <w:lsdException w:name="Medium Grid 3 Accent 4" w:uiPriority="69"/>
+    <w:lsdException w:name="Dark List Accent 4" w:uiPriority="70"/>
+    <w:lsdException w:name="Colorful Shading Accent 4" w:uiPriority="71"/>
+    <w:lsdException w:name="Colorful List Accent 4" w:uiPriority="72"/>
+    <w:lsdException w:name="Colorful Grid Accent 4" w:uiPriority="73"/>
+    <w:lsdException w:name="Light Shading Accent 5" w:uiPriority="60"/>
+    <w:lsdException w:name="Light List Accent 5" w:uiPriority="61"/>
+    <w:lsdException w:name="Light Grid Accent 5" w:uiPriority="62"/>
+    <w:lsdException w:name="Medium Shading 1 Accent 5" w:uiPriority="63"/>
+    <w:lsdException w:name="Medium Shading 2 Accent 5" w:uiPriority="64"/>
+    <w:lsdException w:name="Medium List 1 Accent 5" w:uiPriority="65"/>
+    <w:lsdException w:name="Medium List 2 Accent 5" w:uiPriority="66"/>
+    <w:lsdException w:name="Medium Grid 1 Accent 5" w:uiPriority="67"/>
+    <w:lsdException w:name="Medium Grid 2 Accent 5" w:uiPriority="68"/>
+    <w:lsdException w:name="Medium Grid 3 Accent 5" w:uiPriority="69"/>
+    <w:lsdException w:name="Dark List Accent 5" w:uiPriority="70"/>
+    <w:lsdException w:name="Colorful Shading Accent 5" w:uiPriority="71"/>
+    <w:lsdException w:name="Colorful List Accent 5" w:uiPriority="72"/>
+    <w:lsdException w:name="Colorful Grid Accent 5" w:uiPriority="73"/>
+    <w:lsdException w:name="Light Shading Accent 6" w:uiPriority="60"/>
+    <w:lsdException w:name="Light List Accent 6" w:uiPriority="61"/>
+    <w:lsdException w:name="Light Grid Accent 6" w:uiPriority="62"/>
+    <w:lsdException w:name="Medium Shading 1 Accent 6" w:uiPriority="63"/>
+    <w:lsdException w:name="Medium Shading 2 Accent 6" w:uiPriority="64"/>
+    <w:lsdException w:name="Medium List 1 Accent 6" w:uiPriority="65"/>
+    <w:lsdException w:name="Medium List 2 Accent 6" w:uiPriority="66"/>
+    <w:lsdException w:name="Medium Grid 1 Accent 6" w:uiPriority="67"/>
+    <w:lsdException w:name="Medium Grid 2 Accent 6" w:uiPriority="68"/>
+    <w:lsdException w:name="Medium Grid 3 Accent 6" w:uiPriority="69"/>
+    <w:lsdException w:name="Dark List Accent 6" w:uiPriority="70"/>
+    <w:lsdException w:name="Colorful Shading Accent 6" w:uiPriority="71"/>
+    <w:lsdException w:name="Colorful List Accent 6" w:uiPriority="72"/>
+    <w:lsdException w:name="Colorful Grid Accent 6" w:uiPriority="73"/>
+    <w:lsdException w:name="Subtle Emphasis" w:uiPriority="19" w:qFormat="1"/>
+    <w:lsdException w:name="Intense Emphasis" w:uiPriority="21" w:qFormat="1"/>
+    <w:lsdException w:name="Subtle Reference" w:uiPriority="31" w:qFormat="1"/>
+    <w:lsdException w:name="Intense Reference" w:uiPriority="32" w:qFormat="1"/>
+    <w:lsdException w:name="Book Title" w:uiPriority="33" w:qFormat="1"/>
+    <w:lsdException w:name="Bibliography" w:semiHidden="1" w:uiPriority="37" w:unhideWhenUsed="1"/>
+    <w:lsdException w:name="TOC Heading" w:semiHidden="1" w:uiPriority="39" w:unhideWhenUsed="1" w:qFormat="1"/>
+    <w:lsdException w:name="Plain Table 1" w:uiPriority="41"/>
+    <w:lsdException w:name="Plain Table 2" w:uiPriority="42"/>
+    <w:lsdException w:name="Plain Table 3" w:uiPriority="43"/>
+    <w:lsdException w:name="Plain Table 4" w:uiPriority="44"/>
+    <w:lsdException w:name="Plain Table 5" w:uiPriority="45"/>
+    <w:lsdException w:name="Grid Table Light" w:uiPriority="40"/>
+    <w:lsdException w:name="Grid Table 1 Light" w:uiPriority="46"/>
+    <w:lsdException w:name="Grid Table 2" w:uiPriority="47"/>
+    <w:lsdException w:name="Grid Table 3" w:uiPriority="48"/>
+    <w:lsdException w:name="Grid Table 4" w:uiPriority="49"/>
+    <w:lsdException w:name="Grid Table 5 Dark" w:uiPriority="50"/>
+    <w:lsdException w:name="Grid Table 6 Colorful" w:uiPriority="51"/>
+    <w:lsdException w:name="Grid Table 7 Colorful" w:uiPriority="52"/>
+    <w:lsdException w:name="Grid Table 1 Light Accent 1" w:uiPriority="46"/>
+    <w:lsdException w:name="Grid Table 2 Accent 1" w:uiPriority="47"/>
+    <w:lsdException w:name="Grid Table 3 Accent 1" w:uiPriority="48"/>
+    <w:lsdException w:name="Grid Table 4 Accent 1" w:uiPriority="49"/>
+    <w:lsdException w:name="Grid Table 5 Dark Accent 1" w:uiPriority="50"/>
+    <w:lsdException w:name="Grid Table 6 Colorful Accent 1" w:uiPriority="51"/>
+    <w:lsdException w:name="Grid Table 7 Colorful Accent 1" w:uiPriority="52"/>
+    <w:lsdException w:name="Grid Table 1 Light Accent 2" w:uiPriority="46"/>
+    <w:lsdException w:name="Grid Table 2 Accent 2" w:uiPriority="47"/>
+    <w:lsdException w:name="Grid Table 3 Accent 2" w:uiPriority="48"/>
+    <w:lsdException w:name="Grid Table 4 Accent 2" w:uiPriority="49"/>
+    <w:lsdException w:name="Grid Table 5 Dark Accent 2" w:uiPriority="50"/>
+    <w:lsdException w:name="Grid Table 6 Colorful Accent 2" w:uiPriority="51"/>
+    <w:lsdException w:name="Grid Table 7 Colorful Accent 2" w:uiPriority="52"/>
+    <w:lsdException w:name="Grid Table 1 Light Accent 3" w:uiPriority="46"/>
+    <w:lsdException w:name="Grid Table 2 Accent 3" w:uiPriority="47"/>
+    <w:lsdException w:name="Grid Table 3 Accent 3" w:uiPriority="48"/>
+    <w:lsdException w:name="Grid Table 4 Accent 3" w:uiPriority="49"/>
+    <w:lsdException w:name="Grid Table 5 Dark Accent 3" w:uiPriority="50"/>
+    <w:lsdException w:name="Grid Table 6 Colorful Accent 3" w:uiPriority="51"/>
+    <w:lsdException w:name="Grid Table 7 Colorful Accent 3" w:uiPriority="52"/>
+    <w:lsdException w:name="Grid Table 1 Light Accent 4" w:uiPriority="46"/>
+    <w:lsdException w:name="Grid Table 2 Accent 4" w:uiPriority="47"/>
+    <w:lsdException w:name="Grid Table 3 Accent 4" w:uiPriority="48"/>
+    <w:lsdException w:name="Grid Table 4 Accent 4" w:uiPriority="49"/>
+    <w:lsdException w:name="Grid Table 5 Dark Accent 4" w:uiPriority="50"/>
+    <w:lsdException w:name="Grid Table 6 Colorful Accent 4" w:uiPriority="51"/>
+    <w:lsdException w:name="Grid Table 7 Colorful Accent 4" w:uiPriority="52"/>
+    <w:lsdException w:name="Grid Table 1 Light Accent 5" w:uiPriority="46"/>
+    <w:lsdException w:name="Grid Table 2 Accent 5" w:uiPriority="47"/>
+    <w:lsdException w:name="Grid Table 3 Accent 5" w:uiPriority="48"/>
+    <w:lsdException w:name="Grid Table 4 Accent 5" w:uiPriority="49"/>
+    <w:lsdException w:name="Grid Table 5 Dark Accent 5" w:uiPriority="50"/>
+    <w:lsdException w:name="Grid Table 6 Colorful Accent 5" w:uiPriority="51"/>
+    <w:lsdException w:name="Grid Table 7 Colorful Accent 5" w:uiPriority="52"/>
+    <w:lsdException w:name="Grid Table 1 Light Accent 6" w:uiPriority="46"/>
+    <w:lsdException w:name="Grid Table 2 Accent 6" w:uiPriority="47"/>
+    <w:lsdException w:name="Grid Table 3 Accent 6" w:uiPriority="48"/>
+    <w:lsdException w:name="Grid Table 4 Accent 6" w:uiPriority="49"/>
+    <w:lsdException w:name="Grid Table 5 Dark Accent 6" w:uiPriority="50"/>
+    <w:lsdException w:name="Grid Table 6 Colorful Accent 6" w:uiPriority="51"/>
+    <w:lsdException w:name="Grid Table 7 Colorful Accent 6" w:uiPriority="52"/>
+    <w:lsdException w:name="List Table 1 Light" w:uiPriority="46"/>
+    <w:lsdException w:name="List Table 2" w:uiPriority="47"/>
+    <w:lsdException w:name="List Table 3" w:uiPriority="48"/>
+    <w:lsdException w:name="List Table 4" w:uiPriority="49"/>
+    <w:lsdException w:name="List Table 5 Dark" w:uiPriority="50"/>
+    <w:lsdException w:name="List Table 6 Colorful" w:uiPriority="51"/>
+    <w:lsdException w:name="List Table 7 Colorful" w:uiPriority="52"/>
+    <w:lsdException w:name="List Table 1 Light Accent 1" w:uiPriority="46"/>
+    <w:lsdException w:name="List Table 2 Accent 1" w:uiPriority="47"/>
+    <w:lsdException w:name="List Table 3 Accent 1" w:uiPriority="48"/>
+    <w:lsdException w:name="List Table 4 Accent 1" w:uiPriority="49"/>
+    <w:lsdException w:name="List Table 5 Dark Accent 1" w:uiPriority="50"/>
+    <w:lsdException w:name="List Table 6 Colorful Accent 1" w:uiPriority="51"/>
+    <w:lsdException w:name="List Table 7 Colorful Accent 1" w:uiPriority="52"/>
+    <w:lsdException w:name="List Table 1 Light Accent 2" w:uiPriority="46"/>
+    <w:lsdException w:name="List Table 2 Accent 2" w:uiPriority="47"/>
+    <w:lsdException w:name="List Table 3 Accent 2" w:uiPriority="48"/>
+    <w:lsdException w:name="List Table 4 Accent 2" w:uiPriority="49"/>
+    <w:lsdException w:name="List Table 5 Dark Accent 2" w:uiPriority="50"/>
+    <w:lsdException w:name="List Table 6 Colorful Accent 2" w:uiPriority="51"/>
+    <w:lsdException w:name="List Table 7 Colorful Accent 2" w:uiPriority="52"/>
+    <w:lsdException w:name="List Table 1 Light Accent 3" w:uiPriority="46"/>
+    <w:lsdException w:name="List Table 2 Accent 3" w:uiPriority="47"/>
+    <w:lsdException w:name="List Table 3 Accent 3" w:uiPriority="48"/>
+    <w:lsdException w:name="List Table 4 Accent 3" w:uiPriority="49"/>
+    <w:lsdException w:name="List Table 5 Dark Accent 3" w:uiPriority="50"/>
+    <w:lsdException w:name="List Table 6 Colorful Accent 3" w:uiPriority="51"/>
+    <w:lsdException w:name="List Table 7 Colorful Accent 3" w:uiPriority="52"/>
+    <w:lsdException w:name="List Table 1 Light Accent 4" w:uiPriority="46"/>
+    <w:lsdException w:name="List Table 2 Accent 4" w:uiPriority="47"/>
+    <w:lsdException w:name="List Table 3 Accent 4" w:uiPriority="48"/>
+    <w:lsdException w:name="List Table 4 Accent 4" w:uiPriority="49"/>
+    <w:lsdException w:name="List Table 5 Dark Accent 4" w:uiPriority="50"/>
+    <w:lsdException w:name="List Table 6 Colorful Accent 4" w:uiPriority="51"/>
+    <w:lsdException w:name="List Table 7 Colorful Accent 4" w:uiPriority="52"/>
+    <w:lsdException w:name="List Table 1 Light Accent 5" w:uiPriority="46"/>
+    <w:lsdException w:name="List Table 2 Accent 5" w:uiPriority="47"/>
+    <w:lsdException w:name="List Table 3 Accent 5" w:uiPriority="48"/>
+    <w:lsdException w:name="List Table 4 Accent 5" w:uiPriority="49"/>
+    <w:lsdException w:name="List Table 5 Dark Accent 5" w:uiPriority="50"/>
+    <w:lsdException w:name="List Table 6 Colorful Accent 5" w:uiPriority="51"/>
+    <w:lsdException w:name="List Table 7 Colorful Accent 5" w:uiPriority="52"/>
+    <w:lsdException w:name="List Table 1 Light Accent 6" w:uiPriority="46"/>
+    <w:lsdException w:name="List Table 2 Accent 6" w:uiPriority="47"/>
+    <w:lsdException w:name="List Table 3 Accent 6" w:uiPriority="48"/>
+    <w:lsdException w:name="List Table 4 Accent 6" w:uiPriority="49"/>
+    <w:lsdException w:name="List Table 5 Dark Accent 6" w:uiPriority="50"/>
+    <w:lsdException w:name="List Table 6 Colorful Accent 6" w:uiPriority="51"/>
+    <w:lsdException w:name="List Table 7 Colorful Accent 6" w:uiPriority="52"/>
+    <w:lsdException w:name="Mention" w:semiHidden="1" w:unhideWhenUsed="1"/>
+    <w:lsdException w:name="Smart Hyperlink" w:semiHidden="1" w:unhideWhenUsed="1"/>
+    <w:lsdException w:name="Hashtag" w:semiHidden="1" w:unhideWhenUsed="1"/>
+    <w:lsdException w:name="Unresolved Mention" w:semiHidden="1" w:unhideWhenUsed="1"/>
+    <w:lsdException w:name="Smart Link" w:semiHidden="1" w:unhideWhenUsed="1"/>
+  </w:latentStyles>
+  <w:style w:type="paragraph" w:default="1" w:styleId="Normal">
+    <w:name w:val="Normal"/>
     <w:qFormat/>
-    <w:rPr>
-      <w:sz w:val="56"/>
-      <w:szCs w:val="56"/>
-    </w:rPr>
   </w:style>
   <w:style w:type="paragraph" w:styleId="Heading1">
-    <w:name w:val="Heading 1"/>
-    <w:basedOn w:val="Normal"/>
-    <w:next w:val="Normal"/>
+    <w:name w:val="heading 1"/>
+    <w:uiPriority w:val="9"/>
     <w:qFormat/>
+    <w:pPr>
+      <w:spacing w:before="320" w:after="160"/>
+      <w:outlineLvl w:val="0"/>
+    </w:pPr>
     <w:rPr>
-      <w:color w:val="2E74B5"/>
-      <w:sz w:val="32"/>
-      <w:szCs w:val="32"/>
+      <w:b/>
+      <w:bCs/>
+      <w:color w:val="1F3864"/>
+      <w:sz w:val="36"/>
+      <w:szCs w:val="36"/>
     </w:rPr>
   </w:style>
   <w:style w:type="paragraph" w:styleId="Heading2">
-    <w:name w:val="Heading 2"/>
-    <w:basedOn w:val="Normal"/>
-    <w:next w:val="Normal"/>
+    <w:name w:val="heading 2"/>
+    <w:uiPriority w:val="9"/>
+    <w:unhideWhenUsed/>
     <w:qFormat/>
+    <w:pPr>
+      <w:spacing w:before="280" w:after="120"/>
+      <w:outlineLvl w:val="1"/>
+    </w:pPr>
     <w:rPr>
-      <w:color w:val="2E74B5"/>
+      <w:b/>
+      <w:bCs/>
+      <w:color w:val="2E6CA4"/>
       <w:sz w:val="26"/>
       <w:szCs w:val="26"/>
     </w:rPr>
   </w:style>
   <w:style w:type="paragraph" w:styleId="Heading3">
-    <w:name w:val="Heading 3"/>
-    <w:basedOn w:val="Normal"/>
-    <w:next w:val="Normal"/>
+    <w:name w:val="heading 3"/>
+    <w:uiPriority w:val="9"/>
+    <w:semiHidden/>
+    <w:unhideWhenUsed/>
     <w:qFormat/>
+    <w:pPr>
+      <w:outlineLvl w:val="2"/>
+    </w:pPr>
     <w:rPr>
       <w:color w:val="1F4D78"/>
       <w:sz w:val="24"/>
@@ -1988,10 +2091,14 @@
     </w:rPr>
   </w:style>
   <w:style w:type="paragraph" w:styleId="Heading4">
-    <w:name w:val="Heading 4"/>
-    <w:basedOn w:val="Normal"/>
-    <w:next w:val="Normal"/>
+    <w:name w:val="heading 4"/>
+    <w:uiPriority w:val="9"/>
+    <w:semiHidden/>
+    <w:unhideWhenUsed/>
     <w:qFormat/>
+    <w:pPr>
+      <w:outlineLvl w:val="3"/>
+    </w:pPr>
     <w:rPr>
       <w:i/>
       <w:iCs/>
@@ -1999,27 +2106,69 @@
     </w:rPr>
   </w:style>
   <w:style w:type="paragraph" w:styleId="Heading5">
-    <w:name w:val="Heading 5"/>
-    <w:basedOn w:val="Normal"/>
-    <w:next w:val="Normal"/>
+    <w:name w:val="heading 5"/>
+    <w:uiPriority w:val="9"/>
+    <w:semiHidden/>
+    <w:unhideWhenUsed/>
     <w:qFormat/>
+    <w:pPr>
+      <w:outlineLvl w:val="4"/>
+    </w:pPr>
     <w:rPr>
       <w:color w:val="2E74B5"/>
     </w:rPr>
   </w:style>
   <w:style w:type="paragraph" w:styleId="Heading6">
-    <w:name w:val="Heading 6"/>
-    <w:basedOn w:val="Normal"/>
-    <w:next w:val="Normal"/>
+    <w:name w:val="heading 6"/>
+    <w:uiPriority w:val="9"/>
+    <w:semiHidden/>
+    <w:unhideWhenUsed/>
     <w:qFormat/>
+    <w:pPr>
+      <w:outlineLvl w:val="5"/>
+    </w:pPr>
     <w:rPr>
       <w:color w:val="1F4D78"/>
     </w:rPr>
   </w:style>
-  <w:style w:type="paragraph" w:styleId="Strong">
-    <w:name w:val="Strong"/>
-    <w:basedOn w:val="Normal"/>
-    <w:next w:val="Normal"/>
+  <w:style w:type="character" w:default="1" w:styleId="DefaultParagraphFont">
+    <w:name w:val="Default Paragraph Font"/>
+    <w:uiPriority w:val="1"/>
+    <w:semiHidden/>
+    <w:unhideWhenUsed/>
+  </w:style>
+  <w:style w:type="table" w:default="1" w:styleId="TableNormal">
+    <w:name w:val="Normal Table"/>
+    <w:uiPriority w:val="99"/>
+    <w:semiHidden/>
+    <w:unhideWhenUsed/>
+    <w:tblPr>
+      <w:tblInd w:w="0" w:type="dxa"/>
+      <w:tblCellMar>
+        <w:top w:w="0" w:type="dxa"/>
+        <w:left w:w="108" w:type="dxa"/>
+        <w:bottom w:w="0" w:type="dxa"/>
+        <w:right w:w="108" w:type="dxa"/>
+      </w:tblCellMar>
+    </w:tblPr>
+  </w:style>
+  <w:style w:type="numbering" w:default="1" w:styleId="NoList">
+    <w:name w:val="No List"/>
+    <w:uiPriority w:val="99"/>
+    <w:semiHidden/>
+    <w:unhideWhenUsed/>
+  </w:style>
+  <w:style w:type="paragraph" w:styleId="Title">
+    <w:name w:val="Title"/>
+    <w:uiPriority w:val="10"/>
+    <w:qFormat/>
+    <w:rPr>
+      <w:sz w:val="56"/>
+      <w:szCs w:val="56"/>
+    </w:rPr>
+  </w:style>
+  <w:style w:type="paragraph" w:customStyle="1" w:styleId="Strong1">
+    <w:name w:val="Strong1"/>
     <w:qFormat/>
     <w:rPr>
       <w:b/>
@@ -2028,12 +2177,10 @@
   </w:style>
   <w:style w:type="paragraph" w:styleId="ListParagraph">
     <w:name w:val="List Paragraph"/>
-    <w:basedOn w:val="Normal"/>
     <w:qFormat/>
   </w:style>
   <w:style w:type="character" w:styleId="Hyperlink">
     <w:name w:val="Hyperlink"/>
-    <w:basedOn w:val="DefaultParagraphFont"/>
     <w:uiPriority w:val="99"/>
     <w:unhideWhenUsed/>
     <w:rPr>
@@ -2043,7 +2190,6 @@
   </w:style>
   <w:style w:type="character" w:styleId="FootnoteReference">
     <w:name w:val="footnote reference"/>
-    <w:basedOn w:val="DefaultParagraphFont"/>
     <w:uiPriority w:val="99"/>
     <w:semiHidden/>
     <w:unhideWhenUsed/>
@@ -2053,22 +2199,17 @@
   </w:style>
   <w:style w:type="paragraph" w:styleId="FootnoteText">
     <w:name w:val="footnote text"/>
-    <w:basedOn w:val="Normal"/>
     <w:link w:val="FootnoteTextChar"/>
     <w:uiPriority w:val="99"/>
     <w:semiHidden/>
     <w:unhideWhenUsed/>
-    <w:pPr>
-      <w:spacing w:after="0" w:line="240" w:lineRule="auto"/>
-    </w:pPr>
     <w:rPr>
       <w:sz w:val="20"/>
       <w:szCs w:val="20"/>
     </w:rPr>
   </w:style>
-  <w:style w:type="character" w:styleId="FootnoteTextChar">
+  <w:style w:type="character" w:customStyle="1" w:styleId="FootnoteTextChar">
     <w:name w:val="Footnote Text Char"/>
-    <w:basedOn w:val="DefaultParagraphFont"/>
     <w:link w:val="FootnoteText"/>
     <w:uiPriority w:val="99"/>
     <w:semiHidden/>
@@ -2080,7 +2221,6 @@
   </w:style>
   <w:style w:type="character" w:styleId="EndnoteReference">
     <w:name w:val="endnote reference"/>
-    <w:basedOn w:val="DefaultParagraphFont"/>
     <w:uiPriority w:val="99"/>
     <w:semiHidden/>
     <w:unhideWhenUsed/>
@@ -2090,22 +2230,17 @@
   </w:style>
   <w:style w:type="paragraph" w:styleId="EndnoteText">
     <w:name w:val="endnote text"/>
-    <w:basedOn w:val="Normal"/>
     <w:link w:val="EndnoteTextChar"/>
     <w:uiPriority w:val="99"/>
     <w:semiHidden/>
     <w:unhideWhenUsed/>
-    <w:pPr>
-      <w:spacing w:after="0" w:line="240" w:lineRule="auto"/>
-    </w:pPr>
     <w:rPr>
       <w:sz w:val="20"/>
       <w:szCs w:val="20"/>
     </w:rPr>
   </w:style>
-  <w:style w:type="character" w:styleId="EndnoteTextChar">
+  <w:style w:type="character" w:customStyle="1" w:styleId="EndnoteTextChar">
     <w:name w:val="Endnote Text Char"/>
-    <w:basedOn w:val="DefaultParagraphFont"/>
     <w:link w:val="EndnoteText"/>
     <w:uiPriority w:val="99"/>
     <w:semiHidden/>
@@ -2115,41 +2250,320 @@
       <w:szCs w:val="20"/>
     </w:rPr>
   </w:style>
-  <w:style w:type="paragraph" w:styleId="Heading1">
-    <w:name w:val="Heading 1"/>
-    <w:basedOn w:val="Normal"/>
-    <w:next w:val="Normal"/>
-    <w:qFormat/>
-    <w:pPr>
-      <w:spacing w:after="160" w:before="320"/>
-      <w:outlineLvl w:val="0"/>
-    </w:pPr>
-    <w:rPr>
-      <w:rFonts w:ascii="Arial" w:cs="Arial" w:eastAsia="Arial" w:hAnsi="Arial"/>
-      <w:b/>
-      <w:bCs/>
-      <w:color w:val="1F3864"/>
-      <w:sz w:val="36"/>
-      <w:szCs w:val="36"/>
-    </w:rPr>
-  </w:style>
-  <w:style w:type="paragraph" w:styleId="Heading2">
-    <w:name w:val="Heading 2"/>
-    <w:basedOn w:val="Normal"/>
-    <w:next w:val="Normal"/>
-    <w:qFormat/>
-    <w:pPr>
-      <w:spacing w:after="120" w:before="280"/>
-      <w:outlineLvl w:val="1"/>
-    </w:pPr>
-    <w:rPr>
-      <w:rFonts w:ascii="Arial" w:cs="Arial" w:eastAsia="Arial" w:hAnsi="Arial"/>
-      <w:b/>
-      <w:bCs/>
-      <w:color w:val="2E6CA4"/>
-      <w:sz w:val="26"/>
-      <w:szCs w:val="26"/>
-    </w:rPr>
-  </w:style>
 </w:styles>
+</file>
+
+<file path=word/theme/theme1.xml><?xml version="1.0" encoding="utf-8"?>
+<a:theme xmlns:a="http://schemas.openxmlformats.org/drawingml/2006/main" name="Office Theme">
+  <a:themeElements>
+    <a:clrScheme name="Office">
+      <a:dk1>
+        <a:sysClr val="windowText" lastClr="000000"/>
+      </a:dk1>
+      <a:lt1>
+        <a:sysClr val="window" lastClr="FFFFFF"/>
+      </a:lt1>
+      <a:dk2>
+        <a:srgbClr val="0E2841"/>
+      </a:dk2>
+      <a:lt2>
+        <a:srgbClr val="E8E8E8"/>
+      </a:lt2>
+      <a:accent1>
+        <a:srgbClr val="156082"/>
+      </a:accent1>
+      <a:accent2>
+        <a:srgbClr val="E97132"/>
+      </a:accent2>
+      <a:accent3>
+        <a:srgbClr val="196B24"/>
+      </a:accent3>
+      <a:accent4>
+        <a:srgbClr val="0F9ED5"/>
+      </a:accent4>
+      <a:accent5>
+        <a:srgbClr val="A02B93"/>
+      </a:accent5>
+      <a:accent6>
+        <a:srgbClr val="4EA72E"/>
+      </a:accent6>
+      <a:hlink>
+        <a:srgbClr val="467886"/>
+      </a:hlink>
+      <a:folHlink>
+        <a:srgbClr val="96607D"/>
+      </a:folHlink>
+    </a:clrScheme>
+    <a:fontScheme name="Office">
+      <a:majorFont>
+        <a:latin typeface="Aptos Display" panose="02110004020202020204"/>
+        <a:ea typeface=""/>
+        <a:cs typeface=""/>
+        <a:font script="Jpan" typeface="游ゴシック Light"/>
+        <a:font script="Hang" typeface="맑은 고딕"/>
+        <a:font script="Hans" typeface="等线 Light"/>
+        <a:font script="Hant" typeface="新細明體"/>
+        <a:font script="Arab" typeface="Times New Roman"/>
+        <a:font script="Hebr" typeface="Times New Roman"/>
+        <a:font script="Thai" typeface="Angsana New"/>
+        <a:font script="Ethi" typeface="Nyala"/>
+        <a:font script="Beng" typeface="Vrinda"/>
+        <a:font script="Gujr" typeface="Shruti"/>
+        <a:font script="Khmr" typeface="MoolBoran"/>
+        <a:font script="Knda" typeface="Tunga"/>
+        <a:font script="Guru" typeface="Raavi"/>
+        <a:font script="Cans" typeface="Euphemia"/>
+        <a:font script="Cher" typeface="Plantagenet Cherokee"/>
+        <a:font script="Yiii" typeface="Microsoft Yi Baiti"/>
+        <a:font script="Tibt" typeface="Microsoft Himalaya"/>
+        <a:font script="Thaa" typeface="MV Boli"/>
+        <a:font script="Deva" typeface="Mangal"/>
+        <a:font script="Telu" typeface="Gautami"/>
+        <a:font script="Taml" typeface="Latha"/>
+        <a:font script="Syrc" typeface="Estrangelo Edessa"/>
+        <a:font script="Orya" typeface="Kalinga"/>
+        <a:font script="Mlym" typeface="Kartika"/>
+        <a:font script="Laoo" typeface="DokChampa"/>
+        <a:font script="Sinh" typeface="Iskoola Pota"/>
+        <a:font script="Mong" typeface="Mongolian Baiti"/>
+        <a:font script="Viet" typeface="Times New Roman"/>
+        <a:font script="Uigh" typeface="Microsoft Uighur"/>
+        <a:font script="Geor" typeface="Sylfaen"/>
+        <a:font script="Armn" typeface="Arial"/>
+        <a:font script="Bugi" typeface="Leelawadee UI"/>
+        <a:font script="Bopo" typeface="Microsoft JhengHei"/>
+        <a:font script="Java" typeface="Javanese Text"/>
+        <a:font script="Lisu" typeface="Segoe UI"/>
+        <a:font script="Mymr" typeface="Myanmar Text"/>
+        <a:font script="Nkoo" typeface="Ebrima"/>
+        <a:font script="Olck" typeface="Nirmala UI"/>
+        <a:font script="Osma" typeface="Ebrima"/>
+        <a:font script="Phag" typeface="Phagspa"/>
+        <a:font script="Syrn" typeface="Estrangelo Edessa"/>
+        <a:font script="Syrj" typeface="Estrangelo Edessa"/>
+        <a:font script="Syre" typeface="Estrangelo Edessa"/>
+        <a:font script="Sora" typeface="Nirmala UI"/>
+        <a:font script="Tale" typeface="Microsoft Tai Le"/>
+        <a:font script="Talu" typeface="Microsoft New Tai Lue"/>
+        <a:font script="Tfng" typeface="Ebrima"/>
+      </a:majorFont>
+      <a:minorFont>
+        <a:latin typeface="Aptos" panose="02110004020202020204"/>
+        <a:ea typeface=""/>
+        <a:cs typeface=""/>
+        <a:font script="Jpan" typeface="游明朝"/>
+        <a:font script="Hang" typeface="맑은 고딕"/>
+        <a:font script="Hans" typeface="等线"/>
+        <a:font script="Hant" typeface="新細明體"/>
+        <a:font script="Arab" typeface="Arial"/>
+        <a:font script="Hebr" typeface="Arial"/>
+        <a:font script="Thai" typeface="Cordia New"/>
+        <a:font script="Ethi" typeface="Nyala"/>
+        <a:font script="Beng" typeface="Vrinda"/>
+        <a:font script="Gujr" typeface="Shruti"/>
+        <a:font script="Khmr" typeface="DaunPenh"/>
+        <a:font script="Knda" typeface="Tunga"/>
+        <a:font script="Guru" typeface="Raavi"/>
+        <a:font script="Cans" typeface="Euphemia"/>
+        <a:font script="Cher" typeface="Plantagenet Cherokee"/>
+        <a:font script="Yiii" typeface="Microsoft Yi Baiti"/>
+        <a:font script="Tibt" typeface="Microsoft Himalaya"/>
+        <a:font script="Thaa" typeface="MV Boli"/>
+        <a:font script="Deva" typeface="Mangal"/>
+        <a:font script="Telu" typeface="Gautami"/>
+        <a:font script="Taml" typeface="Latha"/>
+        <a:font script="Syrc" typeface="Estrangelo Edessa"/>
+        <a:font script="Orya" typeface="Kalinga"/>
+        <a:font script="Mlym" typeface="Kartika"/>
+        <a:font script="Laoo" typeface="DokChampa"/>
+        <a:font script="Sinh" typeface="Iskoola Pota"/>
+        <a:font script="Mong" typeface="Mongolian Baiti"/>
+        <a:font script="Viet" typeface="Arial"/>
+        <a:font script="Uigh" typeface="Microsoft Uighur"/>
+        <a:font script="Geor" typeface="Sylfaen"/>
+        <a:font script="Armn" typeface="Arial"/>
+        <a:font script="Bugi" typeface="Leelawadee UI"/>
+        <a:font script="Bopo" typeface="Microsoft JhengHei"/>
+        <a:font script="Java" typeface="Javanese Text"/>
+        <a:font script="Lisu" typeface="Segoe UI"/>
+        <a:font script="Mymr" typeface="Myanmar Text"/>
+        <a:font script="Nkoo" typeface="Ebrima"/>
+        <a:font script="Olck" typeface="Nirmala UI"/>
+        <a:font script="Osma" typeface="Ebrima"/>
+        <a:font script="Phag" typeface="Phagspa"/>
+        <a:font script="Syrn" typeface="Estrangelo Edessa"/>
+        <a:font script="Syrj" typeface="Estrangelo Edessa"/>
+        <a:font script="Syre" typeface="Estrangelo Edessa"/>
+        <a:font script="Sora" typeface="Nirmala UI"/>
+        <a:font script="Tale" typeface="Microsoft Tai Le"/>
+        <a:font script="Talu" typeface="Microsoft New Tai Lue"/>
+        <a:font script="Tfng" typeface="Ebrima"/>
+      </a:minorFont>
+    </a:fontScheme>
+    <a:fmtScheme name="Office">
+      <a:fillStyleLst>
+        <a:solidFill>
+          <a:schemeClr val="phClr"/>
+        </a:solidFill>
+        <a:gradFill rotWithShape="1">
+          <a:gsLst>
+            <a:gs pos="0">
+              <a:schemeClr val="phClr">
+                <a:lumMod val="110000"/>
+                <a:satMod val="105000"/>
+                <a:tint val="67000"/>
+              </a:schemeClr>
+            </a:gs>
+            <a:gs pos="50000">
+              <a:schemeClr val="phClr">
+                <a:lumMod val="105000"/>
+                <a:satMod val="103000"/>
+                <a:tint val="73000"/>
+              </a:schemeClr>
+            </a:gs>
+            <a:gs pos="100000">
+              <a:schemeClr val="phClr">
+                <a:lumMod val="105000"/>
+                <a:satMod val="109000"/>
+                <a:tint val="81000"/>
+              </a:schemeClr>
+            </a:gs>
+          </a:gsLst>
+          <a:lin ang="5400000" scaled="0"/>
+        </a:gradFill>
+        <a:gradFill rotWithShape="1">
+          <a:gsLst>
+            <a:gs pos="0">
+              <a:schemeClr val="phClr">
+                <a:satMod val="103000"/>
+                <a:lumMod val="102000"/>
+                <a:tint val="94000"/>
+              </a:schemeClr>
+            </a:gs>
+            <a:gs pos="50000">
+              <a:schemeClr val="phClr">
+                <a:satMod val="110000"/>
+                <a:lumMod val="100000"/>
+                <a:shade val="100000"/>
+              </a:schemeClr>
+            </a:gs>
+            <a:gs pos="100000">
+              <a:schemeClr val="phClr">
+                <a:lumMod val="99000"/>
+                <a:satMod val="120000"/>
+                <a:shade val="78000"/>
+              </a:schemeClr>
+            </a:gs>
+          </a:gsLst>
+          <a:lin ang="5400000" scaled="0"/>
+        </a:gradFill>
+      </a:fillStyleLst>
+      <a:lnStyleLst>
+        <a:ln w="12700" cap="flat" cmpd="sng" algn="ctr">
+          <a:solidFill>
+            <a:schemeClr val="phClr"/>
+          </a:solidFill>
+          <a:prstDash val="solid"/>
+          <a:miter lim="800000"/>
+        </a:ln>
+        <a:ln w="19050" cap="flat" cmpd="sng" algn="ctr">
+          <a:solidFill>
+            <a:schemeClr val="phClr"/>
+          </a:solidFill>
+          <a:prstDash val="solid"/>
+          <a:miter lim="800000"/>
+        </a:ln>
+        <a:ln w="25400" cap="flat" cmpd="sng" algn="ctr">
+          <a:solidFill>
+            <a:schemeClr val="phClr"/>
+          </a:solidFill>
+          <a:prstDash val="solid"/>
+          <a:miter lim="800000"/>
+        </a:ln>
+      </a:lnStyleLst>
+      <a:effectStyleLst>
+        <a:effectStyle>
+          <a:effectLst/>
+        </a:effectStyle>
+        <a:effectStyle>
+          <a:effectLst/>
+        </a:effectStyle>
+        <a:effectStyle>
+          <a:effectLst>
+            <a:outerShdw blurRad="57150" dist="19050" dir="5400000" algn="ctr" rotWithShape="0">
+              <a:srgbClr val="000000">
+                <a:alpha val="63000"/>
+              </a:srgbClr>
+            </a:outerShdw>
+          </a:effectLst>
+        </a:effectStyle>
+      </a:effectStyleLst>
+      <a:bgFillStyleLst>
+        <a:solidFill>
+          <a:schemeClr val="phClr"/>
+        </a:solidFill>
+        <a:solidFill>
+          <a:schemeClr val="phClr">
+            <a:tint val="95000"/>
+            <a:satMod val="170000"/>
+          </a:schemeClr>
+        </a:solidFill>
+        <a:gradFill rotWithShape="1">
+          <a:gsLst>
+            <a:gs pos="0">
+              <a:schemeClr val="phClr">
+                <a:tint val="93000"/>
+                <a:satMod val="150000"/>
+                <a:shade val="98000"/>
+                <a:lumMod val="102000"/>
+              </a:schemeClr>
+            </a:gs>
+            <a:gs pos="50000">
+              <a:schemeClr val="phClr">
+                <a:tint val="98000"/>
+                <a:satMod val="130000"/>
+                <a:shade val="90000"/>
+                <a:lumMod val="103000"/>
+              </a:schemeClr>
+            </a:gs>
+            <a:gs pos="100000">
+              <a:schemeClr val="phClr">
+                <a:shade val="63000"/>
+                <a:satMod val="120000"/>
+              </a:schemeClr>
+            </a:gs>
+          </a:gsLst>
+          <a:lin ang="5400000" scaled="0"/>
+        </a:gradFill>
+      </a:bgFillStyleLst>
+    </a:fmtScheme>
+  </a:themeElements>
+  <a:objectDefaults>
+    <a:lnDef>
+      <a:spPr/>
+      <a:bodyPr/>
+      <a:lstStyle/>
+      <a:style>
+        <a:lnRef idx="2">
+          <a:schemeClr val="accent1"/>
+        </a:lnRef>
+        <a:fillRef idx="0">
+          <a:schemeClr val="accent1"/>
+        </a:fillRef>
+        <a:effectRef idx="1">
+          <a:schemeClr val="accent1"/>
+        </a:effectRef>
+        <a:fontRef idx="minor">
+          <a:schemeClr val="tx1"/>
+        </a:fontRef>
+      </a:style>
+    </a:lnDef>
+  </a:objectDefaults>
+  <a:extraClrSchemeLst/>
+  <a:extLst>
+    <a:ext uri="{05A4C25C-085E-4340-85A3-A5531E510DB2}">
+      <thm15:themeFamily xmlns:thm15="http://schemas.microsoft.com/office/thememl/2012/main" name="Office Theme" id="{2E142A2C-CD16-42D6-873A-C26D2A0506FA}" vid="{1BDDFF52-6CD6-40A5-AB3C-68EB2F1E4D0A}"/>
+    </a:ext>
+  </a:extLst>
+</a:theme>
 </file>